--- a/doc/青泓勘察系统-PRD文档-V2.1.docx
+++ b/doc/青泓勘察系统-PRD文档-V2.1.docx
@@ -398,7 +398,7 @@
         <w:tc>
           <w:tcPr>
             <w:tcW w:w="2262" w:type="dxa"/>
-            <w:shd w:val="clear"/>
+            <w:shd w:val="clear" w:color="auto" w:fill="auto"/>
             <w:vAlign w:val="top"/>
           </w:tcPr>
           <w:p>
@@ -500,18 +500,7 @@
                 <w:szCs w:val="20"/>
                 <w:lang w:val="en-US" w:eastAsia="zh-CN" w:bidi="zh-CN"/>
               </w:rPr>
-              <w:t>补充业务</w:t>
-            </w:r>
-            <w:bookmarkStart w:id="0" w:name="_GoBack"/>
-            <w:bookmarkEnd w:id="0"/>
-            <w:r>
-              <w:rPr>
-                <w:rFonts w:hint="eastAsia"/>
-                <w:sz w:val="20"/>
-                <w:szCs w:val="20"/>
-                <w:lang w:val="en-US" w:eastAsia="zh-CN" w:bidi="zh-CN"/>
-              </w:rPr>
-              <w:t>流程图说米</w:t>
+              <w:t>补充业务流程图说米</w:t>
             </w:r>
           </w:p>
         </w:tc>
@@ -621,6 +610,25 @@
       </w:pPr>
       <w:r>
         <w:rPr>
+          <w:rFonts w:hint="eastAsia"/>
+          <w:sz w:val="22"/>
+          <w:szCs w:val="22"/>
+          <w:lang w:val="en-US" w:eastAsia="zh-CN" w:bidi="zh-CN"/>
+        </w:rPr>
+        <w:t>任务中心</w:t>
+      </w:r>
+    </w:p>
+    <w:p>
+      <w:pPr>
+        <w:pStyle w:val="17"/>
+        <w:numPr>
+          <w:ilvl w:val="0"/>
+          <w:numId w:val="1"/>
+        </w:numPr>
+        <w:spacing w:after="40"/>
+      </w:pPr>
+      <w:r>
+        <w:rPr>
           <w:sz w:val="22"/>
           <w:szCs w:val="22"/>
           <w:lang w:val="zh-CN" w:eastAsia="zh-CN" w:bidi="zh-CN"/>
@@ -658,7 +666,7 @@
           <w:szCs w:val="22"/>
           <w:lang w:val="zh-CN" w:eastAsia="zh-CN" w:bidi="zh-CN"/>
         </w:rPr>
-        <w:t>数据看板、消息推送、任务中心、第三方协作、批量导出等运营体验增强</w:t>
+        <w:t>数据看板、第三方协作、批量导出等运营体验增强</w:t>
       </w:r>
     </w:p>
     <w:p/>
@@ -6647,6 +6655,10 @@
     <w:p>
       <w:pPr>
         <w:pStyle w:val="3"/>
+        <w:rPr>
+          <w:rFonts w:hint="default"/>
+          <w:lang w:val="en-US"/>
+        </w:rPr>
       </w:pPr>
       <w:r>
         <w:rPr>
@@ -6658,6 +6670,28 @@
         </w:rPr>
         <w:t>5.1 认证与账号安全</w:t>
       </w:r>
+      <w:r>
+        <w:rPr>
+          <w:rFonts w:hint="eastAsia"/>
+          <w:b/>
+          <w:bCs/>
+          <w:sz w:val="26"/>
+          <w:szCs w:val="26"/>
+          <w:lang w:val="zh-CN" w:eastAsia="zh-CN" w:bidi="zh-CN"/>
+        </w:rPr>
+        <w:t>（</w:t>
+      </w:r>
+      <w:r>
+        <w:rPr>
+          <w:rFonts w:hint="eastAsia"/>
+          <w:b/>
+          <w:bCs/>
+          <w:sz w:val="26"/>
+          <w:szCs w:val="26"/>
+          <w:lang w:val="en-US" w:eastAsia="zh-CN" w:bidi="zh-CN"/>
+        </w:rPr>
+        <w:t>沿用2.0 产品组件）</w:t>
+      </w:r>
     </w:p>
     <w:p>
       <w:pPr>
@@ -6825,6 +6859,58 @@
     </w:p>
     <w:p>
       <w:pPr>
+        <w:pStyle w:val="17"/>
+        <w:numPr>
+          <w:ilvl w:val="0"/>
+          <w:numId w:val="1"/>
+        </w:numPr>
+        <w:spacing w:after="40"/>
+      </w:pPr>
+      <w:r>
+        <w:rPr>
+          <w:sz w:val="22"/>
+          <w:szCs w:val="22"/>
+          <w:lang w:val="zh-CN" w:eastAsia="zh-CN" w:bidi="zh-CN"/>
+        </w:rPr>
+        <w:t>短信验证码登录</w:t>
+      </w:r>
+    </w:p>
+    <w:p>
+      <w:pPr>
+        <w:pStyle w:val="17"/>
+        <w:numPr>
+          <w:ilvl w:val="0"/>
+          <w:numId w:val="1"/>
+        </w:numPr>
+        <w:spacing w:after="40"/>
+      </w:pPr>
+      <w:r>
+        <w:rPr>
+          <w:sz w:val="22"/>
+          <w:szCs w:val="22"/>
+          <w:lang w:val="zh-CN" w:eastAsia="zh-CN" w:bidi="zh-CN"/>
+        </w:rPr>
+        <w:t>登录异常检测（设备指纹/地理位置）</w:t>
+      </w:r>
+    </w:p>
+    <w:p/>
+    <w:p>
+      <w:pPr>
+        <w:pStyle w:val="3"/>
+      </w:pPr>
+      <w:r>
+        <w:rPr>
+          <w:b/>
+          <w:bCs/>
+          <w:sz w:val="26"/>
+          <w:szCs w:val="26"/>
+          <w:lang w:val="zh-CN" w:eastAsia="zh-CN" w:bidi="zh-CN"/>
+        </w:rPr>
+        <w:t>5.2 项目管理</w:t>
+      </w:r>
+    </w:p>
+    <w:p>
+      <w:pPr>
         <w:pStyle w:val="4"/>
       </w:pPr>
       <w:r>
@@ -6835,6 +6921,216 @@
           <w:szCs w:val="24"/>
           <w:lang w:val="zh-CN" w:eastAsia="zh-CN" w:bidi="zh-CN"/>
         </w:rPr>
+        <w:t>一期功能</w:t>
+      </w:r>
+    </w:p>
+    <w:p>
+      <w:pPr>
+        <w:spacing w:after="60"/>
+      </w:pPr>
+      <w:r>
+        <w:rPr>
+          <w:sz w:val="22"/>
+          <w:szCs w:val="22"/>
+          <w:lang w:val="zh-CN" w:eastAsia="zh-CN" w:bidi="zh-CN"/>
+        </w:rPr>
+        <w:t xml:space="preserve">🎯 </w:t>
+      </w:r>
+      <w:r>
+        <w:rPr>
+          <w:b/>
+          <w:bCs/>
+          <w:sz w:val="22"/>
+          <w:szCs w:val="22"/>
+          <w:lang w:val="zh-CN" w:eastAsia="zh-CN" w:bidi="zh-CN"/>
+        </w:rPr>
+        <w:t>作为 管理员/项目负责人，我希望 创建勘察项目并配置基本信息，以便 组织勘察工作</w:t>
+      </w:r>
+    </w:p>
+    <w:p>
+      <w:pPr>
+        <w:pStyle w:val="17"/>
+        <w:numPr>
+          <w:ilvl w:val="0"/>
+          <w:numId w:val="1"/>
+        </w:numPr>
+        <w:spacing w:after="40"/>
+      </w:pPr>
+      <w:r>
+        <w:rPr>
+          <w:sz w:val="22"/>
+          <w:szCs w:val="22"/>
+          <w:lang w:val="zh-CN" w:eastAsia="zh-CN" w:bidi="zh-CN"/>
+        </w:rPr>
+        <w:t>项目列表（分页、按状态筛选）</w:t>
+      </w:r>
+    </w:p>
+    <w:p>
+      <w:pPr>
+        <w:pStyle w:val="17"/>
+        <w:numPr>
+          <w:ilvl w:val="0"/>
+          <w:numId w:val="1"/>
+        </w:numPr>
+        <w:spacing w:after="40"/>
+      </w:pPr>
+      <w:r>
+        <w:rPr>
+          <w:sz w:val="22"/>
+          <w:szCs w:val="22"/>
+          <w:lang w:val="zh-CN" w:eastAsia="zh-CN" w:bidi="zh-CN"/>
+        </w:rPr>
+        <w:t>新建项目：项目名称、委托单位、开始/结束日期、项目负责人、描述</w:t>
+      </w:r>
+    </w:p>
+    <w:p>
+      <w:pPr>
+        <w:pStyle w:val="17"/>
+        <w:numPr>
+          <w:ilvl w:val="0"/>
+          <w:numId w:val="1"/>
+        </w:numPr>
+        <w:spacing w:after="40"/>
+      </w:pPr>
+      <w:r>
+        <w:rPr>
+          <w:sz w:val="22"/>
+          <w:szCs w:val="22"/>
+          <w:lang w:val="zh-CN" w:eastAsia="zh-CN" w:bidi="zh-CN"/>
+        </w:rPr>
+        <w:t>编辑项目（已归档项目不可编辑）</w:t>
+      </w:r>
+    </w:p>
+    <w:p>
+      <w:pPr>
+        <w:pStyle w:val="17"/>
+        <w:numPr>
+          <w:ilvl w:val="0"/>
+          <w:numId w:val="1"/>
+        </w:numPr>
+        <w:spacing w:after="40"/>
+      </w:pPr>
+      <w:r>
+        <w:rPr>
+          <w:sz w:val="22"/>
+          <w:szCs w:val="22"/>
+          <w:lang w:val="zh-CN" w:eastAsia="zh-CN" w:bidi="zh-CN"/>
+        </w:rPr>
+        <w:t>项目详情：基本信息、成员列表、标段列表、进度概览</w:t>
+      </w:r>
+    </w:p>
+    <w:p>
+      <w:pPr>
+        <w:pStyle w:val="17"/>
+        <w:numPr>
+          <w:ilvl w:val="0"/>
+          <w:numId w:val="1"/>
+        </w:numPr>
+        <w:spacing w:after="40"/>
+      </w:pPr>
+      <w:r>
+        <w:rPr>
+          <w:sz w:val="22"/>
+          <w:szCs w:val="22"/>
+          <w:lang w:val="zh-CN" w:eastAsia="zh-CN" w:bidi="zh-CN"/>
+        </w:rPr>
+        <w:t>项目状态流转：草稿 → 进行中 → 已完成 → 已归档</w:t>
+      </w:r>
+    </w:p>
+    <w:p>
+      <w:pPr>
+        <w:pStyle w:val="17"/>
+        <w:numPr>
+          <w:ilvl w:val="0"/>
+          <w:numId w:val="1"/>
+        </w:numPr>
+        <w:spacing w:after="40"/>
+      </w:pPr>
+      <w:r>
+        <w:rPr>
+          <w:sz w:val="22"/>
+          <w:szCs w:val="22"/>
+          <w:lang w:val="zh-CN" w:eastAsia="zh-CN" w:bidi="zh-CN"/>
+        </w:rPr>
+        <w:t>标段管理：创建/编辑标段、绑定负责人</w:t>
+      </w:r>
+    </w:p>
+    <w:p>
+      <w:pPr>
+        <w:pStyle w:val="17"/>
+        <w:numPr>
+          <w:ilvl w:val="0"/>
+          <w:numId w:val="1"/>
+        </w:numPr>
+        <w:spacing w:after="40"/>
+      </w:pPr>
+      <w:r>
+        <w:rPr>
+          <w:sz w:val="22"/>
+          <w:szCs w:val="22"/>
+          <w:lang w:val="zh-CN" w:eastAsia="zh-CN" w:bidi="zh-CN"/>
+        </w:rPr>
+        <w:t>项目成员：添加/移除成员</w:t>
+      </w:r>
+    </w:p>
+    <w:p>
+      <w:pPr>
+        <w:pStyle w:val="17"/>
+        <w:numPr>
+          <w:ilvl w:val="0"/>
+          <w:numId w:val="1"/>
+        </w:numPr>
+        <w:spacing w:after="40"/>
+        <w:rPr>
+          <w:highlight w:val="yellow"/>
+        </w:rPr>
+      </w:pPr>
+      <w:r>
+        <w:rPr>
+          <w:sz w:val="22"/>
+          <w:szCs w:val="22"/>
+          <w:highlight w:val="yellow"/>
+          <w:lang w:val="zh-CN" w:eastAsia="zh-CN" w:bidi="zh-CN"/>
+        </w:rPr>
+        <w:t>场景类型绑定模板版本</w:t>
+      </w:r>
+    </w:p>
+    <w:p>
+      <w:pPr>
+        <w:pStyle w:val="17"/>
+        <w:numPr>
+          <w:ilvl w:val="0"/>
+          <w:numId w:val="1"/>
+        </w:numPr>
+        <w:spacing w:after="40"/>
+      </w:pPr>
+      <w:r>
+        <w:rPr>
+          <w:sz w:val="22"/>
+          <w:szCs w:val="22"/>
+          <w:lang w:val="zh-CN" w:eastAsia="zh-CN" w:bidi="zh-CN"/>
+        </w:rPr>
+        <w:t>项目编号唯一校验</w:t>
+      </w:r>
+    </w:p>
+    <w:p>
+      <w:pPr>
+        <w:pStyle w:val="4"/>
+        <w:rPr>
+          <w:strike/>
+          <w:dstrike w:val="0"/>
+        </w:rPr>
+      </w:pPr>
+      <w:r>
+        <w:rPr>
+          <w:b/>
+          <w:bCs/>
+          <w:strike/>
+          <w:dstrike w:val="0"/>
+          <w:sz w:val="24"/>
+          <w:szCs w:val="24"/>
+          <w:lang w:val="zh-CN" w:eastAsia="zh-CN" w:bidi="zh-CN"/>
+        </w:rPr>
         <w:t>二期功能</w:t>
       </w:r>
     </w:p>
@@ -6846,32 +7142,44 @@
           <w:numId w:val="1"/>
         </w:numPr>
         <w:spacing w:after="40"/>
-      </w:pPr>
-      <w:r>
-        <w:rPr>
-          <w:sz w:val="22"/>
-          <w:szCs w:val="22"/>
-          <w:lang w:val="zh-CN" w:eastAsia="zh-CN" w:bidi="zh-CN"/>
-        </w:rPr>
-        <w:t>短信验证码登录</w:t>
-      </w:r>
-    </w:p>
-    <w:p>
-      <w:pPr>
-        <w:pStyle w:val="17"/>
-        <w:numPr>
-          <w:ilvl w:val="0"/>
-          <w:numId w:val="1"/>
-        </w:numPr>
-        <w:spacing w:after="40"/>
-      </w:pPr>
-      <w:r>
-        <w:rPr>
-          <w:sz w:val="22"/>
-          <w:szCs w:val="22"/>
-          <w:lang w:val="zh-CN" w:eastAsia="zh-CN" w:bidi="zh-CN"/>
-        </w:rPr>
-        <w:t>登录异常检测（设备指纹/地理位置）</w:t>
+        <w:rPr>
+          <w:strike/>
+          <w:dstrike w:val="0"/>
+        </w:rPr>
+      </w:pPr>
+      <w:r>
+        <w:rPr>
+          <w:strike/>
+          <w:dstrike w:val="0"/>
+          <w:sz w:val="22"/>
+          <w:szCs w:val="22"/>
+          <w:lang w:val="zh-CN" w:eastAsia="zh-CN" w:bidi="zh-CN"/>
+        </w:rPr>
+        <w:t>项目复制（快速创建相似项目）</w:t>
+      </w:r>
+    </w:p>
+    <w:p>
+      <w:pPr>
+        <w:pStyle w:val="17"/>
+        <w:numPr>
+          <w:ilvl w:val="0"/>
+          <w:numId w:val="1"/>
+        </w:numPr>
+        <w:spacing w:after="40"/>
+        <w:rPr>
+          <w:strike/>
+          <w:dstrike w:val="0"/>
+        </w:rPr>
+      </w:pPr>
+      <w:r>
+        <w:rPr>
+          <w:strike/>
+          <w:dstrike w:val="0"/>
+          <w:sz w:val="22"/>
+          <w:szCs w:val="22"/>
+          <w:lang w:val="zh-CN" w:eastAsia="zh-CN" w:bidi="zh-CN"/>
+        </w:rPr>
+        <w:t>批量编辑项目属性</w:t>
       </w:r>
     </w:p>
     <w:p/>
@@ -6887,7 +7195,7 @@
           <w:szCs w:val="26"/>
           <w:lang w:val="zh-CN" w:eastAsia="zh-CN" w:bidi="zh-CN"/>
         </w:rPr>
-        <w:t>5.2 项目管理</w:t>
+        <w:t>5.3 点位管理</w:t>
       </w:r>
     </w:p>
     <w:p>
@@ -6925,173 +7233,221 @@
           <w:szCs w:val="22"/>
           <w:lang w:val="zh-CN" w:eastAsia="zh-CN" w:bidi="zh-CN"/>
         </w:rPr>
-        <w:t>作为 管理员/项目负责人，我希望 创建勘察项目并配置基本信息，以便 组织勘察工作</w:t>
-      </w:r>
-    </w:p>
-    <w:p>
-      <w:pPr>
-        <w:pStyle w:val="17"/>
-        <w:numPr>
-          <w:ilvl w:val="0"/>
-          <w:numId w:val="1"/>
-        </w:numPr>
-        <w:spacing w:after="40"/>
-      </w:pPr>
-      <w:r>
-        <w:rPr>
-          <w:sz w:val="22"/>
-          <w:szCs w:val="22"/>
-          <w:lang w:val="zh-CN" w:eastAsia="zh-CN" w:bidi="zh-CN"/>
-        </w:rPr>
-        <w:t>项目列表（分页、按状态筛选）</w:t>
-      </w:r>
-    </w:p>
-    <w:p>
-      <w:pPr>
-        <w:pStyle w:val="17"/>
-        <w:numPr>
-          <w:ilvl w:val="0"/>
-          <w:numId w:val="1"/>
-        </w:numPr>
-        <w:spacing w:after="40"/>
-      </w:pPr>
-      <w:r>
-        <w:rPr>
-          <w:sz w:val="22"/>
-          <w:szCs w:val="22"/>
-          <w:lang w:val="zh-CN" w:eastAsia="zh-CN" w:bidi="zh-CN"/>
-        </w:rPr>
-        <w:t>新建项目：项目名称、委托单位、开始/结束日期、项目负责人、描述</w:t>
-      </w:r>
-    </w:p>
-    <w:p>
-      <w:pPr>
-        <w:pStyle w:val="17"/>
-        <w:numPr>
-          <w:ilvl w:val="0"/>
-          <w:numId w:val="1"/>
-        </w:numPr>
-        <w:spacing w:after="40"/>
-      </w:pPr>
-      <w:r>
-        <w:rPr>
-          <w:sz w:val="22"/>
-          <w:szCs w:val="22"/>
-          <w:lang w:val="zh-CN" w:eastAsia="zh-CN" w:bidi="zh-CN"/>
-        </w:rPr>
-        <w:t>编辑项目（已归档项目不可编辑）</w:t>
-      </w:r>
-    </w:p>
-    <w:p>
-      <w:pPr>
-        <w:pStyle w:val="17"/>
-        <w:numPr>
-          <w:ilvl w:val="0"/>
-          <w:numId w:val="1"/>
-        </w:numPr>
-        <w:spacing w:after="40"/>
-      </w:pPr>
-      <w:r>
-        <w:rPr>
-          <w:sz w:val="22"/>
-          <w:szCs w:val="22"/>
-          <w:lang w:val="zh-CN" w:eastAsia="zh-CN" w:bidi="zh-CN"/>
-        </w:rPr>
-        <w:t>项目详情：基本信息、成员列表、标段列表、进度概览</w:t>
-      </w:r>
-    </w:p>
-    <w:p>
-      <w:pPr>
-        <w:pStyle w:val="17"/>
-        <w:numPr>
-          <w:ilvl w:val="0"/>
-          <w:numId w:val="1"/>
-        </w:numPr>
-        <w:spacing w:after="40"/>
-      </w:pPr>
-      <w:r>
-        <w:rPr>
-          <w:sz w:val="22"/>
-          <w:szCs w:val="22"/>
-          <w:lang w:val="zh-CN" w:eastAsia="zh-CN" w:bidi="zh-CN"/>
-        </w:rPr>
-        <w:t>项目状态流转：草稿 → 进行中 → 已完成 → 已归档</w:t>
-      </w:r>
-    </w:p>
-    <w:p>
-      <w:pPr>
-        <w:pStyle w:val="17"/>
-        <w:numPr>
-          <w:ilvl w:val="0"/>
-          <w:numId w:val="1"/>
-        </w:numPr>
-        <w:spacing w:after="40"/>
-      </w:pPr>
-      <w:r>
-        <w:rPr>
-          <w:sz w:val="22"/>
-          <w:szCs w:val="22"/>
-          <w:lang w:val="zh-CN" w:eastAsia="zh-CN" w:bidi="zh-CN"/>
-        </w:rPr>
-        <w:t>标段管理：创建/编辑标段、绑定负责人</w:t>
-      </w:r>
-    </w:p>
-    <w:p>
-      <w:pPr>
-        <w:pStyle w:val="17"/>
-        <w:numPr>
-          <w:ilvl w:val="0"/>
-          <w:numId w:val="1"/>
-        </w:numPr>
-        <w:spacing w:after="40"/>
-      </w:pPr>
-      <w:r>
-        <w:rPr>
-          <w:sz w:val="22"/>
-          <w:szCs w:val="22"/>
-          <w:lang w:val="zh-CN" w:eastAsia="zh-CN" w:bidi="zh-CN"/>
-        </w:rPr>
-        <w:t>项目成员：添加/移除成员</w:t>
-      </w:r>
-    </w:p>
-    <w:p>
-      <w:pPr>
-        <w:pStyle w:val="17"/>
-        <w:numPr>
-          <w:ilvl w:val="0"/>
-          <w:numId w:val="1"/>
-        </w:numPr>
-        <w:spacing w:after="40"/>
-        <w:rPr>
-          <w:highlight w:val="yellow"/>
-        </w:rPr>
-      </w:pPr>
-      <w:r>
-        <w:rPr>
-          <w:sz w:val="22"/>
-          <w:szCs w:val="22"/>
-          <w:highlight w:val="yellow"/>
-          <w:lang w:val="zh-CN" w:eastAsia="zh-CN" w:bidi="zh-CN"/>
-        </w:rPr>
-        <w:t>场景类型绑定模板版本</w:t>
-      </w:r>
-    </w:p>
-    <w:p>
-      <w:pPr>
-        <w:pStyle w:val="17"/>
-        <w:numPr>
-          <w:ilvl w:val="0"/>
-          <w:numId w:val="1"/>
-        </w:numPr>
-        <w:spacing w:after="40"/>
-      </w:pPr>
-      <w:r>
-        <w:rPr>
-          <w:sz w:val="22"/>
-          <w:szCs w:val="22"/>
-          <w:lang w:val="zh-CN" w:eastAsia="zh-CN" w:bidi="zh-CN"/>
-        </w:rPr>
-        <w:t>项目编号唯一校验</w:t>
+        <w:t>作为 管理员，我希望 批量导入点位数据，以便 快速建立勘察任务</w:t>
+      </w:r>
+    </w:p>
+    <w:p>
+      <w:pPr>
+        <w:pStyle w:val="17"/>
+        <w:numPr>
+          <w:ilvl w:val="0"/>
+          <w:numId w:val="1"/>
+        </w:numPr>
+        <w:spacing w:after="40"/>
+      </w:pPr>
+      <w:r>
+        <w:rPr>
+          <w:sz w:val="22"/>
+          <w:szCs w:val="22"/>
+          <w:lang w:val="zh-CN" w:eastAsia="zh-CN" w:bidi="zh-CN"/>
+        </w:rPr>
+        <w:t>Excel 批量导入（.xlsx/.xls/.csv，单文件 ≤ 50MB）</w:t>
+      </w:r>
+    </w:p>
+    <w:p>
+      <w:pPr>
+        <w:pStyle w:val="17"/>
+        <w:numPr>
+          <w:ilvl w:val="0"/>
+          <w:numId w:val="1"/>
+        </w:numPr>
+        <w:spacing w:after="40"/>
+      </w:pPr>
+      <w:r>
+        <w:rPr>
+          <w:sz w:val="22"/>
+          <w:szCs w:val="22"/>
+          <w:lang w:val="zh-CN" w:eastAsia="zh-CN" w:bidi="zh-CN"/>
+        </w:rPr>
+        <w:t>导入模板下载</w:t>
+      </w:r>
+    </w:p>
+    <w:p>
+      <w:pPr>
+        <w:pStyle w:val="17"/>
+        <w:numPr>
+          <w:ilvl w:val="0"/>
+          <w:numId w:val="1"/>
+        </w:numPr>
+        <w:spacing w:after="40"/>
+      </w:pPr>
+      <w:r>
+        <w:rPr>
+          <w:sz w:val="22"/>
+          <w:szCs w:val="22"/>
+          <w:lang w:val="zh-CN" w:eastAsia="zh-CN" w:bidi="zh-CN"/>
+        </w:rPr>
+        <w:t>导入冲突处理（跳过重复/覆盖重复）</w:t>
+      </w:r>
+    </w:p>
+    <w:p>
+      <w:pPr>
+        <w:pStyle w:val="17"/>
+        <w:numPr>
+          <w:ilvl w:val="0"/>
+          <w:numId w:val="1"/>
+        </w:numPr>
+        <w:spacing w:after="40"/>
+      </w:pPr>
+      <w:r>
+        <w:rPr>
+          <w:sz w:val="22"/>
+          <w:szCs w:val="22"/>
+          <w:lang w:val="zh-CN" w:eastAsia="zh-CN" w:bidi="zh-CN"/>
+        </w:rPr>
+        <w:t>导入结果反馈（成功数/失败数/失败原因）</w:t>
+      </w:r>
+    </w:p>
+    <w:p>
+      <w:pPr>
+        <w:pStyle w:val="17"/>
+        <w:numPr>
+          <w:ilvl w:val="0"/>
+          <w:numId w:val="1"/>
+        </w:numPr>
+        <w:spacing w:after="40"/>
+      </w:pPr>
+      <w:r>
+        <w:rPr>
+          <w:sz w:val="22"/>
+          <w:szCs w:val="22"/>
+          <w:lang w:val="zh-CN" w:eastAsia="zh-CN" w:bidi="zh-CN"/>
+        </w:rPr>
+        <w:t>手工创建/编辑点位</w:t>
+      </w:r>
+    </w:p>
+    <w:p>
+      <w:pPr>
+        <w:pStyle w:val="17"/>
+        <w:numPr>
+          <w:ilvl w:val="0"/>
+          <w:numId w:val="1"/>
+        </w:numPr>
+        <w:spacing w:after="40"/>
+      </w:pPr>
+      <w:r>
+        <w:rPr>
+          <w:sz w:val="22"/>
+          <w:szCs w:val="22"/>
+          <w:lang w:val="zh-CN" w:eastAsia="zh-CN" w:bidi="zh-CN"/>
+        </w:rPr>
+        <w:t>点位列表（分页、筛选：项目/标段/状态/场景类型/关键字）</w:t>
+      </w:r>
+    </w:p>
+    <w:p>
+      <w:pPr>
+        <w:pStyle w:val="17"/>
+        <w:numPr>
+          <w:ilvl w:val="0"/>
+          <w:numId w:val="1"/>
+        </w:numPr>
+        <w:spacing w:after="40"/>
+      </w:pPr>
+      <w:r>
+        <w:rPr>
+          <w:sz w:val="22"/>
+          <w:szCs w:val="22"/>
+          <w:lang w:val="zh-CN" w:eastAsia="zh-CN" w:bidi="zh-CN"/>
+        </w:rPr>
+        <w:t>批量分配采集员</w:t>
+      </w:r>
+    </w:p>
+    <w:p>
+      <w:pPr>
+        <w:pStyle w:val="17"/>
+        <w:numPr>
+          <w:ilvl w:val="0"/>
+          <w:numId w:val="1"/>
+        </w:numPr>
+        <w:spacing w:after="40"/>
+      </w:pPr>
+      <w:r>
+        <w:rPr>
+          <w:sz w:val="22"/>
+          <w:szCs w:val="22"/>
+          <w:lang w:val="zh-CN" w:eastAsia="zh-CN" w:bidi="zh-CN"/>
+        </w:rPr>
+        <w:t>点位作废（作废后不可采集）</w:t>
+      </w:r>
+    </w:p>
+    <w:p>
+      <w:pPr>
+        <w:pStyle w:val="17"/>
+        <w:numPr>
+          <w:ilvl w:val="0"/>
+          <w:numId w:val="1"/>
+        </w:numPr>
+        <w:spacing w:after="40"/>
+      </w:pPr>
+      <w:r>
+        <w:rPr>
+          <w:sz w:val="22"/>
+          <w:szCs w:val="22"/>
+          <w:lang w:val="zh-CN" w:eastAsia="zh-CN" w:bidi="zh-CN"/>
+        </w:rPr>
+        <w:t>点位字段：编号、名称、项目、标段、场景类型、经纬度、行政区、分配人、采集人、版本号</w:t>
+      </w:r>
+    </w:p>
+    <w:p>
+      <w:pPr>
+        <w:pStyle w:val="17"/>
+        <w:numPr>
+          <w:ilvl w:val="0"/>
+          <w:numId w:val="1"/>
+        </w:numPr>
+        <w:spacing w:after="40"/>
+      </w:pPr>
+      <w:r>
+        <w:rPr>
+          <w:sz w:val="22"/>
+          <w:szCs w:val="22"/>
+          <w:lang w:val="zh-CN" w:eastAsia="zh-CN" w:bidi="zh-CN"/>
+        </w:rPr>
+        <w:t>PC 端地图视图（点位图层、卫星图、筛选）</w:t>
+      </w:r>
+    </w:p>
+    <w:p>
+      <w:pPr>
+        <w:pStyle w:val="17"/>
+        <w:numPr>
+          <w:ilvl w:val="0"/>
+          <w:numId w:val="1"/>
+        </w:numPr>
+        <w:spacing w:after="40"/>
+      </w:pPr>
+      <w:r>
+        <w:rPr>
+          <w:sz w:val="22"/>
+          <w:szCs w:val="22"/>
+          <w:lang w:val="zh-CN" w:eastAsia="zh-CN" w:bidi="zh-CN"/>
+        </w:rPr>
+        <w:t>点位编辑历史追踪</w:t>
+      </w:r>
+    </w:p>
+    <w:p/>
+    <w:p>
+      <w:pPr>
+        <w:pStyle w:val="3"/>
+      </w:pPr>
+      <w:r>
+        <w:rPr>
+          <w:b/>
+          <w:bCs/>
+          <w:sz w:val="26"/>
+          <w:szCs w:val="26"/>
+          <w:lang w:val="zh-CN" w:eastAsia="zh-CN" w:bidi="zh-CN"/>
+        </w:rPr>
+        <w:t>5.4 动态模板引擎</w:t>
       </w:r>
     </w:p>
     <w:p>
@@ -7106,6 +7462,224 @@
           <w:szCs w:val="24"/>
           <w:lang w:val="zh-CN" w:eastAsia="zh-CN" w:bidi="zh-CN"/>
         </w:rPr>
+        <w:t>一期功能</w:t>
+      </w:r>
+    </w:p>
+    <w:p>
+      <w:pPr>
+        <w:spacing w:after="60"/>
+      </w:pPr>
+      <w:r>
+        <w:rPr>
+          <w:sz w:val="22"/>
+          <w:szCs w:val="22"/>
+          <w:lang w:val="zh-CN" w:eastAsia="zh-CN" w:bidi="zh-CN"/>
+        </w:rPr>
+        <w:t xml:space="preserve">🎯 </w:t>
+      </w:r>
+      <w:r>
+        <w:rPr>
+          <w:b/>
+          <w:bCs/>
+          <w:sz w:val="22"/>
+          <w:szCs w:val="22"/>
+          <w:lang w:val="zh-CN" w:eastAsia="zh-CN" w:bidi="zh-CN"/>
+        </w:rPr>
+        <w:t>作为 管理员，我希望 创建自定义采集表单模板，以便 适应不同场景类型的采集需求</w:t>
+      </w:r>
+    </w:p>
+    <w:p>
+      <w:pPr>
+        <w:pStyle w:val="17"/>
+        <w:numPr>
+          <w:ilvl w:val="0"/>
+          <w:numId w:val="1"/>
+        </w:numPr>
+        <w:spacing w:after="40"/>
+      </w:pPr>
+      <w:r>
+        <w:rPr>
+          <w:sz w:val="22"/>
+          <w:szCs w:val="22"/>
+          <w:lang w:val="zh-CN" w:eastAsia="zh-CN" w:bidi="zh-CN"/>
+        </w:rPr>
+        <w:t>三栏布局编辑器（组件库 | 表单画布 | 属性配置）</w:t>
+      </w:r>
+    </w:p>
+    <w:p>
+      <w:pPr>
+        <w:pStyle w:val="17"/>
+        <w:numPr>
+          <w:ilvl w:val="0"/>
+          <w:numId w:val="1"/>
+        </w:numPr>
+        <w:spacing w:after="40"/>
+      </w:pPr>
+      <w:r>
+        <w:rPr>
+          <w:sz w:val="22"/>
+          <w:szCs w:val="22"/>
+          <w:lang w:val="zh-CN" w:eastAsia="zh-CN" w:bidi="zh-CN"/>
+        </w:rPr>
+        <w:t>基础字段类型：单行输入(Input)、数字(Number)、下拉单选(Select)、单选(Radio)、多选(Checkbox)、日期(Date)、图片(Image)、多行文本(Textarea)、位置(Location)</w:t>
+      </w:r>
+    </w:p>
+    <w:p>
+      <w:pPr>
+        <w:pStyle w:val="17"/>
+        <w:numPr>
+          <w:ilvl w:val="0"/>
+          <w:numId w:val="1"/>
+        </w:numPr>
+        <w:spacing w:after="40"/>
+      </w:pPr>
+      <w:r>
+        <w:rPr>
+          <w:sz w:val="22"/>
+          <w:szCs w:val="22"/>
+          <w:lang w:val="zh-CN" w:eastAsia="zh-CN" w:bidi="zh-CN"/>
+        </w:rPr>
+        <w:t>字段拖拽排序</w:t>
+      </w:r>
+    </w:p>
+    <w:p>
+      <w:pPr>
+        <w:pStyle w:val="17"/>
+        <w:numPr>
+          <w:ilvl w:val="0"/>
+          <w:numId w:val="1"/>
+        </w:numPr>
+        <w:spacing w:after="40"/>
+      </w:pPr>
+      <w:r>
+        <w:rPr>
+          <w:sz w:val="22"/>
+          <w:szCs w:val="22"/>
+          <w:lang w:val="zh-CN" w:eastAsia="zh-CN" w:bidi="zh-CN"/>
+        </w:rPr>
+        <w:t>必填校验配置</w:t>
+      </w:r>
+    </w:p>
+    <w:p>
+      <w:pPr>
+        <w:pStyle w:val="17"/>
+        <w:numPr>
+          <w:ilvl w:val="0"/>
+          <w:numId w:val="1"/>
+        </w:numPr>
+        <w:spacing w:after="40"/>
+      </w:pPr>
+      <w:r>
+        <w:rPr>
+          <w:sz w:val="22"/>
+          <w:szCs w:val="22"/>
+          <w:lang w:val="zh-CN" w:eastAsia="zh-CN" w:bidi="zh-CN"/>
+        </w:rPr>
+        <w:t>静态选项管理</w:t>
+      </w:r>
+    </w:p>
+    <w:p>
+      <w:pPr>
+        <w:pStyle w:val="17"/>
+        <w:numPr>
+          <w:ilvl w:val="0"/>
+          <w:numId w:val="1"/>
+        </w:numPr>
+        <w:spacing w:after="40"/>
+      </w:pPr>
+      <w:r>
+        <w:rPr>
+          <w:sz w:val="22"/>
+          <w:szCs w:val="22"/>
+          <w:lang w:val="zh-CN" w:eastAsia="zh-CN" w:bidi="zh-CN"/>
+        </w:rPr>
+        <w:t>Image 字段「仅允许相机拍摄」配置</w:t>
+      </w:r>
+    </w:p>
+    <w:p>
+      <w:pPr>
+        <w:pStyle w:val="17"/>
+        <w:numPr>
+          <w:ilvl w:val="0"/>
+          <w:numId w:val="1"/>
+        </w:numPr>
+        <w:spacing w:after="40"/>
+      </w:pPr>
+      <w:r>
+        <w:rPr>
+          <w:sz w:val="22"/>
+          <w:szCs w:val="22"/>
+          <w:lang w:val="zh-CN" w:eastAsia="zh-CN" w:bidi="zh-CN"/>
+        </w:rPr>
+        <w:t>发布模板：生成递增版本号，已发布版本不可修改</w:t>
+      </w:r>
+    </w:p>
+    <w:p>
+      <w:pPr>
+        <w:pStyle w:val="17"/>
+        <w:numPr>
+          <w:ilvl w:val="0"/>
+          <w:numId w:val="1"/>
+        </w:numPr>
+        <w:spacing w:after="40"/>
+      </w:pPr>
+      <w:r>
+        <w:rPr>
+          <w:sz w:val="22"/>
+          <w:szCs w:val="22"/>
+          <w:lang w:val="zh-CN" w:eastAsia="zh-CN" w:bidi="zh-CN"/>
+        </w:rPr>
+        <w:t>模板版本列表</w:t>
+      </w:r>
+    </w:p>
+    <w:p>
+      <w:pPr>
+        <w:pStyle w:val="17"/>
+        <w:numPr>
+          <w:ilvl w:val="0"/>
+          <w:numId w:val="1"/>
+        </w:numPr>
+        <w:spacing w:after="40"/>
+      </w:pPr>
+      <w:r>
+        <w:rPr>
+          <w:sz w:val="22"/>
+          <w:szCs w:val="22"/>
+          <w:lang w:val="zh-CN" w:eastAsia="zh-CN" w:bidi="zh-CN"/>
+        </w:rPr>
+        <w:t>按项目/标段绑定场景类型与模板版本</w:t>
+      </w:r>
+    </w:p>
+    <w:p>
+      <w:pPr>
+        <w:pStyle w:val="17"/>
+        <w:numPr>
+          <w:ilvl w:val="0"/>
+          <w:numId w:val="1"/>
+        </w:numPr>
+        <w:spacing w:after="40"/>
+      </w:pPr>
+      <w:r>
+        <w:rPr>
+          <w:sz w:val="22"/>
+          <w:szCs w:val="22"/>
+          <w:lang w:val="zh-CN" w:eastAsia="zh-CN" w:bidi="zh-CN"/>
+        </w:rPr>
+        <w:t>模板编辑时预览移动端效果</w:t>
+      </w:r>
+    </w:p>
+    <w:p>
+      <w:pPr>
+        <w:pStyle w:val="4"/>
+      </w:pPr>
+      <w:r>
+        <w:rPr>
+          <w:b/>
+          <w:bCs/>
+          <w:sz w:val="24"/>
+          <w:szCs w:val="24"/>
+          <w:lang w:val="zh-CN" w:eastAsia="zh-CN" w:bidi="zh-CN"/>
+        </w:rPr>
         <w:t>二期功能</w:t>
       </w:r>
     </w:p>
@@ -7124,25 +7698,43 @@
           <w:szCs w:val="22"/>
           <w:lang w:val="zh-CN" w:eastAsia="zh-CN" w:bidi="zh-CN"/>
         </w:rPr>
-        <w:t>项目复制（快速创建相似项目）</w:t>
-      </w:r>
-    </w:p>
-    <w:p>
-      <w:pPr>
-        <w:pStyle w:val="17"/>
-        <w:numPr>
-          <w:ilvl w:val="0"/>
-          <w:numId w:val="1"/>
-        </w:numPr>
-        <w:spacing w:after="40"/>
-      </w:pPr>
-      <w:r>
-        <w:rPr>
-          <w:sz w:val="22"/>
-          <w:szCs w:val="22"/>
-          <w:lang w:val="zh-CN" w:eastAsia="zh-CN" w:bidi="zh-CN"/>
-        </w:rPr>
-        <w:t>批量编辑项目属性</w:t>
+        <w:t>字段联动显隐规则</w:t>
+      </w:r>
+    </w:p>
+    <w:p>
+      <w:pPr>
+        <w:pStyle w:val="17"/>
+        <w:numPr>
+          <w:ilvl w:val="0"/>
+          <w:numId w:val="1"/>
+        </w:numPr>
+        <w:spacing w:after="40"/>
+      </w:pPr>
+      <w:r>
+        <w:rPr>
+          <w:sz w:val="22"/>
+          <w:szCs w:val="22"/>
+          <w:lang w:val="zh-CN" w:eastAsia="zh-CN" w:bidi="zh-CN"/>
+        </w:rPr>
+        <w:t>动态数据源（选项从后端接口加载）</w:t>
+      </w:r>
+    </w:p>
+    <w:p>
+      <w:pPr>
+        <w:pStyle w:val="17"/>
+        <w:numPr>
+          <w:ilvl w:val="0"/>
+          <w:numId w:val="1"/>
+        </w:numPr>
+        <w:spacing w:after="40"/>
+      </w:pPr>
+      <w:r>
+        <w:rPr>
+          <w:sz w:val="22"/>
+          <w:szCs w:val="22"/>
+          <w:lang w:val="zh-CN" w:eastAsia="zh-CN" w:bidi="zh-CN"/>
+        </w:rPr>
+        <w:t>条件校验规则</w:t>
       </w:r>
     </w:p>
     <w:p/>
@@ -7158,7 +7750,7 @@
           <w:szCs w:val="26"/>
           <w:lang w:val="zh-CN" w:eastAsia="zh-CN" w:bidi="zh-CN"/>
         </w:rPr>
-        <w:t>5.3 点位管理</w:t>
+        <w:t>5.5 移动端采集</w:t>
       </w:r>
     </w:p>
     <w:p>
@@ -7196,205 +7788,464 @@
           <w:szCs w:val="22"/>
           <w:lang w:val="zh-CN" w:eastAsia="zh-CN" w:bidi="zh-CN"/>
         </w:rPr>
-        <w:t>作为 管理员，我希望 批量导入点位数据，以便 快速建立勘察任务</w:t>
-      </w:r>
-    </w:p>
-    <w:p>
-      <w:pPr>
-        <w:pStyle w:val="17"/>
-        <w:numPr>
-          <w:ilvl w:val="0"/>
-          <w:numId w:val="1"/>
-        </w:numPr>
-        <w:spacing w:after="40"/>
-      </w:pPr>
-      <w:r>
-        <w:rPr>
-          <w:sz w:val="22"/>
-          <w:szCs w:val="22"/>
-          <w:lang w:val="zh-CN" w:eastAsia="zh-CN" w:bidi="zh-CN"/>
-        </w:rPr>
-        <w:t>Excel 批量导入（.xlsx/.xls/.csv，单文件 ≤ 50MB）</w:t>
-      </w:r>
-    </w:p>
-    <w:p>
-      <w:pPr>
-        <w:pStyle w:val="17"/>
-        <w:numPr>
-          <w:ilvl w:val="0"/>
-          <w:numId w:val="1"/>
-        </w:numPr>
-        <w:spacing w:after="40"/>
-      </w:pPr>
-      <w:r>
-        <w:rPr>
-          <w:sz w:val="22"/>
-          <w:szCs w:val="22"/>
-          <w:lang w:val="zh-CN" w:eastAsia="zh-CN" w:bidi="zh-CN"/>
-        </w:rPr>
-        <w:t>导入模板下载</w:t>
-      </w:r>
-    </w:p>
-    <w:p>
-      <w:pPr>
-        <w:pStyle w:val="17"/>
-        <w:numPr>
-          <w:ilvl w:val="0"/>
-          <w:numId w:val="1"/>
-        </w:numPr>
-        <w:spacing w:after="40"/>
-      </w:pPr>
-      <w:r>
-        <w:rPr>
-          <w:sz w:val="22"/>
-          <w:szCs w:val="22"/>
-          <w:lang w:val="zh-CN" w:eastAsia="zh-CN" w:bidi="zh-CN"/>
-        </w:rPr>
-        <w:t>导入冲突处理（跳过重复/覆盖重复）</w:t>
-      </w:r>
-    </w:p>
-    <w:p>
-      <w:pPr>
-        <w:pStyle w:val="17"/>
-        <w:numPr>
-          <w:ilvl w:val="0"/>
-          <w:numId w:val="1"/>
-        </w:numPr>
-        <w:spacing w:after="40"/>
-      </w:pPr>
-      <w:r>
-        <w:rPr>
-          <w:sz w:val="22"/>
-          <w:szCs w:val="22"/>
-          <w:lang w:val="zh-CN" w:eastAsia="zh-CN" w:bidi="zh-CN"/>
-        </w:rPr>
-        <w:t>导入结果反馈（成功数/失败数/失败原因）</w:t>
-      </w:r>
-    </w:p>
-    <w:p>
-      <w:pPr>
-        <w:pStyle w:val="17"/>
-        <w:numPr>
-          <w:ilvl w:val="0"/>
-          <w:numId w:val="1"/>
-        </w:numPr>
-        <w:spacing w:after="40"/>
-      </w:pPr>
-      <w:r>
-        <w:rPr>
-          <w:sz w:val="22"/>
-          <w:szCs w:val="22"/>
-          <w:lang w:val="zh-CN" w:eastAsia="zh-CN" w:bidi="zh-CN"/>
-        </w:rPr>
-        <w:t>手工创建/编辑点位</w:t>
-      </w:r>
-    </w:p>
-    <w:p>
-      <w:pPr>
-        <w:pStyle w:val="17"/>
-        <w:numPr>
-          <w:ilvl w:val="0"/>
-          <w:numId w:val="1"/>
-        </w:numPr>
-        <w:spacing w:after="40"/>
-      </w:pPr>
-      <w:r>
-        <w:rPr>
-          <w:sz w:val="22"/>
-          <w:szCs w:val="22"/>
-          <w:lang w:val="zh-CN" w:eastAsia="zh-CN" w:bidi="zh-CN"/>
-        </w:rPr>
-        <w:t>点位列表（分页、筛选：项目/标段/状态/场景类型/关键字）</w:t>
-      </w:r>
-    </w:p>
-    <w:p>
-      <w:pPr>
-        <w:pStyle w:val="17"/>
-        <w:numPr>
-          <w:ilvl w:val="0"/>
-          <w:numId w:val="1"/>
-        </w:numPr>
-        <w:spacing w:after="40"/>
-      </w:pPr>
-      <w:r>
-        <w:rPr>
-          <w:sz w:val="22"/>
-          <w:szCs w:val="22"/>
-          <w:lang w:val="zh-CN" w:eastAsia="zh-CN" w:bidi="zh-CN"/>
-        </w:rPr>
-        <w:t>批量分配采集员</w:t>
-      </w:r>
-    </w:p>
-    <w:p>
-      <w:pPr>
-        <w:pStyle w:val="17"/>
-        <w:numPr>
-          <w:ilvl w:val="0"/>
-          <w:numId w:val="1"/>
-        </w:numPr>
-        <w:spacing w:after="40"/>
-      </w:pPr>
-      <w:r>
-        <w:rPr>
-          <w:sz w:val="22"/>
-          <w:szCs w:val="22"/>
-          <w:lang w:val="zh-CN" w:eastAsia="zh-CN" w:bidi="zh-CN"/>
-        </w:rPr>
-        <w:t>点位作废（作废后不可采集）</w:t>
-      </w:r>
-    </w:p>
-    <w:p>
-      <w:pPr>
-        <w:pStyle w:val="17"/>
-        <w:numPr>
-          <w:ilvl w:val="0"/>
-          <w:numId w:val="1"/>
-        </w:numPr>
-        <w:spacing w:after="40"/>
-      </w:pPr>
-      <w:r>
-        <w:rPr>
-          <w:sz w:val="22"/>
-          <w:szCs w:val="22"/>
-          <w:lang w:val="zh-CN" w:eastAsia="zh-CN" w:bidi="zh-CN"/>
-        </w:rPr>
-        <w:t>点位字段：编号、名称、项目、标段、场景类型、经纬度、行政区、分配人、采集人、版本号</w:t>
-      </w:r>
-    </w:p>
-    <w:p>
-      <w:pPr>
-        <w:pStyle w:val="17"/>
-        <w:numPr>
-          <w:ilvl w:val="0"/>
-          <w:numId w:val="1"/>
-        </w:numPr>
-        <w:spacing w:after="40"/>
-      </w:pPr>
-      <w:r>
-        <w:rPr>
-          <w:sz w:val="22"/>
-          <w:szCs w:val="22"/>
-          <w:lang w:val="zh-CN" w:eastAsia="zh-CN" w:bidi="zh-CN"/>
-        </w:rPr>
-        <w:t>PC 端地图视图（点位图层、卫星图、筛选）</w:t>
-      </w:r>
-    </w:p>
-    <w:p>
-      <w:pPr>
-        <w:pStyle w:val="17"/>
-        <w:numPr>
-          <w:ilvl w:val="0"/>
-          <w:numId w:val="1"/>
-        </w:numPr>
-        <w:spacing w:after="40"/>
-      </w:pPr>
-      <w:r>
-        <w:rPr>
-          <w:sz w:val="22"/>
-          <w:szCs w:val="22"/>
-          <w:lang w:val="zh-CN" w:eastAsia="zh-CN" w:bidi="zh-CN"/>
-        </w:rPr>
-        <w:t>点位编辑历史追踪</w:t>
+        <w:t>作为 采集员，我希望 在移动端查看分配给我的点位并开始采集，以便 高效完成现场工作</w:t>
+      </w:r>
+    </w:p>
+    <w:p>
+      <w:pPr>
+        <w:pStyle w:val="17"/>
+        <w:numPr>
+          <w:ilvl w:val="0"/>
+          <w:numId w:val="1"/>
+        </w:numPr>
+        <w:spacing w:after="40"/>
+      </w:pPr>
+      <w:r>
+        <w:rPr>
+          <w:sz w:val="22"/>
+          <w:szCs w:val="22"/>
+          <w:lang w:val="zh-CN" w:eastAsia="zh-CN" w:bidi="zh-CN"/>
+        </w:rPr>
+        <w:t>底部 Tab Bar：地图</w:t>
+      </w:r>
+      <w:r>
+        <w:rPr>
+          <w:rFonts w:hint="eastAsia"/>
+          <w:sz w:val="22"/>
+          <w:szCs w:val="22"/>
+          <w:lang w:val="zh-CN" w:eastAsia="zh-CN" w:bidi="zh-CN"/>
+        </w:rPr>
+        <w:t>、</w:t>
+      </w:r>
+      <w:r>
+        <w:rPr>
+          <w:rFonts w:hint="eastAsia"/>
+          <w:sz w:val="22"/>
+          <w:szCs w:val="22"/>
+          <w:lang w:val="en-US" w:eastAsia="zh-CN" w:bidi="zh-CN"/>
+        </w:rPr>
+        <w:t>看板、作业、审核、</w:t>
+      </w:r>
+      <w:r>
+        <w:rPr>
+          <w:sz w:val="22"/>
+          <w:szCs w:val="22"/>
+          <w:lang w:val="zh-CN" w:eastAsia="zh-CN" w:bidi="zh-CN"/>
+        </w:rPr>
+        <w:t>我的</w:t>
+      </w:r>
+    </w:p>
+    <w:p>
+      <w:pPr>
+        <w:pStyle w:val="17"/>
+        <w:numPr>
+          <w:ilvl w:val="0"/>
+          <w:numId w:val="1"/>
+        </w:numPr>
+        <w:spacing w:after="40"/>
+      </w:pPr>
+      <w:r>
+        <w:rPr>
+          <w:sz w:val="22"/>
+          <w:szCs w:val="22"/>
+          <w:lang w:val="zh-CN" w:eastAsia="zh-CN" w:bidi="zh-CN"/>
+        </w:rPr>
+        <w:t>点位列表（距离排序、状态筛选）</w:t>
+      </w:r>
+    </w:p>
+    <w:p>
+      <w:pPr>
+        <w:pStyle w:val="17"/>
+        <w:numPr>
+          <w:ilvl w:val="0"/>
+          <w:numId w:val="1"/>
+        </w:numPr>
+        <w:spacing w:after="40"/>
+      </w:pPr>
+      <w:r>
+        <w:rPr>
+          <w:sz w:val="22"/>
+          <w:szCs w:val="22"/>
+          <w:lang w:val="zh-CN" w:eastAsia="zh-CN" w:bidi="zh-CN"/>
+        </w:rPr>
+        <w:t>点位地图（</w:t>
+      </w:r>
+      <w:r>
+        <w:rPr>
+          <w:rFonts w:hint="eastAsia"/>
+          <w:sz w:val="22"/>
+          <w:szCs w:val="22"/>
+          <w:lang w:val="en-US" w:eastAsia="zh-CN" w:bidi="zh-CN"/>
+        </w:rPr>
+        <w:t>高德</w:t>
+      </w:r>
+      <w:r>
+        <w:rPr>
+          <w:sz w:val="22"/>
+          <w:szCs w:val="22"/>
+          <w:lang w:val="zh-CN" w:eastAsia="zh-CN" w:bidi="zh-CN"/>
+        </w:rPr>
+        <w:t>地图、自动定位、点位标记预览）</w:t>
+      </w:r>
+    </w:p>
+    <w:p>
+      <w:pPr>
+        <w:pStyle w:val="17"/>
+        <w:numPr>
+          <w:ilvl w:val="0"/>
+          <w:numId w:val="1"/>
+        </w:numPr>
+        <w:spacing w:after="40"/>
+      </w:pPr>
+      <w:r>
+        <w:rPr>
+          <w:sz w:val="22"/>
+          <w:szCs w:val="22"/>
+          <w:lang w:val="zh-CN" w:eastAsia="zh-CN" w:bidi="zh-CN"/>
+        </w:rPr>
+        <w:t>动态表单：按点位场景类型自动加载模板版本</w:t>
+      </w:r>
+    </w:p>
+    <w:p>
+      <w:pPr>
+        <w:pStyle w:val="17"/>
+        <w:numPr>
+          <w:ilvl w:val="0"/>
+          <w:numId w:val="1"/>
+        </w:numPr>
+        <w:spacing w:after="40"/>
+      </w:pPr>
+      <w:r>
+        <w:rPr>
+          <w:sz w:val="22"/>
+          <w:szCs w:val="22"/>
+          <w:lang w:val="zh-CN" w:eastAsia="zh-CN" w:bidi="zh-CN"/>
+        </w:rPr>
+        <w:t>30 秒自动草稿暂存至本地 LocalStorage</w:t>
+      </w:r>
+      <w:r>
+        <w:rPr>
+          <w:rFonts w:hint="eastAsia"/>
+          <w:sz w:val="22"/>
+          <w:szCs w:val="22"/>
+          <w:lang w:val="zh-CN" w:eastAsia="zh-CN" w:bidi="zh-CN"/>
+        </w:rPr>
+        <w:t>（</w:t>
+      </w:r>
+      <w:r>
+        <w:rPr>
+          <w:rFonts w:hint="eastAsia"/>
+          <w:sz w:val="22"/>
+          <w:szCs w:val="22"/>
+          <w:lang w:val="en-US" w:eastAsia="zh-CN" w:bidi="zh-CN"/>
+        </w:rPr>
+        <w:t>覆盖历史版本）</w:t>
+      </w:r>
+    </w:p>
+    <w:p>
+      <w:pPr>
+        <w:pStyle w:val="17"/>
+        <w:numPr>
+          <w:ilvl w:val="0"/>
+          <w:numId w:val="1"/>
+        </w:numPr>
+        <w:spacing w:after="40"/>
+      </w:pPr>
+      <w:r>
+        <w:rPr>
+          <w:sz w:val="22"/>
+          <w:szCs w:val="22"/>
+          <w:lang w:val="zh-CN" w:eastAsia="zh-CN" w:bidi="zh-CN"/>
+        </w:rPr>
+        <w:t>GPS 定位 + 人工纠偏（拖拽/长按）</w:t>
+      </w:r>
+    </w:p>
+    <w:p>
+      <w:pPr>
+        <w:pStyle w:val="17"/>
+        <w:numPr>
+          <w:ilvl w:val="0"/>
+          <w:numId w:val="1"/>
+        </w:numPr>
+        <w:spacing w:after="40"/>
+      </w:pPr>
+      <w:r>
+        <w:rPr>
+          <w:rFonts w:hint="eastAsia"/>
+          <w:sz w:val="22"/>
+          <w:szCs w:val="22"/>
+          <w:lang w:val="en-US" w:eastAsia="zh-CN" w:bidi="zh-CN"/>
+        </w:rPr>
+        <w:t>定位</w:t>
+      </w:r>
+      <w:r>
+        <w:rPr>
+          <w:sz w:val="22"/>
+          <w:szCs w:val="22"/>
+          <w:lang w:val="zh-CN" w:eastAsia="zh-CN" w:bidi="zh-CN"/>
+        </w:rPr>
+        <w:t>日志记录（</w:t>
+      </w:r>
+      <w:r>
+        <w:rPr>
+          <w:rFonts w:hint="eastAsia"/>
+          <w:sz w:val="22"/>
+          <w:szCs w:val="22"/>
+          <w:lang w:val="en-US" w:eastAsia="zh-CN" w:bidi="zh-CN"/>
+        </w:rPr>
+        <w:t>调整</w:t>
+      </w:r>
+      <w:r>
+        <w:rPr>
+          <w:sz w:val="22"/>
+          <w:szCs w:val="22"/>
+          <w:lang w:val="zh-CN" w:eastAsia="zh-CN" w:bidi="zh-CN"/>
+        </w:rPr>
+        <w:t>前后坐标、纠偏人、时间、偏移距离）</w:t>
+      </w:r>
+      <w:r>
+        <w:commentReference w:id="2"/>
+      </w:r>
+    </w:p>
+    <w:p>
+      <w:pPr>
+        <w:pStyle w:val="17"/>
+        <w:numPr>
+          <w:ilvl w:val="0"/>
+          <w:numId w:val="1"/>
+        </w:numPr>
+        <w:spacing w:after="40"/>
+      </w:pPr>
+      <w:commentRangeStart w:id="3"/>
+      <w:r>
+        <w:rPr>
+          <w:sz w:val="22"/>
+          <w:szCs w:val="22"/>
+          <w:lang w:val="zh-CN" w:eastAsia="zh-CN" w:bidi="zh-CN"/>
+        </w:rPr>
+        <w:t>图片</w:t>
+      </w:r>
+      <w:r>
+        <w:rPr>
+          <w:rFonts w:hint="eastAsia"/>
+          <w:sz w:val="22"/>
+          <w:szCs w:val="22"/>
+          <w:lang w:val="zh-CN" w:eastAsia="zh-CN" w:bidi="zh-CN"/>
+        </w:rPr>
+        <w:t>、</w:t>
+      </w:r>
+      <w:r>
+        <w:rPr>
+          <w:rFonts w:hint="eastAsia"/>
+          <w:sz w:val="22"/>
+          <w:szCs w:val="22"/>
+          <w:lang w:val="en-US" w:eastAsia="zh-CN" w:bidi="zh-CN"/>
+        </w:rPr>
+        <w:t>视频</w:t>
+      </w:r>
+      <w:r>
+        <w:rPr>
+          <w:sz w:val="22"/>
+          <w:szCs w:val="22"/>
+          <w:lang w:val="zh-CN" w:eastAsia="zh-CN" w:bidi="zh-CN"/>
+        </w:rPr>
+        <w:t>上传（按模板配置调用相机或允许相册）</w:t>
+      </w:r>
+      <w:commentRangeEnd w:id="3"/>
+      <w:r>
+        <w:commentReference w:id="3"/>
+      </w:r>
+    </w:p>
+    <w:p>
+      <w:pPr>
+        <w:pStyle w:val="17"/>
+        <w:numPr>
+          <w:ilvl w:val="0"/>
+          <w:numId w:val="1"/>
+        </w:numPr>
+        <w:spacing w:after="40"/>
+      </w:pPr>
+      <w:r>
+        <w:rPr>
+          <w:sz w:val="22"/>
+          <w:szCs w:val="22"/>
+          <w:lang w:val="zh-CN" w:eastAsia="zh-CN" w:bidi="zh-CN"/>
+        </w:rPr>
+        <w:t>图片原图上传 OSS</w:t>
+      </w:r>
+      <w:r>
+        <w:rPr>
+          <w:rFonts w:hint="eastAsia"/>
+          <w:sz w:val="22"/>
+          <w:szCs w:val="22"/>
+          <w:lang w:val="en-US" w:eastAsia="zh-CN" w:bidi="zh-CN"/>
+        </w:rPr>
+        <w:t>或服务器</w:t>
+      </w:r>
+      <w:r>
+        <w:rPr>
+          <w:sz w:val="22"/>
+          <w:szCs w:val="22"/>
+          <w:lang w:val="zh-CN" w:eastAsia="zh-CN" w:bidi="zh-CN"/>
+        </w:rPr>
+        <w:t>，展示时拼接水印（采集人、时间、经纬度）</w:t>
+      </w:r>
+    </w:p>
+    <w:p>
+      <w:pPr>
+        <w:pStyle w:val="17"/>
+        <w:numPr>
+          <w:ilvl w:val="0"/>
+          <w:numId w:val="1"/>
+        </w:numPr>
+        <w:spacing w:after="40"/>
+      </w:pPr>
+      <w:r>
+        <w:rPr>
+          <w:sz w:val="22"/>
+          <w:szCs w:val="22"/>
+          <w:lang w:val="zh-CN" w:eastAsia="zh-CN" w:bidi="zh-CN"/>
+        </w:rPr>
+        <w:t>弱网提交失败：保留草稿和失败原因</w:t>
+      </w:r>
+    </w:p>
+    <w:p>
+      <w:pPr>
+        <w:pStyle w:val="17"/>
+        <w:numPr>
+          <w:ilvl w:val="0"/>
+          <w:numId w:val="1"/>
+        </w:numPr>
+        <w:spacing w:after="40"/>
+      </w:pPr>
+      <w:r>
+        <w:rPr>
+          <w:sz w:val="22"/>
+          <w:szCs w:val="22"/>
+          <w:lang w:val="zh-CN" w:eastAsia="zh-CN" w:bidi="zh-CN"/>
+        </w:rPr>
+        <w:t>网络恢复后手动重试提交</w:t>
+      </w:r>
+      <w:r>
+        <w:rPr>
+          <w:rFonts w:hint="eastAsia"/>
+          <w:sz w:val="22"/>
+          <w:szCs w:val="22"/>
+          <w:lang w:val="zh-CN" w:eastAsia="zh-CN" w:bidi="zh-CN"/>
+        </w:rPr>
+        <w:t>（需系统提示）</w:t>
+      </w:r>
+    </w:p>
+    <w:p>
+      <w:pPr>
+        <w:pStyle w:val="17"/>
+        <w:numPr>
+          <w:ilvl w:val="0"/>
+          <w:numId w:val="1"/>
+        </w:numPr>
+        <w:spacing w:after="40"/>
+      </w:pPr>
+      <w:r>
+        <w:rPr>
+          <w:sz w:val="22"/>
+          <w:szCs w:val="22"/>
+          <w:lang w:val="zh-CN" w:eastAsia="zh-CN" w:bidi="zh-CN"/>
+        </w:rPr>
+        <w:t>并发控制：打开点位获取版本号，提交时校验，</w:t>
+      </w:r>
+      <w:r>
+        <w:rPr>
+          <w:rFonts w:hint="eastAsia"/>
+          <w:lang w:val="en-US" w:eastAsia="zh-CN"/>
+        </w:rPr>
+        <w:t>提交时提醒，按需选择，即可能保留旧版数据（推荐）</w:t>
+      </w:r>
+    </w:p>
+    <w:p>
+      <w:pPr>
+        <w:pStyle w:val="17"/>
+        <w:numPr>
+          <w:ilvl w:val="0"/>
+          <w:numId w:val="1"/>
+        </w:numPr>
+        <w:spacing w:after="40"/>
+      </w:pPr>
+      <w:r>
+        <w:rPr>
+          <w:sz w:val="22"/>
+          <w:szCs w:val="22"/>
+          <w:lang w:val="zh-CN" w:eastAsia="zh-CN" w:bidi="zh-CN"/>
+        </w:rPr>
+        <w:t>提交审核：展示流水号和审核状态</w:t>
+      </w:r>
+    </w:p>
+    <w:p>
+      <w:pPr>
+        <w:pStyle w:val="4"/>
+      </w:pPr>
+      <w:r>
+        <w:rPr>
+          <w:b/>
+          <w:bCs/>
+          <w:sz w:val="24"/>
+          <w:szCs w:val="24"/>
+          <w:lang w:val="zh-CN" w:eastAsia="zh-CN" w:bidi="zh-CN"/>
+        </w:rPr>
+        <w:t>二期功能</w:t>
+      </w:r>
+    </w:p>
+    <w:p>
+      <w:pPr>
+        <w:pStyle w:val="17"/>
+        <w:numPr>
+          <w:ilvl w:val="0"/>
+          <w:numId w:val="1"/>
+        </w:numPr>
+        <w:spacing w:after="40"/>
+      </w:pPr>
+      <w:r>
+        <w:rPr>
+          <w:sz w:val="22"/>
+          <w:szCs w:val="22"/>
+          <w:lang w:val="zh-CN" w:eastAsia="zh-CN" w:bidi="zh-CN"/>
+        </w:rPr>
+        <w:t>离线模式（无网环境下采集，有网时自动同步）</w:t>
+      </w:r>
+    </w:p>
+    <w:p>
+      <w:pPr>
+        <w:pStyle w:val="17"/>
+        <w:numPr>
+          <w:ilvl w:val="0"/>
+          <w:numId w:val="1"/>
+        </w:numPr>
+        <w:spacing w:after="40"/>
+      </w:pPr>
+      <w:r>
+        <w:rPr>
+          <w:sz w:val="22"/>
+          <w:szCs w:val="22"/>
+          <w:lang w:val="zh-CN" w:eastAsia="zh-CN" w:bidi="zh-CN"/>
+        </w:rPr>
+        <w:t>语音输入转文字</w:t>
+      </w:r>
+    </w:p>
+    <w:p>
+      <w:pPr>
+        <w:pStyle w:val="17"/>
+        <w:numPr>
+          <w:ilvl w:val="0"/>
+          <w:numId w:val="1"/>
+        </w:numPr>
+        <w:spacing w:after="40"/>
+      </w:pPr>
+      <w:r>
+        <w:rPr>
+          <w:sz w:val="22"/>
+          <w:szCs w:val="22"/>
+          <w:lang w:val="zh-CN" w:eastAsia="zh-CN" w:bidi="zh-CN"/>
+        </w:rPr>
+        <w:t>现场标记（绘制箭头/批注）</w:t>
       </w:r>
     </w:p>
     <w:p/>
@@ -7410,7 +8261,7 @@
           <w:szCs w:val="26"/>
           <w:lang w:val="zh-CN" w:eastAsia="zh-CN" w:bidi="zh-CN"/>
         </w:rPr>
-        <w:t>5.4 动态模板引擎</w:t>
+        <w:t>5.6 审核中心</w:t>
       </w:r>
     </w:p>
     <w:p>
@@ -7448,187 +8299,151 @@
           <w:szCs w:val="22"/>
           <w:lang w:val="zh-CN" w:eastAsia="zh-CN" w:bidi="zh-CN"/>
         </w:rPr>
-        <w:t>作为 管理员，我希望 创建自定义采集表单模板，以便 适应不同场景类型的采集需求</w:t>
-      </w:r>
-    </w:p>
-    <w:p>
-      <w:pPr>
-        <w:pStyle w:val="17"/>
-        <w:numPr>
-          <w:ilvl w:val="0"/>
-          <w:numId w:val="1"/>
-        </w:numPr>
-        <w:spacing w:after="40"/>
-      </w:pPr>
-      <w:r>
-        <w:rPr>
-          <w:sz w:val="22"/>
-          <w:szCs w:val="22"/>
-          <w:lang w:val="zh-CN" w:eastAsia="zh-CN" w:bidi="zh-CN"/>
-        </w:rPr>
-        <w:t>三栏布局编辑器（组件库 | 表单画布 | 属性配置）</w:t>
-      </w:r>
-    </w:p>
-    <w:p>
-      <w:pPr>
-        <w:pStyle w:val="17"/>
-        <w:numPr>
-          <w:ilvl w:val="0"/>
-          <w:numId w:val="1"/>
-        </w:numPr>
-        <w:spacing w:after="40"/>
-      </w:pPr>
-      <w:r>
-        <w:rPr>
-          <w:sz w:val="22"/>
-          <w:szCs w:val="22"/>
-          <w:lang w:val="zh-CN" w:eastAsia="zh-CN" w:bidi="zh-CN"/>
-        </w:rPr>
-        <w:t>基础字段类型：单行输入(Input)、数字(Number)、下拉单选(Select)、单选(Radio)、多选(Checkbox)、日期(Date)、图片(Image)、多行文本(Textarea)、位置(Location)</w:t>
-      </w:r>
-    </w:p>
-    <w:p>
-      <w:pPr>
-        <w:pStyle w:val="17"/>
-        <w:numPr>
-          <w:ilvl w:val="0"/>
-          <w:numId w:val="1"/>
-        </w:numPr>
-        <w:spacing w:after="40"/>
-      </w:pPr>
-      <w:r>
-        <w:rPr>
-          <w:sz w:val="22"/>
-          <w:szCs w:val="22"/>
-          <w:lang w:val="zh-CN" w:eastAsia="zh-CN" w:bidi="zh-CN"/>
-        </w:rPr>
-        <w:t>字段拖拽排序</w:t>
-      </w:r>
-    </w:p>
-    <w:p>
-      <w:pPr>
-        <w:pStyle w:val="17"/>
-        <w:numPr>
-          <w:ilvl w:val="0"/>
-          <w:numId w:val="1"/>
-        </w:numPr>
-        <w:spacing w:after="40"/>
-      </w:pPr>
-      <w:r>
-        <w:rPr>
-          <w:sz w:val="22"/>
-          <w:szCs w:val="22"/>
-          <w:lang w:val="zh-CN" w:eastAsia="zh-CN" w:bidi="zh-CN"/>
-        </w:rPr>
-        <w:t>必填校验配置</w:t>
-      </w:r>
-    </w:p>
-    <w:p>
-      <w:pPr>
-        <w:pStyle w:val="17"/>
-        <w:numPr>
-          <w:ilvl w:val="0"/>
-          <w:numId w:val="1"/>
-        </w:numPr>
-        <w:spacing w:after="40"/>
-      </w:pPr>
-      <w:r>
-        <w:rPr>
-          <w:sz w:val="22"/>
-          <w:szCs w:val="22"/>
-          <w:lang w:val="zh-CN" w:eastAsia="zh-CN" w:bidi="zh-CN"/>
-        </w:rPr>
-        <w:t>静态选项管理</w:t>
-      </w:r>
-    </w:p>
-    <w:p>
-      <w:pPr>
-        <w:pStyle w:val="17"/>
-        <w:numPr>
-          <w:ilvl w:val="0"/>
-          <w:numId w:val="1"/>
-        </w:numPr>
-        <w:spacing w:after="40"/>
-      </w:pPr>
-      <w:r>
-        <w:rPr>
-          <w:sz w:val="22"/>
-          <w:szCs w:val="22"/>
-          <w:lang w:val="zh-CN" w:eastAsia="zh-CN" w:bidi="zh-CN"/>
-        </w:rPr>
-        <w:t>Image 字段「仅允许相机拍摄」配置</w:t>
-      </w:r>
-    </w:p>
-    <w:p>
-      <w:pPr>
-        <w:pStyle w:val="17"/>
-        <w:numPr>
-          <w:ilvl w:val="0"/>
-          <w:numId w:val="1"/>
-        </w:numPr>
-        <w:spacing w:after="40"/>
-      </w:pPr>
-      <w:r>
-        <w:rPr>
-          <w:sz w:val="22"/>
-          <w:szCs w:val="22"/>
-          <w:lang w:val="zh-CN" w:eastAsia="zh-CN" w:bidi="zh-CN"/>
-        </w:rPr>
-        <w:t>发布模板：生成递增版本号，已发布版本不可修改</w:t>
-      </w:r>
-    </w:p>
-    <w:p>
-      <w:pPr>
-        <w:pStyle w:val="17"/>
-        <w:numPr>
-          <w:ilvl w:val="0"/>
-          <w:numId w:val="1"/>
-        </w:numPr>
-        <w:spacing w:after="40"/>
-      </w:pPr>
-      <w:r>
-        <w:rPr>
-          <w:sz w:val="22"/>
-          <w:szCs w:val="22"/>
-          <w:lang w:val="zh-CN" w:eastAsia="zh-CN" w:bidi="zh-CN"/>
-        </w:rPr>
-        <w:t>模板版本列表</w:t>
-      </w:r>
-    </w:p>
-    <w:p>
-      <w:pPr>
-        <w:pStyle w:val="17"/>
-        <w:numPr>
-          <w:ilvl w:val="0"/>
-          <w:numId w:val="1"/>
-        </w:numPr>
-        <w:spacing w:after="40"/>
-      </w:pPr>
-      <w:r>
-        <w:rPr>
-          <w:sz w:val="22"/>
-          <w:szCs w:val="22"/>
-          <w:lang w:val="zh-CN" w:eastAsia="zh-CN" w:bidi="zh-CN"/>
-        </w:rPr>
-        <w:t>按项目/标段绑定场景类型与模板版本</w:t>
-      </w:r>
-    </w:p>
-    <w:p>
-      <w:pPr>
-        <w:pStyle w:val="17"/>
-        <w:numPr>
-          <w:ilvl w:val="0"/>
-          <w:numId w:val="1"/>
-        </w:numPr>
-        <w:spacing w:after="40"/>
-      </w:pPr>
-      <w:r>
-        <w:rPr>
-          <w:sz w:val="22"/>
-          <w:szCs w:val="22"/>
-          <w:lang w:val="zh-CN" w:eastAsia="zh-CN" w:bidi="zh-CN"/>
-        </w:rPr>
-        <w:t>模板编辑时预览移动端效果</w:t>
+        <w:t>作为 审核员，我希望 查看待审核的采集记录并进行通过/驳回操作，以便 保证数据质量</w:t>
+      </w:r>
+    </w:p>
+    <w:p>
+      <w:pPr>
+        <w:pStyle w:val="17"/>
+        <w:numPr>
+          <w:ilvl w:val="0"/>
+          <w:numId w:val="1"/>
+        </w:numPr>
+        <w:spacing w:after="40"/>
+      </w:pPr>
+      <w:r>
+        <w:rPr>
+          <w:sz w:val="22"/>
+          <w:szCs w:val="22"/>
+          <w:lang w:val="zh-CN" w:eastAsia="zh-CN" w:bidi="zh-CN"/>
+        </w:rPr>
+        <w:t>待审核列表（分页、筛选：项目/优先级）</w:t>
+      </w:r>
+    </w:p>
+    <w:p>
+      <w:pPr>
+        <w:pStyle w:val="17"/>
+        <w:numPr>
+          <w:ilvl w:val="0"/>
+          <w:numId w:val="1"/>
+        </w:numPr>
+        <w:spacing w:after="40"/>
+      </w:pPr>
+      <w:r>
+        <w:rPr>
+          <w:sz w:val="22"/>
+          <w:szCs w:val="22"/>
+          <w:lang w:val="zh-CN" w:eastAsia="zh-CN" w:bidi="zh-CN"/>
+        </w:rPr>
+        <w:t>审核详情：点位信息、采集数据、图片查看</w:t>
+      </w:r>
+    </w:p>
+    <w:p>
+      <w:pPr>
+        <w:pStyle w:val="17"/>
+        <w:numPr>
+          <w:ilvl w:val="0"/>
+          <w:numId w:val="1"/>
+        </w:numPr>
+        <w:spacing w:after="40"/>
+      </w:pPr>
+      <w:r>
+        <w:rPr>
+          <w:sz w:val="22"/>
+          <w:szCs w:val="22"/>
+          <w:lang w:val="zh-CN" w:eastAsia="zh-CN" w:bidi="zh-CN"/>
+        </w:rPr>
+        <w:t>审核通过：记录审核人、通过时间，触发自动 PDF 生成</w:t>
+      </w:r>
+    </w:p>
+    <w:p>
+      <w:pPr>
+        <w:pStyle w:val="17"/>
+        <w:numPr>
+          <w:ilvl w:val="0"/>
+          <w:numId w:val="1"/>
+        </w:numPr>
+        <w:spacing w:after="40"/>
+      </w:pPr>
+      <w:r>
+        <w:rPr>
+          <w:sz w:val="22"/>
+          <w:szCs w:val="22"/>
+          <w:lang w:val="zh-CN" w:eastAsia="zh-CN" w:bidi="zh-CN"/>
+        </w:rPr>
+        <w:t>审核驳回：必填驳回原因（文本框）</w:t>
+      </w:r>
+    </w:p>
+    <w:p>
+      <w:pPr>
+        <w:pStyle w:val="17"/>
+        <w:numPr>
+          <w:ilvl w:val="0"/>
+          <w:numId w:val="1"/>
+        </w:numPr>
+        <w:spacing w:after="40"/>
+      </w:pPr>
+      <w:r>
+        <w:rPr>
+          <w:sz w:val="22"/>
+          <w:szCs w:val="22"/>
+          <w:lang w:val="zh-CN" w:eastAsia="zh-CN" w:bidi="zh-CN"/>
+        </w:rPr>
+        <w:t>驳回重提：系统复制被驳回版本生成新草稿（version_no + 1），原版本只读</w:t>
+      </w:r>
+    </w:p>
+    <w:p>
+      <w:pPr>
+        <w:pStyle w:val="17"/>
+        <w:numPr>
+          <w:ilvl w:val="0"/>
+          <w:numId w:val="1"/>
+        </w:numPr>
+        <w:spacing w:after="40"/>
+      </w:pPr>
+      <w:r>
+        <w:rPr>
+          <w:sz w:val="22"/>
+          <w:szCs w:val="22"/>
+          <w:lang w:val="zh-CN" w:eastAsia="zh-CN" w:bidi="zh-CN"/>
+        </w:rPr>
+        <w:t>版本对比：当前提交版本 vs 历史通过版本，高亮字段差异</w:t>
+      </w:r>
+    </w:p>
+    <w:p>
+      <w:pPr>
+        <w:pStyle w:val="17"/>
+        <w:numPr>
+          <w:ilvl w:val="0"/>
+          <w:numId w:val="1"/>
+        </w:numPr>
+        <w:spacing w:after="40"/>
+      </w:pPr>
+      <w:r>
+        <w:rPr>
+          <w:sz w:val="22"/>
+          <w:szCs w:val="22"/>
+          <w:lang w:val="zh-CN" w:eastAsia="zh-CN" w:bidi="zh-CN"/>
+        </w:rPr>
+        <w:t>仅最新版本允许审核操作</w:t>
+      </w:r>
+    </w:p>
+    <w:p>
+      <w:pPr>
+        <w:pStyle w:val="17"/>
+        <w:numPr>
+          <w:ilvl w:val="0"/>
+          <w:numId w:val="1"/>
+        </w:numPr>
+        <w:spacing w:after="40"/>
+      </w:pPr>
+      <w:r>
+        <w:rPr>
+          <w:sz w:val="22"/>
+          <w:szCs w:val="22"/>
+          <w:lang w:val="zh-CN" w:eastAsia="zh-CN" w:bidi="zh-CN"/>
+        </w:rPr>
+        <w:t>审核操作 100% 记录日志</w:t>
       </w:r>
     </w:p>
     <w:p>
@@ -7661,43 +8476,43 @@
           <w:szCs w:val="22"/>
           <w:lang w:val="zh-CN" w:eastAsia="zh-CN" w:bidi="zh-CN"/>
         </w:rPr>
-        <w:t>字段联动显隐规则</w:t>
-      </w:r>
-    </w:p>
-    <w:p>
-      <w:pPr>
-        <w:pStyle w:val="17"/>
-        <w:numPr>
-          <w:ilvl w:val="0"/>
-          <w:numId w:val="1"/>
-        </w:numPr>
-        <w:spacing w:after="40"/>
-      </w:pPr>
-      <w:r>
-        <w:rPr>
-          <w:sz w:val="22"/>
-          <w:szCs w:val="22"/>
-          <w:lang w:val="zh-CN" w:eastAsia="zh-CN" w:bidi="zh-CN"/>
-        </w:rPr>
-        <w:t>动态数据源（选项从后端接口加载）</w:t>
-      </w:r>
-    </w:p>
-    <w:p>
-      <w:pPr>
-        <w:pStyle w:val="17"/>
-        <w:numPr>
-          <w:ilvl w:val="0"/>
-          <w:numId w:val="1"/>
-        </w:numPr>
-        <w:spacing w:after="40"/>
-      </w:pPr>
-      <w:r>
-        <w:rPr>
-          <w:sz w:val="22"/>
-          <w:szCs w:val="22"/>
-          <w:lang w:val="zh-CN" w:eastAsia="zh-CN" w:bidi="zh-CN"/>
-        </w:rPr>
-        <w:t>条件校验规则</w:t>
+        <w:t>批量审核</w:t>
+      </w:r>
+    </w:p>
+    <w:p>
+      <w:pPr>
+        <w:pStyle w:val="17"/>
+        <w:numPr>
+          <w:ilvl w:val="0"/>
+          <w:numId w:val="1"/>
+        </w:numPr>
+        <w:spacing w:after="40"/>
+      </w:pPr>
+      <w:r>
+        <w:rPr>
+          <w:sz w:val="22"/>
+          <w:szCs w:val="22"/>
+          <w:lang w:val="zh-CN" w:eastAsia="zh-CN" w:bidi="zh-CN"/>
+        </w:rPr>
+        <w:t>驳回原因快捷短语模板</w:t>
+      </w:r>
+    </w:p>
+    <w:p>
+      <w:pPr>
+        <w:pStyle w:val="17"/>
+        <w:numPr>
+          <w:ilvl w:val="0"/>
+          <w:numId w:val="1"/>
+        </w:numPr>
+        <w:spacing w:after="40"/>
+      </w:pPr>
+      <w:r>
+        <w:rPr>
+          <w:sz w:val="22"/>
+          <w:szCs w:val="22"/>
+          <w:lang w:val="zh-CN" w:eastAsia="zh-CN" w:bidi="zh-CN"/>
+        </w:rPr>
+        <w:t>转审（transfer）</w:t>
       </w:r>
     </w:p>
     <w:p/>
@@ -7713,7 +8528,7 @@
           <w:szCs w:val="26"/>
           <w:lang w:val="zh-CN" w:eastAsia="zh-CN" w:bidi="zh-CN"/>
         </w:rPr>
-        <w:t>5.5 移动端采集</w:t>
+        <w:t>5.7 导出</w:t>
       </w:r>
     </w:p>
     <w:p>
@@ -7751,395 +8566,115 @@
           <w:szCs w:val="22"/>
           <w:lang w:val="zh-CN" w:eastAsia="zh-CN" w:bidi="zh-CN"/>
         </w:rPr>
-        <w:t>作为 采集员，我希望 在移动端查看分配给我的点位并开始采集，以便 高效完成现场工作</w:t>
-      </w:r>
-    </w:p>
-    <w:p>
-      <w:pPr>
-        <w:pStyle w:val="17"/>
-        <w:numPr>
-          <w:ilvl w:val="0"/>
-          <w:numId w:val="1"/>
-        </w:numPr>
-        <w:spacing w:after="40"/>
-      </w:pPr>
-      <w:r>
-        <w:rPr>
-          <w:sz w:val="22"/>
-          <w:szCs w:val="22"/>
-          <w:lang w:val="zh-CN" w:eastAsia="zh-CN" w:bidi="zh-CN"/>
-        </w:rPr>
-        <w:t>底部 Tab Bar：地图</w:t>
-      </w:r>
-      <w:r>
-        <w:rPr>
-          <w:rFonts w:hint="eastAsia"/>
-          <w:sz w:val="22"/>
-          <w:szCs w:val="22"/>
-          <w:lang w:val="zh-CN" w:eastAsia="zh-CN" w:bidi="zh-CN"/>
-        </w:rPr>
-        <w:t>、</w:t>
-      </w:r>
-      <w:r>
-        <w:rPr>
-          <w:rFonts w:hint="eastAsia"/>
-          <w:sz w:val="22"/>
-          <w:szCs w:val="22"/>
-          <w:lang w:val="en-US" w:eastAsia="zh-CN" w:bidi="zh-CN"/>
-        </w:rPr>
-        <w:t>看板、作业、审核、</w:t>
-      </w:r>
-      <w:r>
-        <w:rPr>
-          <w:sz w:val="22"/>
-          <w:szCs w:val="22"/>
-          <w:lang w:val="zh-CN" w:eastAsia="zh-CN" w:bidi="zh-CN"/>
-        </w:rPr>
-        <w:t>我的</w:t>
-      </w:r>
-    </w:p>
-    <w:p>
-      <w:pPr>
-        <w:pStyle w:val="17"/>
-        <w:numPr>
-          <w:ilvl w:val="0"/>
-          <w:numId w:val="1"/>
-        </w:numPr>
-        <w:spacing w:after="40"/>
-      </w:pPr>
-      <w:r>
-        <w:rPr>
-          <w:sz w:val="22"/>
-          <w:szCs w:val="22"/>
-          <w:lang w:val="zh-CN" w:eastAsia="zh-CN" w:bidi="zh-CN"/>
-        </w:rPr>
-        <w:t>点位列表（距离排序、状态筛选）</w:t>
-      </w:r>
-    </w:p>
-    <w:p>
-      <w:pPr>
-        <w:pStyle w:val="17"/>
-        <w:numPr>
-          <w:ilvl w:val="0"/>
-          <w:numId w:val="1"/>
-        </w:numPr>
-        <w:spacing w:after="40"/>
-      </w:pPr>
-      <w:r>
-        <w:rPr>
-          <w:sz w:val="22"/>
-          <w:szCs w:val="22"/>
-          <w:lang w:val="zh-CN" w:eastAsia="zh-CN" w:bidi="zh-CN"/>
-        </w:rPr>
-        <w:t>点位地图（</w:t>
-      </w:r>
-      <w:r>
-        <w:rPr>
-          <w:rFonts w:hint="eastAsia"/>
-          <w:sz w:val="22"/>
-          <w:szCs w:val="22"/>
-          <w:lang w:val="en-US" w:eastAsia="zh-CN" w:bidi="zh-CN"/>
-        </w:rPr>
-        <w:t>高德</w:t>
-      </w:r>
-      <w:r>
-        <w:rPr>
-          <w:sz w:val="22"/>
-          <w:szCs w:val="22"/>
-          <w:lang w:val="zh-CN" w:eastAsia="zh-CN" w:bidi="zh-CN"/>
-        </w:rPr>
-        <w:t>地图、自动定位、点位标记预览）</w:t>
-      </w:r>
-    </w:p>
-    <w:p>
-      <w:pPr>
-        <w:pStyle w:val="17"/>
-        <w:numPr>
-          <w:ilvl w:val="0"/>
-          <w:numId w:val="1"/>
-        </w:numPr>
-        <w:spacing w:after="40"/>
-      </w:pPr>
-      <w:r>
-        <w:rPr>
-          <w:sz w:val="22"/>
-          <w:szCs w:val="22"/>
-          <w:lang w:val="zh-CN" w:eastAsia="zh-CN" w:bidi="zh-CN"/>
-        </w:rPr>
-        <w:t>动态表单：按点位场景类型自动加载模板版本</w:t>
-      </w:r>
-    </w:p>
-    <w:p>
-      <w:pPr>
-        <w:pStyle w:val="17"/>
-        <w:numPr>
-          <w:ilvl w:val="0"/>
-          <w:numId w:val="1"/>
-        </w:numPr>
-        <w:spacing w:after="40"/>
-      </w:pPr>
-      <w:r>
-        <w:rPr>
-          <w:sz w:val="22"/>
-          <w:szCs w:val="22"/>
-          <w:lang w:val="zh-CN" w:eastAsia="zh-CN" w:bidi="zh-CN"/>
-        </w:rPr>
-        <w:t>30 秒自动草稿暂存至本地 LocalStorage</w:t>
-      </w:r>
-      <w:r>
-        <w:rPr>
-          <w:rFonts w:hint="eastAsia"/>
-          <w:sz w:val="22"/>
-          <w:szCs w:val="22"/>
-          <w:lang w:val="zh-CN" w:eastAsia="zh-CN" w:bidi="zh-CN"/>
-        </w:rPr>
-        <w:t>（</w:t>
-      </w:r>
-      <w:r>
-        <w:rPr>
-          <w:rFonts w:hint="eastAsia"/>
-          <w:sz w:val="22"/>
-          <w:szCs w:val="22"/>
-          <w:lang w:val="en-US" w:eastAsia="zh-CN" w:bidi="zh-CN"/>
-        </w:rPr>
-        <w:t>覆盖历史版本）</w:t>
-      </w:r>
-    </w:p>
-    <w:p>
-      <w:pPr>
-        <w:pStyle w:val="17"/>
-        <w:numPr>
-          <w:ilvl w:val="0"/>
-          <w:numId w:val="1"/>
-        </w:numPr>
-        <w:spacing w:after="40"/>
-      </w:pPr>
-      <w:r>
-        <w:rPr>
-          <w:sz w:val="22"/>
-          <w:szCs w:val="22"/>
-          <w:lang w:val="zh-CN" w:eastAsia="zh-CN" w:bidi="zh-CN"/>
-        </w:rPr>
-        <w:t>GPS 定位 + 人工纠偏（拖拽/长按）</w:t>
-      </w:r>
-    </w:p>
-    <w:p>
-      <w:pPr>
-        <w:pStyle w:val="17"/>
-        <w:numPr>
-          <w:ilvl w:val="0"/>
-          <w:numId w:val="1"/>
-        </w:numPr>
-        <w:spacing w:after="40"/>
-      </w:pPr>
-      <w:r>
-        <w:rPr>
-          <w:rFonts w:hint="eastAsia"/>
-          <w:sz w:val="22"/>
-          <w:szCs w:val="22"/>
-          <w:lang w:val="en-US" w:eastAsia="zh-CN" w:bidi="zh-CN"/>
-        </w:rPr>
-        <w:t>定位</w:t>
-      </w:r>
-      <w:r>
-        <w:rPr>
-          <w:sz w:val="22"/>
-          <w:szCs w:val="22"/>
-          <w:lang w:val="zh-CN" w:eastAsia="zh-CN" w:bidi="zh-CN"/>
-        </w:rPr>
-        <w:t>日志记录（</w:t>
-      </w:r>
-      <w:r>
-        <w:rPr>
-          <w:rFonts w:hint="eastAsia"/>
-          <w:sz w:val="22"/>
-          <w:szCs w:val="22"/>
-          <w:lang w:val="en-US" w:eastAsia="zh-CN" w:bidi="zh-CN"/>
-        </w:rPr>
-        <w:t>调整</w:t>
-      </w:r>
-      <w:r>
-        <w:rPr>
-          <w:sz w:val="22"/>
-          <w:szCs w:val="22"/>
-          <w:lang w:val="zh-CN" w:eastAsia="zh-CN" w:bidi="zh-CN"/>
-        </w:rPr>
-        <w:t>前后坐标、纠偏人、时间、偏移距离）</w:t>
-      </w:r>
-      <w:r>
-        <w:commentReference w:id="2"/>
-      </w:r>
-    </w:p>
-    <w:p>
-      <w:pPr>
-        <w:pStyle w:val="17"/>
-        <w:numPr>
-          <w:ilvl w:val="0"/>
-          <w:numId w:val="1"/>
-        </w:numPr>
-        <w:spacing w:after="40"/>
-      </w:pPr>
-      <w:commentRangeStart w:id="3"/>
-      <w:r>
-        <w:rPr>
-          <w:sz w:val="22"/>
-          <w:szCs w:val="22"/>
-          <w:lang w:val="zh-CN" w:eastAsia="zh-CN" w:bidi="zh-CN"/>
-        </w:rPr>
-        <w:t>图片</w:t>
-      </w:r>
-      <w:r>
-        <w:rPr>
-          <w:rFonts w:hint="eastAsia"/>
-          <w:sz w:val="22"/>
-          <w:szCs w:val="22"/>
-          <w:lang w:val="zh-CN" w:eastAsia="zh-CN" w:bidi="zh-CN"/>
-        </w:rPr>
-        <w:t>、</w:t>
-      </w:r>
-      <w:r>
-        <w:rPr>
-          <w:rFonts w:hint="eastAsia"/>
-          <w:sz w:val="22"/>
-          <w:szCs w:val="22"/>
-          <w:lang w:val="en-US" w:eastAsia="zh-CN" w:bidi="zh-CN"/>
-        </w:rPr>
-        <w:t>视频</w:t>
-      </w:r>
-      <w:r>
-        <w:rPr>
-          <w:sz w:val="22"/>
-          <w:szCs w:val="22"/>
-          <w:lang w:val="zh-CN" w:eastAsia="zh-CN" w:bidi="zh-CN"/>
-        </w:rPr>
-        <w:t>上传（按模板配置调用相机或允许相册）</w:t>
-      </w:r>
-      <w:commentRangeEnd w:id="3"/>
-      <w:r>
-        <w:commentReference w:id="3"/>
-      </w:r>
-    </w:p>
-    <w:p>
-      <w:pPr>
-        <w:pStyle w:val="17"/>
-        <w:numPr>
-          <w:ilvl w:val="0"/>
-          <w:numId w:val="1"/>
-        </w:numPr>
-        <w:spacing w:after="40"/>
-      </w:pPr>
-      <w:r>
-        <w:rPr>
-          <w:sz w:val="22"/>
-          <w:szCs w:val="22"/>
-          <w:lang w:val="zh-CN" w:eastAsia="zh-CN" w:bidi="zh-CN"/>
-        </w:rPr>
-        <w:t>图片原图上传 OSS</w:t>
-      </w:r>
-      <w:r>
-        <w:rPr>
-          <w:rFonts w:hint="eastAsia"/>
-          <w:sz w:val="22"/>
-          <w:szCs w:val="22"/>
-          <w:lang w:val="en-US" w:eastAsia="zh-CN" w:bidi="zh-CN"/>
-        </w:rPr>
-        <w:t>或服务器</w:t>
-      </w:r>
-      <w:r>
-        <w:rPr>
-          <w:sz w:val="22"/>
-          <w:szCs w:val="22"/>
-          <w:lang w:val="zh-CN" w:eastAsia="zh-CN" w:bidi="zh-CN"/>
-        </w:rPr>
-        <w:t>，展示时拼接水印（采集人、时间、经纬度）</w:t>
-      </w:r>
-    </w:p>
-    <w:p>
-      <w:pPr>
-        <w:pStyle w:val="17"/>
-        <w:numPr>
-          <w:ilvl w:val="0"/>
-          <w:numId w:val="1"/>
-        </w:numPr>
-        <w:spacing w:after="40"/>
-      </w:pPr>
-      <w:r>
-        <w:rPr>
-          <w:sz w:val="22"/>
-          <w:szCs w:val="22"/>
-          <w:lang w:val="zh-CN" w:eastAsia="zh-CN" w:bidi="zh-CN"/>
-        </w:rPr>
-        <w:t>弱网提交失败：保留草稿和失败原因</w:t>
-      </w:r>
-    </w:p>
-    <w:p>
-      <w:pPr>
-        <w:pStyle w:val="17"/>
-        <w:numPr>
-          <w:ilvl w:val="0"/>
-          <w:numId w:val="1"/>
-        </w:numPr>
-        <w:spacing w:after="40"/>
-      </w:pPr>
-      <w:r>
-        <w:rPr>
-          <w:sz w:val="22"/>
-          <w:szCs w:val="22"/>
-          <w:lang w:val="zh-CN" w:eastAsia="zh-CN" w:bidi="zh-CN"/>
-        </w:rPr>
-        <w:t>网络恢复后手动重试提交</w:t>
-      </w:r>
-      <w:r>
-        <w:rPr>
-          <w:rFonts w:hint="eastAsia"/>
-          <w:sz w:val="22"/>
-          <w:szCs w:val="22"/>
-          <w:lang w:val="zh-CN" w:eastAsia="zh-CN" w:bidi="zh-CN"/>
-        </w:rPr>
-        <w:t>（需系统提示）</w:t>
-      </w:r>
-    </w:p>
-    <w:p>
-      <w:pPr>
-        <w:pStyle w:val="17"/>
-        <w:numPr>
-          <w:ilvl w:val="0"/>
-          <w:numId w:val="1"/>
-        </w:numPr>
-        <w:spacing w:after="40"/>
-      </w:pPr>
-      <w:r>
-        <w:rPr>
-          <w:sz w:val="22"/>
-          <w:szCs w:val="22"/>
-          <w:lang w:val="zh-CN" w:eastAsia="zh-CN" w:bidi="zh-CN"/>
-        </w:rPr>
-        <w:t>并发控制：打开点位获取版本号，提交时校验，</w:t>
-      </w:r>
-      <w:r>
-        <w:rPr>
-          <w:rFonts w:hint="eastAsia"/>
-          <w:lang w:val="en-US" w:eastAsia="zh-CN"/>
-        </w:rPr>
-        <w:t>提交时提醒，按需选择，即可能保留旧版数据（推荐）</w:t>
-      </w:r>
-    </w:p>
-    <w:p>
-      <w:pPr>
-        <w:pStyle w:val="17"/>
-        <w:numPr>
-          <w:ilvl w:val="0"/>
-          <w:numId w:val="1"/>
-        </w:numPr>
-        <w:spacing w:after="40"/>
-      </w:pPr>
-      <w:r>
-        <w:rPr>
-          <w:sz w:val="22"/>
-          <w:szCs w:val="22"/>
-          <w:lang w:val="zh-CN" w:eastAsia="zh-CN" w:bidi="zh-CN"/>
-        </w:rPr>
-        <w:t>提交审核：展示流水号和审核状态</w:t>
+        <w:t>作为 审核员/项目负责人，我希望 导出审核通过的点位 PDF 报告，以便 归档和交付</w:t>
+      </w:r>
+    </w:p>
+    <w:p>
+      <w:pPr>
+        <w:pStyle w:val="17"/>
+        <w:numPr>
+          <w:ilvl w:val="0"/>
+          <w:numId w:val="1"/>
+        </w:numPr>
+        <w:spacing w:after="40"/>
+      </w:pPr>
+      <w:r>
+        <w:rPr>
+          <w:sz w:val="22"/>
+          <w:szCs w:val="22"/>
+          <w:lang w:val="zh-CN" w:eastAsia="zh-CN" w:bidi="zh-CN"/>
+        </w:rPr>
+        <w:t>审核通过后自动生成单点位 PDF</w:t>
+      </w:r>
+    </w:p>
+    <w:p>
+      <w:pPr>
+        <w:pStyle w:val="17"/>
+        <w:numPr>
+          <w:ilvl w:val="0"/>
+          <w:numId w:val="1"/>
+        </w:numPr>
+        <w:spacing w:after="40"/>
+      </w:pPr>
+      <w:r>
+        <w:rPr>
+          <w:sz w:val="22"/>
+          <w:szCs w:val="22"/>
+          <w:lang w:val="zh-CN" w:eastAsia="zh-CN" w:bidi="zh-CN"/>
+        </w:rPr>
+        <w:t>PDF 包含：点位信息、采集数据、现场照片（含水印）</w:t>
+      </w:r>
+    </w:p>
+    <w:p>
+      <w:pPr>
+        <w:pStyle w:val="17"/>
+        <w:numPr>
+          <w:ilvl w:val="0"/>
+          <w:numId w:val="1"/>
+        </w:numPr>
+        <w:spacing w:after="40"/>
+      </w:pPr>
+      <w:r>
+        <w:rPr>
+          <w:sz w:val="22"/>
+          <w:szCs w:val="22"/>
+          <w:lang w:val="zh-CN" w:eastAsia="zh-CN" w:bidi="zh-CN"/>
+        </w:rPr>
+        <w:t>支持手动重新生成 PDF</w:t>
+      </w:r>
+    </w:p>
+    <w:p>
+      <w:pPr>
+        <w:pStyle w:val="17"/>
+        <w:numPr>
+          <w:ilvl w:val="0"/>
+          <w:numId w:val="1"/>
+        </w:numPr>
+        <w:spacing w:after="40"/>
+      </w:pPr>
+      <w:r>
+        <w:rPr>
+          <w:sz w:val="22"/>
+          <w:szCs w:val="22"/>
+          <w:lang w:val="zh-CN" w:eastAsia="zh-CN" w:bidi="zh-CN"/>
+        </w:rPr>
+        <w:t>点位清单 Excel 导出（按筛选条件）</w:t>
+      </w:r>
+    </w:p>
+    <w:p>
+      <w:pPr>
+        <w:pStyle w:val="17"/>
+        <w:numPr>
+          <w:ilvl w:val="0"/>
+          <w:numId w:val="1"/>
+        </w:numPr>
+        <w:spacing w:after="40"/>
+      </w:pPr>
+      <w:r>
+        <w:rPr>
+          <w:sz w:val="22"/>
+          <w:szCs w:val="22"/>
+          <w:lang w:val="zh-CN" w:eastAsia="zh-CN" w:bidi="zh-CN"/>
+        </w:rPr>
+        <w:t>下载链接需登录鉴权</w:t>
+      </w:r>
+    </w:p>
+    <w:p>
+      <w:pPr>
+        <w:pStyle w:val="17"/>
+        <w:numPr>
+          <w:ilvl w:val="0"/>
+          <w:numId w:val="1"/>
+        </w:numPr>
+        <w:spacing w:after="40"/>
+      </w:pPr>
+      <w:r>
+        <w:rPr>
+          <w:sz w:val="22"/>
+          <w:szCs w:val="22"/>
+          <w:lang w:val="zh-CN" w:eastAsia="zh-CN" w:bidi="zh-CN"/>
+        </w:rPr>
+        <w:t>导出操作记录日志</w:t>
       </w:r>
     </w:p>
     <w:p>
@@ -8172,43 +8707,25 @@
           <w:szCs w:val="22"/>
           <w:lang w:val="zh-CN" w:eastAsia="zh-CN" w:bidi="zh-CN"/>
         </w:rPr>
-        <w:t>离线模式（无网环境下采集，有网时自动同步）</w:t>
-      </w:r>
-    </w:p>
-    <w:p>
-      <w:pPr>
-        <w:pStyle w:val="17"/>
-        <w:numPr>
-          <w:ilvl w:val="0"/>
-          <w:numId w:val="1"/>
-        </w:numPr>
-        <w:spacing w:after="40"/>
-      </w:pPr>
-      <w:r>
-        <w:rPr>
-          <w:sz w:val="22"/>
-          <w:szCs w:val="22"/>
-          <w:lang w:val="zh-CN" w:eastAsia="zh-CN" w:bidi="zh-CN"/>
-        </w:rPr>
-        <w:t>语音输入转文字</w:t>
-      </w:r>
-    </w:p>
-    <w:p>
-      <w:pPr>
-        <w:pStyle w:val="17"/>
-        <w:numPr>
-          <w:ilvl w:val="0"/>
-          <w:numId w:val="1"/>
-        </w:numPr>
-        <w:spacing w:after="40"/>
-      </w:pPr>
-      <w:r>
-        <w:rPr>
-          <w:sz w:val="22"/>
-          <w:szCs w:val="22"/>
-          <w:lang w:val="zh-CN" w:eastAsia="zh-CN" w:bidi="zh-CN"/>
-        </w:rPr>
-        <w:t>现场标记（绘制箭头/批注）</w:t>
+        <w:t>批量 PDF ZIP 导出</w:t>
+      </w:r>
+    </w:p>
+    <w:p>
+      <w:pPr>
+        <w:pStyle w:val="17"/>
+        <w:numPr>
+          <w:ilvl w:val="0"/>
+          <w:numId w:val="1"/>
+        </w:numPr>
+        <w:spacing w:after="40"/>
+      </w:pPr>
+      <w:r>
+        <w:rPr>
+          <w:sz w:val="22"/>
+          <w:szCs w:val="22"/>
+          <w:lang w:val="zh-CN" w:eastAsia="zh-CN" w:bidi="zh-CN"/>
+        </w:rPr>
+        <w:t>自定义报告模板</w:t>
       </w:r>
     </w:p>
     <w:p/>
@@ -8224,7 +8741,29 @@
           <w:szCs w:val="26"/>
           <w:lang w:val="zh-CN" w:eastAsia="zh-CN" w:bidi="zh-CN"/>
         </w:rPr>
-        <w:t>5.6 审核中心</w:t>
+        <w:t>5.8 系统管理</w:t>
+      </w:r>
+      <w:r>
+        <w:rPr>
+          <w:rFonts w:hint="eastAsia"/>
+          <w:b/>
+          <w:bCs/>
+          <w:sz w:val="26"/>
+          <w:szCs w:val="26"/>
+          <w:lang w:val="zh-CN" w:eastAsia="zh-CN" w:bidi="zh-CN"/>
+        </w:rPr>
+        <w:t>（</w:t>
+      </w:r>
+      <w:r>
+        <w:rPr>
+          <w:rFonts w:hint="eastAsia"/>
+          <w:b/>
+          <w:bCs/>
+          <w:sz w:val="26"/>
+          <w:szCs w:val="26"/>
+          <w:lang w:val="en-US" w:eastAsia="zh-CN" w:bidi="zh-CN"/>
+        </w:rPr>
+        <w:t>沿用2.0 产品组件）</w:t>
       </w:r>
     </w:p>
     <w:p>
@@ -8262,151 +8801,97 @@
           <w:szCs w:val="22"/>
           <w:lang w:val="zh-CN" w:eastAsia="zh-CN" w:bidi="zh-CN"/>
         </w:rPr>
-        <w:t>作为 审核员，我希望 查看待审核的采集记录并进行通过/驳回操作，以便 保证数据质量</w:t>
-      </w:r>
-    </w:p>
-    <w:p>
-      <w:pPr>
-        <w:pStyle w:val="17"/>
-        <w:numPr>
-          <w:ilvl w:val="0"/>
-          <w:numId w:val="1"/>
-        </w:numPr>
-        <w:spacing w:after="40"/>
-      </w:pPr>
-      <w:r>
-        <w:rPr>
-          <w:sz w:val="22"/>
-          <w:szCs w:val="22"/>
-          <w:lang w:val="zh-CN" w:eastAsia="zh-CN" w:bidi="zh-CN"/>
-        </w:rPr>
-        <w:t>待审核列表（分页、筛选：项目/优先级）</w:t>
-      </w:r>
-    </w:p>
-    <w:p>
-      <w:pPr>
-        <w:pStyle w:val="17"/>
-        <w:numPr>
-          <w:ilvl w:val="0"/>
-          <w:numId w:val="1"/>
-        </w:numPr>
-        <w:spacing w:after="40"/>
-      </w:pPr>
-      <w:r>
-        <w:rPr>
-          <w:sz w:val="22"/>
-          <w:szCs w:val="22"/>
-          <w:lang w:val="zh-CN" w:eastAsia="zh-CN" w:bidi="zh-CN"/>
-        </w:rPr>
-        <w:t>审核详情：点位信息、采集数据、图片查看</w:t>
-      </w:r>
-    </w:p>
-    <w:p>
-      <w:pPr>
-        <w:pStyle w:val="17"/>
-        <w:numPr>
-          <w:ilvl w:val="0"/>
-          <w:numId w:val="1"/>
-        </w:numPr>
-        <w:spacing w:after="40"/>
-      </w:pPr>
-      <w:r>
-        <w:rPr>
-          <w:sz w:val="22"/>
-          <w:szCs w:val="22"/>
-          <w:lang w:val="zh-CN" w:eastAsia="zh-CN" w:bidi="zh-CN"/>
-        </w:rPr>
-        <w:t>审核通过：记录审核人、通过时间，触发自动 PDF 生成</w:t>
-      </w:r>
-    </w:p>
-    <w:p>
-      <w:pPr>
-        <w:pStyle w:val="17"/>
-        <w:numPr>
-          <w:ilvl w:val="0"/>
-          <w:numId w:val="1"/>
-        </w:numPr>
-        <w:spacing w:after="40"/>
-      </w:pPr>
-      <w:r>
-        <w:rPr>
-          <w:sz w:val="22"/>
-          <w:szCs w:val="22"/>
-          <w:lang w:val="zh-CN" w:eastAsia="zh-CN" w:bidi="zh-CN"/>
-        </w:rPr>
-        <w:t>审核驳回：必填驳回原因（文本框）</w:t>
-      </w:r>
-    </w:p>
-    <w:p>
-      <w:pPr>
-        <w:pStyle w:val="17"/>
-        <w:numPr>
-          <w:ilvl w:val="0"/>
-          <w:numId w:val="1"/>
-        </w:numPr>
-        <w:spacing w:after="40"/>
-      </w:pPr>
-      <w:r>
-        <w:rPr>
-          <w:sz w:val="22"/>
-          <w:szCs w:val="22"/>
-          <w:lang w:val="zh-CN" w:eastAsia="zh-CN" w:bidi="zh-CN"/>
-        </w:rPr>
-        <w:t>驳回重提：系统复制被驳回版本生成新草稿（version_no + 1），原版本只读</w:t>
-      </w:r>
-    </w:p>
-    <w:p>
-      <w:pPr>
-        <w:pStyle w:val="17"/>
-        <w:numPr>
-          <w:ilvl w:val="0"/>
-          <w:numId w:val="1"/>
-        </w:numPr>
-        <w:spacing w:after="40"/>
-      </w:pPr>
-      <w:r>
-        <w:rPr>
-          <w:sz w:val="22"/>
-          <w:szCs w:val="22"/>
-          <w:lang w:val="zh-CN" w:eastAsia="zh-CN" w:bidi="zh-CN"/>
-        </w:rPr>
-        <w:t>版本对比：当前提交版本 vs 历史通过版本，高亮字段差异</w:t>
-      </w:r>
-    </w:p>
-    <w:p>
-      <w:pPr>
-        <w:pStyle w:val="17"/>
-        <w:numPr>
-          <w:ilvl w:val="0"/>
-          <w:numId w:val="1"/>
-        </w:numPr>
-        <w:spacing w:after="40"/>
-      </w:pPr>
-      <w:r>
-        <w:rPr>
-          <w:sz w:val="22"/>
-          <w:szCs w:val="22"/>
-          <w:lang w:val="zh-CN" w:eastAsia="zh-CN" w:bidi="zh-CN"/>
-        </w:rPr>
-        <w:t>仅最新版本允许审核操作</w:t>
-      </w:r>
-    </w:p>
-    <w:p>
-      <w:pPr>
-        <w:pStyle w:val="17"/>
-        <w:numPr>
-          <w:ilvl w:val="0"/>
-          <w:numId w:val="1"/>
-        </w:numPr>
-        <w:spacing w:after="40"/>
-      </w:pPr>
-      <w:r>
-        <w:rPr>
-          <w:sz w:val="22"/>
-          <w:szCs w:val="22"/>
-          <w:lang w:val="zh-CN" w:eastAsia="zh-CN" w:bidi="zh-CN"/>
-        </w:rPr>
-        <w:t>审核操作 100% 记录日志</w:t>
+        <w:t>作为 管理员，我希望 管理用户账号，以便 控制谁可以访问系统</w:t>
+      </w:r>
+    </w:p>
+    <w:p>
+      <w:pPr>
+        <w:pStyle w:val="17"/>
+        <w:numPr>
+          <w:ilvl w:val="0"/>
+          <w:numId w:val="1"/>
+        </w:numPr>
+        <w:spacing w:after="40"/>
+      </w:pPr>
+      <w:r>
+        <w:rPr>
+          <w:sz w:val="22"/>
+          <w:szCs w:val="22"/>
+          <w:lang w:val="zh-CN" w:eastAsia="zh-CN" w:bidi="zh-CN"/>
+        </w:rPr>
+        <w:t>用户管理：新增/编辑/启停/重置密码</w:t>
+      </w:r>
+    </w:p>
+    <w:p>
+      <w:pPr>
+        <w:pStyle w:val="17"/>
+        <w:numPr>
+          <w:ilvl w:val="0"/>
+          <w:numId w:val="1"/>
+        </w:numPr>
+        <w:spacing w:after="40"/>
+      </w:pPr>
+      <w:r>
+        <w:rPr>
+          <w:sz w:val="22"/>
+          <w:szCs w:val="22"/>
+          <w:lang w:val="zh-CN" w:eastAsia="zh-CN" w:bidi="zh-CN"/>
+        </w:rPr>
+        <w:t>角色管理：角色 CRUD、权限码分配</w:t>
+      </w:r>
+    </w:p>
+    <w:p>
+      <w:pPr>
+        <w:pStyle w:val="17"/>
+        <w:numPr>
+          <w:ilvl w:val="0"/>
+          <w:numId w:val="1"/>
+        </w:numPr>
+        <w:spacing w:after="40"/>
+      </w:pPr>
+      <w:r>
+        <w:rPr>
+          <w:sz w:val="22"/>
+          <w:szCs w:val="22"/>
+          <w:lang w:val="zh-CN" w:eastAsia="zh-CN" w:bidi="zh-CN"/>
+        </w:rPr>
+        <w:t>操作日志：记录登录、审核、导出、权限变更</w:t>
+      </w:r>
+    </w:p>
+    <w:p>
+      <w:pPr>
+        <w:pStyle w:val="17"/>
+        <w:numPr>
+          <w:ilvl w:val="0"/>
+          <w:numId w:val="1"/>
+        </w:numPr>
+        <w:spacing w:after="40"/>
+      </w:pPr>
+      <w:r>
+        <w:rPr>
+          <w:sz w:val="22"/>
+          <w:szCs w:val="22"/>
+          <w:lang w:val="zh-CN" w:eastAsia="zh-CN" w:bidi="zh-CN"/>
+        </w:rPr>
+        <w:t>日志查看：按操作人、模块、时间范围筛选，分页展示</w:t>
+      </w:r>
+    </w:p>
+    <w:p>
+      <w:pPr>
+        <w:pStyle w:val="17"/>
+        <w:numPr>
+          <w:ilvl w:val="0"/>
+          <w:numId w:val="1"/>
+        </w:numPr>
+        <w:spacing w:after="40"/>
+      </w:pPr>
+      <w:r>
+        <w:rPr>
+          <w:sz w:val="22"/>
+          <w:szCs w:val="22"/>
+          <w:lang w:val="zh-CN" w:eastAsia="zh-CN" w:bidi="zh-CN"/>
+        </w:rPr>
+        <w:t>日志字段：操作人、所属单位、操作模块、操作内容、IP、时间</w:t>
       </w:r>
     </w:p>
     <w:p>
@@ -8439,46 +8924,32 @@
           <w:szCs w:val="22"/>
           <w:lang w:val="zh-CN" w:eastAsia="zh-CN" w:bidi="zh-CN"/>
         </w:rPr>
-        <w:t>批量审核</w:t>
-      </w:r>
-    </w:p>
-    <w:p>
-      <w:pPr>
-        <w:pStyle w:val="17"/>
-        <w:numPr>
-          <w:ilvl w:val="0"/>
-          <w:numId w:val="1"/>
-        </w:numPr>
-        <w:spacing w:after="40"/>
-      </w:pPr>
-      <w:r>
-        <w:rPr>
-          <w:sz w:val="22"/>
-          <w:szCs w:val="22"/>
-          <w:lang w:val="zh-CN" w:eastAsia="zh-CN" w:bidi="zh-CN"/>
-        </w:rPr>
-        <w:t>驳回原因快捷短语模板</w:t>
-      </w:r>
-    </w:p>
-    <w:p>
-      <w:pPr>
-        <w:pStyle w:val="17"/>
-        <w:numPr>
-          <w:ilvl w:val="0"/>
-          <w:numId w:val="1"/>
-        </w:numPr>
-        <w:spacing w:after="40"/>
-      </w:pPr>
-      <w:r>
-        <w:rPr>
-          <w:sz w:val="22"/>
-          <w:szCs w:val="22"/>
-          <w:lang w:val="zh-CN" w:eastAsia="zh-CN" w:bidi="zh-CN"/>
-        </w:rPr>
-        <w:t>转审（transfer）</w:t>
-      </w:r>
-    </w:p>
-    <w:p/>
+        <w:t>系统字典与参数配置</w:t>
+      </w:r>
+    </w:p>
+    <w:p>
+      <w:pPr>
+        <w:pStyle w:val="17"/>
+        <w:numPr>
+          <w:ilvl w:val="0"/>
+          <w:numId w:val="1"/>
+        </w:numPr>
+        <w:spacing w:after="40"/>
+      </w:pPr>
+      <w:r>
+        <w:rPr>
+          <w:sz w:val="22"/>
+          <w:szCs w:val="22"/>
+          <w:lang w:val="zh-CN" w:eastAsia="zh-CN" w:bidi="zh-CN"/>
+        </w:rPr>
+        <w:t>团队管理/用户档案</w:t>
+      </w:r>
+    </w:p>
+    <w:p>
+      <w:r>
+        <w:br w:type="page"/>
+      </w:r>
+    </w:p>
     <w:p>
       <w:pPr>
         <w:pStyle w:val="3"/>
@@ -8491,207 +8962,104 @@
           <w:szCs w:val="26"/>
           <w:lang w:val="zh-CN" w:eastAsia="zh-CN" w:bidi="zh-CN"/>
         </w:rPr>
-        <w:t>5.7 导出</w:t>
-      </w:r>
-    </w:p>
-    <w:p>
-      <w:pPr>
-        <w:pStyle w:val="4"/>
-      </w:pPr>
+        <w:t>5.9 概览工作台（二期）</w:t>
+      </w:r>
+    </w:p>
+    <w:p>
+      <w:pPr>
+        <w:spacing w:after="60"/>
+      </w:pPr>
+      <w:r>
+        <w:rPr>
+          <w:sz w:val="22"/>
+          <w:szCs w:val="22"/>
+          <w:lang w:val="zh-CN" w:eastAsia="zh-CN" w:bidi="zh-CN"/>
+        </w:rPr>
+        <w:t xml:space="preserve">🎯 </w:t>
+      </w:r>
       <w:r>
         <w:rPr>
           <w:b/>
           <w:bCs/>
-          <w:sz w:val="24"/>
-          <w:szCs w:val="24"/>
-          <w:lang w:val="zh-CN" w:eastAsia="zh-CN" w:bidi="zh-CN"/>
-        </w:rPr>
-        <w:t>一期功能</w:t>
-      </w:r>
-    </w:p>
-    <w:p>
-      <w:pPr>
-        <w:spacing w:after="60"/>
-      </w:pPr>
-      <w:r>
-        <w:rPr>
-          <w:sz w:val="22"/>
-          <w:szCs w:val="22"/>
-          <w:lang w:val="zh-CN" w:eastAsia="zh-CN" w:bidi="zh-CN"/>
-        </w:rPr>
-        <w:t xml:space="preserve">🎯 </w:t>
-      </w:r>
-      <w:r>
-        <w:rPr>
-          <w:b/>
-          <w:bCs/>
-          <w:sz w:val="22"/>
-          <w:szCs w:val="22"/>
-          <w:lang w:val="zh-CN" w:eastAsia="zh-CN" w:bidi="zh-CN"/>
-        </w:rPr>
-        <w:t>作为 审核员/项目负责人，我希望 导出审核通过的点位 PDF 报告，以便 归档和交付</w:t>
-      </w:r>
-    </w:p>
-    <w:p>
-      <w:pPr>
-        <w:pStyle w:val="17"/>
-        <w:numPr>
-          <w:ilvl w:val="0"/>
-          <w:numId w:val="1"/>
-        </w:numPr>
-        <w:spacing w:after="40"/>
-      </w:pPr>
-      <w:r>
-        <w:rPr>
-          <w:sz w:val="22"/>
-          <w:szCs w:val="22"/>
-          <w:lang w:val="zh-CN" w:eastAsia="zh-CN" w:bidi="zh-CN"/>
-        </w:rPr>
-        <w:t>审核通过后自动生成单点位 PDF</w:t>
-      </w:r>
-    </w:p>
-    <w:p>
-      <w:pPr>
-        <w:pStyle w:val="17"/>
-        <w:numPr>
-          <w:ilvl w:val="0"/>
-          <w:numId w:val="1"/>
-        </w:numPr>
-        <w:spacing w:after="40"/>
-      </w:pPr>
-      <w:r>
-        <w:rPr>
-          <w:sz w:val="22"/>
-          <w:szCs w:val="22"/>
-          <w:lang w:val="zh-CN" w:eastAsia="zh-CN" w:bidi="zh-CN"/>
-        </w:rPr>
-        <w:t>PDF 包含：点位信息、采集数据、现场照片（含水印）</w:t>
-      </w:r>
-    </w:p>
-    <w:p>
-      <w:pPr>
-        <w:pStyle w:val="17"/>
-        <w:numPr>
-          <w:ilvl w:val="0"/>
-          <w:numId w:val="1"/>
-        </w:numPr>
-        <w:spacing w:after="40"/>
-      </w:pPr>
-      <w:r>
-        <w:rPr>
-          <w:sz w:val="22"/>
-          <w:szCs w:val="22"/>
-          <w:lang w:val="zh-CN" w:eastAsia="zh-CN" w:bidi="zh-CN"/>
-        </w:rPr>
-        <w:t>支持手动重新生成 PDF</w:t>
-      </w:r>
-    </w:p>
-    <w:p>
-      <w:pPr>
-        <w:pStyle w:val="17"/>
-        <w:numPr>
-          <w:ilvl w:val="0"/>
-          <w:numId w:val="1"/>
-        </w:numPr>
-        <w:spacing w:after="40"/>
-      </w:pPr>
-      <w:r>
-        <w:rPr>
-          <w:sz w:val="22"/>
-          <w:szCs w:val="22"/>
-          <w:lang w:val="zh-CN" w:eastAsia="zh-CN" w:bidi="zh-CN"/>
-        </w:rPr>
-        <w:t>点位清单 Excel 导出（按筛选条件）</w:t>
-      </w:r>
-    </w:p>
-    <w:p>
-      <w:pPr>
-        <w:pStyle w:val="17"/>
-        <w:numPr>
-          <w:ilvl w:val="0"/>
-          <w:numId w:val="1"/>
-        </w:numPr>
-        <w:spacing w:after="40"/>
-      </w:pPr>
-      <w:r>
-        <w:rPr>
-          <w:sz w:val="22"/>
-          <w:szCs w:val="22"/>
-          <w:lang w:val="zh-CN" w:eastAsia="zh-CN" w:bidi="zh-CN"/>
-        </w:rPr>
-        <w:t>下载链接需登录鉴权</w:t>
-      </w:r>
-    </w:p>
-    <w:p>
-      <w:pPr>
-        <w:pStyle w:val="17"/>
-        <w:numPr>
-          <w:ilvl w:val="0"/>
-          <w:numId w:val="1"/>
-        </w:numPr>
-        <w:spacing w:after="40"/>
-      </w:pPr>
-      <w:r>
-        <w:rPr>
-          <w:sz w:val="22"/>
-          <w:szCs w:val="22"/>
-          <w:lang w:val="zh-CN" w:eastAsia="zh-CN" w:bidi="zh-CN"/>
-        </w:rPr>
-        <w:t>导出操作记录日志</w:t>
-      </w:r>
-    </w:p>
-    <w:p>
-      <w:pPr>
-        <w:pStyle w:val="4"/>
-      </w:pPr>
-      <w:r>
-        <w:rPr>
-          <w:b/>
-          <w:bCs/>
-          <w:sz w:val="24"/>
-          <w:szCs w:val="24"/>
-          <w:lang w:val="zh-CN" w:eastAsia="zh-CN" w:bidi="zh-CN"/>
-        </w:rPr>
-        <w:t>二期功能</w:t>
-      </w:r>
-    </w:p>
-    <w:p>
-      <w:pPr>
-        <w:pStyle w:val="17"/>
-        <w:numPr>
-          <w:ilvl w:val="0"/>
-          <w:numId w:val="1"/>
-        </w:numPr>
-        <w:spacing w:after="40"/>
-      </w:pPr>
-      <w:r>
-        <w:rPr>
-          <w:sz w:val="22"/>
-          <w:szCs w:val="22"/>
-          <w:lang w:val="zh-CN" w:eastAsia="zh-CN" w:bidi="zh-CN"/>
-        </w:rPr>
-        <w:t>批量 PDF ZIP 导出</w:t>
-      </w:r>
-    </w:p>
-    <w:p>
-      <w:pPr>
-        <w:pStyle w:val="17"/>
-        <w:numPr>
-          <w:ilvl w:val="0"/>
-          <w:numId w:val="1"/>
-        </w:numPr>
-        <w:spacing w:after="40"/>
-      </w:pPr>
-      <w:r>
-        <w:rPr>
-          <w:sz w:val="22"/>
-          <w:szCs w:val="22"/>
-          <w:lang w:val="zh-CN" w:eastAsia="zh-CN" w:bidi="zh-CN"/>
-        </w:rPr>
-        <w:t>自定义报告模板</w:t>
-      </w:r>
-    </w:p>
-    <w:p/>
+          <w:sz w:val="22"/>
+          <w:szCs w:val="22"/>
+          <w:lang w:val="zh-CN" w:eastAsia="zh-CN" w:bidi="zh-CN"/>
+        </w:rPr>
+        <w:t>作为 管理员/项目负责人，我希望 查看项目概览数据看板，以便 快速了解项目进展</w:t>
+      </w:r>
+    </w:p>
+    <w:p>
+      <w:pPr>
+        <w:pStyle w:val="17"/>
+        <w:numPr>
+          <w:ilvl w:val="0"/>
+          <w:numId w:val="1"/>
+        </w:numPr>
+        <w:spacing w:after="40"/>
+      </w:pPr>
+      <w:r>
+        <w:rPr>
+          <w:sz w:val="22"/>
+          <w:szCs w:val="22"/>
+          <w:lang w:val="zh-CN" w:eastAsia="zh-CN" w:bidi="zh-CN"/>
+        </w:rPr>
+        <w:t>指标卡片：点位总数、待采集、待审核、已通过、审核通过率</w:t>
+      </w:r>
+    </w:p>
+    <w:p>
+      <w:pPr>
+        <w:pStyle w:val="17"/>
+        <w:numPr>
+          <w:ilvl w:val="0"/>
+          <w:numId w:val="1"/>
+        </w:numPr>
+        <w:spacing w:after="40"/>
+      </w:pPr>
+      <w:r>
+        <w:rPr>
+          <w:sz w:val="22"/>
+          <w:szCs w:val="22"/>
+          <w:lang w:val="zh-CN" w:eastAsia="zh-CN" w:bidi="zh-CN"/>
+        </w:rPr>
+        <w:t>趋势图：采集进度趋势、审核周期分布</w:t>
+      </w:r>
+    </w:p>
+    <w:p>
+      <w:pPr>
+        <w:pStyle w:val="17"/>
+        <w:numPr>
+          <w:ilvl w:val="0"/>
+          <w:numId w:val="1"/>
+        </w:numPr>
+        <w:spacing w:after="40"/>
+      </w:pPr>
+      <w:r>
+        <w:rPr>
+          <w:sz w:val="22"/>
+          <w:szCs w:val="22"/>
+          <w:lang w:val="zh-CN" w:eastAsia="zh-CN" w:bidi="zh-CN"/>
+        </w:rPr>
+        <w:t>最近动态：最新提交、最新审核记录</w:t>
+      </w:r>
+    </w:p>
+    <w:p>
+      <w:pPr>
+        <w:pStyle w:val="17"/>
+        <w:numPr>
+          <w:ilvl w:val="0"/>
+          <w:numId w:val="1"/>
+        </w:numPr>
+        <w:spacing w:after="40"/>
+      </w:pPr>
+      <w:r>
+        <w:rPr>
+          <w:sz w:val="22"/>
+          <w:szCs w:val="22"/>
+          <w:lang w:val="zh-CN" w:eastAsia="zh-CN" w:bidi="zh-CN"/>
+        </w:rPr>
+        <w:t>分期：全部二期</w:t>
+      </w:r>
+    </w:p>
     <w:p>
       <w:pPr>
         <w:pStyle w:val="3"/>
@@ -8704,191 +9072,102 @@
           <w:szCs w:val="26"/>
           <w:lang w:val="zh-CN" w:eastAsia="zh-CN" w:bidi="zh-CN"/>
         </w:rPr>
-        <w:t>5.8 系统管理</w:t>
-      </w:r>
-    </w:p>
-    <w:p>
-      <w:pPr>
-        <w:pStyle w:val="4"/>
-      </w:pPr>
+        <w:t>5.10 任务中心（二期）</w:t>
+      </w:r>
+    </w:p>
+    <w:p>
+      <w:pPr>
+        <w:spacing w:after="60"/>
+      </w:pPr>
+      <w:r>
+        <w:rPr>
+          <w:sz w:val="22"/>
+          <w:szCs w:val="22"/>
+          <w:lang w:val="zh-CN" w:eastAsia="zh-CN" w:bidi="zh-CN"/>
+        </w:rPr>
+        <w:t xml:space="preserve">🎯 </w:t>
+      </w:r>
       <w:r>
         <w:rPr>
           <w:b/>
           <w:bCs/>
-          <w:sz w:val="24"/>
-          <w:szCs w:val="24"/>
-          <w:lang w:val="zh-CN" w:eastAsia="zh-CN" w:bidi="zh-CN"/>
-        </w:rPr>
-        <w:t>一期功能</w:t>
-      </w:r>
-    </w:p>
-    <w:p>
-      <w:pPr>
-        <w:spacing w:after="60"/>
-      </w:pPr>
-      <w:r>
-        <w:rPr>
-          <w:sz w:val="22"/>
-          <w:szCs w:val="22"/>
-          <w:lang w:val="zh-CN" w:eastAsia="zh-CN" w:bidi="zh-CN"/>
-        </w:rPr>
-        <w:t xml:space="preserve">🎯 </w:t>
-      </w:r>
-      <w:r>
-        <w:rPr>
-          <w:b/>
-          <w:bCs/>
-          <w:sz w:val="22"/>
-          <w:szCs w:val="22"/>
-          <w:lang w:val="zh-CN" w:eastAsia="zh-CN" w:bidi="zh-CN"/>
-        </w:rPr>
-        <w:t>作为 管理员，我希望 管理用户账号，以便 控制谁可以访问系统</w:t>
-      </w:r>
-    </w:p>
-    <w:p>
-      <w:pPr>
-        <w:pStyle w:val="17"/>
-        <w:numPr>
-          <w:ilvl w:val="0"/>
-          <w:numId w:val="1"/>
-        </w:numPr>
-        <w:spacing w:after="40"/>
-      </w:pPr>
-      <w:r>
-        <w:rPr>
-          <w:sz w:val="22"/>
-          <w:szCs w:val="22"/>
-          <w:lang w:val="zh-CN" w:eastAsia="zh-CN" w:bidi="zh-CN"/>
-        </w:rPr>
-        <w:t>用户管理：新增/编辑/启停/重置密码</w:t>
-      </w:r>
-    </w:p>
-    <w:p>
-      <w:pPr>
-        <w:pStyle w:val="17"/>
-        <w:numPr>
-          <w:ilvl w:val="0"/>
-          <w:numId w:val="1"/>
-        </w:numPr>
-        <w:spacing w:after="40"/>
-      </w:pPr>
-      <w:r>
-        <w:rPr>
-          <w:sz w:val="22"/>
-          <w:szCs w:val="22"/>
-          <w:lang w:val="zh-CN" w:eastAsia="zh-CN" w:bidi="zh-CN"/>
-        </w:rPr>
-        <w:t>角色管理：角色 CRUD、权限码分配</w:t>
-      </w:r>
-    </w:p>
-    <w:p>
-      <w:pPr>
-        <w:pStyle w:val="17"/>
-        <w:numPr>
-          <w:ilvl w:val="0"/>
-          <w:numId w:val="1"/>
-        </w:numPr>
-        <w:spacing w:after="40"/>
-      </w:pPr>
-      <w:r>
-        <w:rPr>
-          <w:sz w:val="22"/>
-          <w:szCs w:val="22"/>
-          <w:lang w:val="zh-CN" w:eastAsia="zh-CN" w:bidi="zh-CN"/>
-        </w:rPr>
-        <w:t>操作日志：记录登录、审核、导出、权限变更</w:t>
-      </w:r>
-    </w:p>
-    <w:p>
-      <w:pPr>
-        <w:pStyle w:val="17"/>
-        <w:numPr>
-          <w:ilvl w:val="0"/>
-          <w:numId w:val="1"/>
-        </w:numPr>
-        <w:spacing w:after="40"/>
-      </w:pPr>
-      <w:r>
-        <w:rPr>
-          <w:sz w:val="22"/>
-          <w:szCs w:val="22"/>
-          <w:lang w:val="zh-CN" w:eastAsia="zh-CN" w:bidi="zh-CN"/>
-        </w:rPr>
-        <w:t>日志查看：按操作人、模块、时间范围筛选，分页展示</w:t>
-      </w:r>
-    </w:p>
-    <w:p>
-      <w:pPr>
-        <w:pStyle w:val="17"/>
-        <w:numPr>
-          <w:ilvl w:val="0"/>
-          <w:numId w:val="1"/>
-        </w:numPr>
-        <w:spacing w:after="40"/>
-      </w:pPr>
-      <w:r>
-        <w:rPr>
-          <w:sz w:val="22"/>
-          <w:szCs w:val="22"/>
-          <w:lang w:val="zh-CN" w:eastAsia="zh-CN" w:bidi="zh-CN"/>
-        </w:rPr>
-        <w:t>日志字段：操作人、所属单位、操作模块、操作内容、IP、时间</w:t>
-      </w:r>
-    </w:p>
-    <w:p>
-      <w:pPr>
-        <w:pStyle w:val="4"/>
-      </w:pPr>
-      <w:r>
-        <w:rPr>
-          <w:b/>
-          <w:bCs/>
-          <w:sz w:val="24"/>
-          <w:szCs w:val="24"/>
-          <w:lang w:val="zh-CN" w:eastAsia="zh-CN" w:bidi="zh-CN"/>
-        </w:rPr>
-        <w:t>二期功能</w:t>
-      </w:r>
-    </w:p>
-    <w:p>
-      <w:pPr>
-        <w:pStyle w:val="17"/>
-        <w:numPr>
-          <w:ilvl w:val="0"/>
-          <w:numId w:val="1"/>
-        </w:numPr>
-        <w:spacing w:after="40"/>
-      </w:pPr>
-      <w:r>
-        <w:rPr>
-          <w:sz w:val="22"/>
-          <w:szCs w:val="22"/>
-          <w:lang w:val="zh-CN" w:eastAsia="zh-CN" w:bidi="zh-CN"/>
-        </w:rPr>
-        <w:t>系统字典与参数配置</w:t>
-      </w:r>
-    </w:p>
-    <w:p>
-      <w:pPr>
-        <w:pStyle w:val="17"/>
-        <w:numPr>
-          <w:ilvl w:val="0"/>
-          <w:numId w:val="1"/>
-        </w:numPr>
-        <w:spacing w:after="40"/>
-      </w:pPr>
-      <w:r>
-        <w:rPr>
-          <w:sz w:val="22"/>
-          <w:szCs w:val="22"/>
-          <w:lang w:val="zh-CN" w:eastAsia="zh-CN" w:bidi="zh-CN"/>
-        </w:rPr>
-        <w:t>团队管理/用户档案</w:t>
-      </w:r>
-    </w:p>
-    <w:p>
-      <w:r>
-        <w:br w:type="page"/>
+          <w:sz w:val="22"/>
+          <w:szCs w:val="22"/>
+          <w:lang w:val="zh-CN" w:eastAsia="zh-CN" w:bidi="zh-CN"/>
+        </w:rPr>
+        <w:t>作为 项目负责人，我希望 创建和分配采集任务，以便 明确工作安排和进度</w:t>
+      </w:r>
+    </w:p>
+    <w:p>
+      <w:pPr>
+        <w:pStyle w:val="17"/>
+        <w:numPr>
+          <w:ilvl w:val="0"/>
+          <w:numId w:val="1"/>
+        </w:numPr>
+        <w:spacing w:after="40"/>
+      </w:pPr>
+      <w:r>
+        <w:rPr>
+          <w:sz w:val="22"/>
+          <w:szCs w:val="22"/>
+          <w:lang w:val="zh-CN" w:eastAsia="zh-CN" w:bidi="zh-CN"/>
+        </w:rPr>
+        <w:t>任务看板（待办/进行中/已完成）</w:t>
+      </w:r>
+    </w:p>
+    <w:p>
+      <w:pPr>
+        <w:pStyle w:val="17"/>
+        <w:numPr>
+          <w:ilvl w:val="0"/>
+          <w:numId w:val="1"/>
+        </w:numPr>
+        <w:spacing w:after="40"/>
+      </w:pPr>
+      <w:r>
+        <w:rPr>
+          <w:sz w:val="22"/>
+          <w:szCs w:val="22"/>
+          <w:lang w:val="zh-CN" w:eastAsia="zh-CN" w:bidi="zh-CN"/>
+        </w:rPr>
+        <w:t>任务列表（分页、筛选）</w:t>
+      </w:r>
+    </w:p>
+    <w:p>
+      <w:pPr>
+        <w:pStyle w:val="17"/>
+        <w:numPr>
+          <w:ilvl w:val="0"/>
+          <w:numId w:val="1"/>
+        </w:numPr>
+        <w:spacing w:after="40"/>
+      </w:pPr>
+      <w:r>
+        <w:rPr>
+          <w:sz w:val="22"/>
+          <w:szCs w:val="22"/>
+          <w:lang w:val="zh-CN" w:eastAsia="zh-CN" w:bidi="zh-CN"/>
+        </w:rPr>
+        <w:t>子任务拆分与关联</w:t>
+      </w:r>
+    </w:p>
+    <w:p>
+      <w:pPr>
+        <w:pStyle w:val="17"/>
+        <w:numPr>
+          <w:ilvl w:val="0"/>
+          <w:numId w:val="1"/>
+        </w:numPr>
+        <w:spacing w:after="40"/>
+      </w:pPr>
+      <w:r>
+        <w:rPr>
+          <w:sz w:val="22"/>
+          <w:szCs w:val="22"/>
+          <w:lang w:val="zh-CN" w:eastAsia="zh-CN" w:bidi="zh-CN"/>
+        </w:rPr>
+        <w:t>分期：全部二期</w:t>
       </w:r>
     </w:p>
     <w:p>
@@ -8903,218 +9182,19 @@
           <w:szCs w:val="26"/>
           <w:lang w:val="zh-CN" w:eastAsia="zh-CN" w:bidi="zh-CN"/>
         </w:rPr>
-        <w:t>5.9 概览工作台（二期）</w:t>
-      </w:r>
-    </w:p>
-    <w:p>
-      <w:pPr>
-        <w:spacing w:after="60"/>
-      </w:pPr>
-      <w:r>
-        <w:rPr>
-          <w:sz w:val="22"/>
-          <w:szCs w:val="22"/>
-          <w:lang w:val="zh-CN" w:eastAsia="zh-CN" w:bidi="zh-CN"/>
-        </w:rPr>
-        <w:t xml:space="preserve">🎯 </w:t>
-      </w:r>
-      <w:r>
-        <w:rPr>
-          <w:b/>
-          <w:bCs/>
-          <w:sz w:val="22"/>
-          <w:szCs w:val="22"/>
-          <w:lang w:val="zh-CN" w:eastAsia="zh-CN" w:bidi="zh-CN"/>
-        </w:rPr>
-        <w:t>作为 管理员/项目负责人，我希望 查看项目概览数据看板，以便 快速了解项目进展</w:t>
-      </w:r>
-    </w:p>
-    <w:p>
-      <w:pPr>
-        <w:pStyle w:val="17"/>
-        <w:numPr>
-          <w:ilvl w:val="0"/>
-          <w:numId w:val="1"/>
-        </w:numPr>
-        <w:spacing w:after="40"/>
-      </w:pPr>
-      <w:r>
-        <w:rPr>
-          <w:sz w:val="22"/>
-          <w:szCs w:val="22"/>
-          <w:lang w:val="zh-CN" w:eastAsia="zh-CN" w:bidi="zh-CN"/>
-        </w:rPr>
-        <w:t>指标卡片：点位总数、待采集、待审核、已通过、审核通过率</w:t>
-      </w:r>
-    </w:p>
-    <w:p>
-      <w:pPr>
-        <w:pStyle w:val="17"/>
-        <w:numPr>
-          <w:ilvl w:val="0"/>
-          <w:numId w:val="1"/>
-        </w:numPr>
-        <w:spacing w:after="40"/>
-      </w:pPr>
-      <w:r>
-        <w:rPr>
-          <w:sz w:val="22"/>
-          <w:szCs w:val="22"/>
-          <w:lang w:val="zh-CN" w:eastAsia="zh-CN" w:bidi="zh-CN"/>
-        </w:rPr>
-        <w:t>趋势图：采集进度趋势、审核周期分布</w:t>
-      </w:r>
-    </w:p>
-    <w:p>
-      <w:pPr>
-        <w:pStyle w:val="17"/>
-        <w:numPr>
-          <w:ilvl w:val="0"/>
-          <w:numId w:val="1"/>
-        </w:numPr>
-        <w:spacing w:after="40"/>
-      </w:pPr>
-      <w:r>
-        <w:rPr>
-          <w:sz w:val="22"/>
-          <w:szCs w:val="22"/>
-          <w:lang w:val="zh-CN" w:eastAsia="zh-CN" w:bidi="zh-CN"/>
-        </w:rPr>
-        <w:t>最近动态：最新提交、最新审核记录</w:t>
-      </w:r>
-    </w:p>
-    <w:p>
-      <w:pPr>
-        <w:pStyle w:val="17"/>
-        <w:numPr>
-          <w:ilvl w:val="0"/>
-          <w:numId w:val="1"/>
-        </w:numPr>
-        <w:spacing w:after="40"/>
-      </w:pPr>
-      <w:r>
-        <w:rPr>
-          <w:sz w:val="22"/>
-          <w:szCs w:val="22"/>
-          <w:lang w:val="zh-CN" w:eastAsia="zh-CN" w:bidi="zh-CN"/>
-        </w:rPr>
-        <w:t>分期：全部二期</w:t>
-      </w:r>
-    </w:p>
-    <w:p>
-      <w:pPr>
-        <w:pStyle w:val="3"/>
-      </w:pPr>
-      <w:r>
-        <w:rPr>
+        <w:t>5.11 消息通知（</w:t>
+      </w:r>
+      <w:r>
+        <w:rPr>
+          <w:rFonts w:hint="eastAsia"/>
           <w:b/>
           <w:bCs/>
           <w:sz w:val="26"/>
           <w:szCs w:val="26"/>
-          <w:lang w:val="zh-CN" w:eastAsia="zh-CN" w:bidi="zh-CN"/>
-        </w:rPr>
-        <w:t>5.10 任务中心（二期）</w:t>
-      </w:r>
-    </w:p>
-    <w:p>
-      <w:pPr>
-        <w:spacing w:after="60"/>
-      </w:pPr>
-      <w:r>
-        <w:rPr>
-          <w:sz w:val="22"/>
-          <w:szCs w:val="22"/>
-          <w:lang w:val="zh-CN" w:eastAsia="zh-CN" w:bidi="zh-CN"/>
-        </w:rPr>
-        <w:t xml:space="preserve">🎯 </w:t>
-      </w:r>
-      <w:r>
-        <w:rPr>
-          <w:b/>
-          <w:bCs/>
-          <w:sz w:val="22"/>
-          <w:szCs w:val="22"/>
-          <w:lang w:val="zh-CN" w:eastAsia="zh-CN" w:bidi="zh-CN"/>
-        </w:rPr>
-        <w:t>作为 项目负责人，我希望 创建和分配采集任务，以便 明确工作安排和进度</w:t>
-      </w:r>
-    </w:p>
-    <w:p>
-      <w:pPr>
-        <w:pStyle w:val="17"/>
-        <w:numPr>
-          <w:ilvl w:val="0"/>
-          <w:numId w:val="1"/>
-        </w:numPr>
-        <w:spacing w:after="40"/>
-      </w:pPr>
-      <w:r>
-        <w:rPr>
-          <w:sz w:val="22"/>
-          <w:szCs w:val="22"/>
-          <w:lang w:val="zh-CN" w:eastAsia="zh-CN" w:bidi="zh-CN"/>
-        </w:rPr>
-        <w:t>任务看板（待办/进行中/已完成）</w:t>
-      </w:r>
-    </w:p>
-    <w:p>
-      <w:pPr>
-        <w:pStyle w:val="17"/>
-        <w:numPr>
-          <w:ilvl w:val="0"/>
-          <w:numId w:val="1"/>
-        </w:numPr>
-        <w:spacing w:after="40"/>
-      </w:pPr>
-      <w:r>
-        <w:rPr>
-          <w:sz w:val="22"/>
-          <w:szCs w:val="22"/>
-          <w:lang w:val="zh-CN" w:eastAsia="zh-CN" w:bidi="zh-CN"/>
-        </w:rPr>
-        <w:t>任务列表（分页、筛选）</w:t>
-      </w:r>
-    </w:p>
-    <w:p>
-      <w:pPr>
-        <w:pStyle w:val="17"/>
-        <w:numPr>
-          <w:ilvl w:val="0"/>
-          <w:numId w:val="1"/>
-        </w:numPr>
-        <w:spacing w:after="40"/>
-      </w:pPr>
-      <w:r>
-        <w:rPr>
-          <w:sz w:val="22"/>
-          <w:szCs w:val="22"/>
-          <w:lang w:val="zh-CN" w:eastAsia="zh-CN" w:bidi="zh-CN"/>
-        </w:rPr>
-        <w:t>子任务拆分与关联</w:t>
-      </w:r>
-    </w:p>
-    <w:p>
-      <w:pPr>
-        <w:pStyle w:val="17"/>
-        <w:numPr>
-          <w:ilvl w:val="0"/>
-          <w:numId w:val="1"/>
-        </w:numPr>
-        <w:spacing w:after="40"/>
-      </w:pPr>
-      <w:r>
-        <w:rPr>
-          <w:sz w:val="22"/>
-          <w:szCs w:val="22"/>
-          <w:lang w:val="zh-CN" w:eastAsia="zh-CN" w:bidi="zh-CN"/>
-        </w:rPr>
-        <w:t>分期：全部二期</w:t>
-      </w:r>
-    </w:p>
-    <w:p>
-      <w:pPr>
-        <w:pStyle w:val="3"/>
-      </w:pPr>
+          <w:lang w:val="en-US" w:eastAsia="zh-CN" w:bidi="zh-CN"/>
+        </w:rPr>
+        <w:t>沿用2.0 产品组件</w:t>
+      </w:r>
       <w:r>
         <w:rPr>
           <w:b/>
@@ -9123,7 +9203,7 @@
           <w:szCs w:val="26"/>
           <w:lang w:val="zh-CN" w:eastAsia="zh-CN" w:bidi="zh-CN"/>
         </w:rPr>
-        <w:t>5.11 消息通知（二期）</w:t>
+        <w:t>）</w:t>
       </w:r>
     </w:p>
     <w:p>
@@ -10945,9 +11025,26 @@
     <w:p>
       <w:pPr>
         <w:pStyle w:val="8"/>
-      </w:pPr>
-      <w:r>
-        <w:annotationRef/>
+        <w:rPr>
+          <w:rFonts w:hint="default" w:eastAsiaTheme="minorEastAsia"/>
+          <w:lang w:val="en-US" w:eastAsia="zh-CN"/>
+        </w:rPr>
+      </w:pPr>
+      <w:r>
+        <w:rPr>
+          <w:rFonts w:hint="eastAsia"/>
+          <w:lang w:val="en-US" w:eastAsia="zh-CN"/>
+        </w:rPr>
+        <w:t>系统记录点位经纬度变更（只要数据提交云端，涉及到经纬调整都需要记录下来）</w:t>
+      </w:r>
+      <w:bookmarkStart w:id="0" w:name="_GoBack"/>
+      <w:bookmarkEnd w:id="0"/>
+      <w:r>
+        <w:rPr>
+          <w:rFonts w:hint="eastAsia"/>
+          <w:lang w:val="en-US" w:eastAsia="zh-CN"/>
+        </w:rPr>
+        <w:t>，</w:t>
       </w:r>
     </w:p>
   </w:comment>

--- a/doc/青泓勘察系统-PRD文档-V2.1.docx
+++ b/doc/青泓勘察系统-PRD文档-V2.1.docx
@@ -146,7 +146,7 @@
     </w:p>
     <w:tbl>
       <w:tblPr>
-        <w:tblStyle w:val="13"/>
+        <w:tblStyle w:val="15"/>
         <w:tblW w:w="5001" w:type="pct"/>
         <w:tblInd w:w="0" w:type="dxa"/>
         <w:tblBorders>
@@ -636,7 +636,7 @@
     </w:p>
     <w:p>
       <w:pPr>
-        <w:pStyle w:val="19"/>
+        <w:pStyle w:val="21"/>
         <w:numPr>
           <w:ilvl w:val="0"/>
           <w:numId w:val="2"/>
@@ -654,7 +654,7 @@
     </w:p>
     <w:p>
       <w:pPr>
-        <w:pStyle w:val="19"/>
+        <w:pStyle w:val="21"/>
         <w:numPr>
           <w:ilvl w:val="0"/>
           <w:numId w:val="2"/>
@@ -673,7 +673,7 @@
     </w:p>
     <w:p>
       <w:pPr>
-        <w:pStyle w:val="19"/>
+        <w:pStyle w:val="21"/>
         <w:numPr>
           <w:ilvl w:val="0"/>
           <w:numId w:val="2"/>
@@ -706,7 +706,7 @@
     </w:p>
     <w:p>
       <w:pPr>
-        <w:pStyle w:val="19"/>
+        <w:pStyle w:val="21"/>
         <w:numPr>
           <w:ilvl w:val="0"/>
           <w:numId w:val="2"/>
@@ -740,7 +740,7 @@
     </w:p>
     <w:tbl>
       <w:tblPr>
-        <w:tblStyle w:val="13"/>
+        <w:tblStyle w:val="15"/>
         <w:tblW w:w="5000" w:type="pct"/>
         <w:tblInd w:w="0" w:type="dxa"/>
         <w:tblBorders>
@@ -1228,7 +1228,7 @@
     </w:p>
     <w:tbl>
       <w:tblPr>
-        <w:tblStyle w:val="13"/>
+        <w:tblStyle w:val="15"/>
         <w:tblW w:w="5000" w:type="pct"/>
         <w:tblInd w:w="0" w:type="dxa"/>
         <w:tblBorders>
@@ -1606,7 +1606,7 @@
                 <w:szCs w:val="20"/>
                 <w:lang w:val="zh-CN" w:eastAsia="zh-CN" w:bidi="zh-CN"/>
               </w:rPr>
-              <w:t>collab</w:t>
+              <w:t>COLA</w:t>
             </w:r>
           </w:p>
         </w:tc>
@@ -1865,7 +1865,7 @@
           <w:szCs w:val="22"/>
           <w:lang w:val="zh-CN" w:eastAsia="zh-CN" w:bidi="zh-CN"/>
         </w:rPr>
-        <w:t>权限控制覆盖前端路由守卫 + 后端 @PreAuthorize 双重校验</w:t>
+        <w:t>权限控制覆盖前端路由守卫 + 后端 @Authorize 双重校验</w:t>
       </w:r>
     </w:p>
     <w:p/>
@@ -1886,7 +1886,7 @@
     </w:p>
     <w:tbl>
       <w:tblPr>
-        <w:tblStyle w:val="13"/>
+        <w:tblStyle w:val="15"/>
         <w:tblW w:w="5000" w:type="pct"/>
         <w:tblInd w:w="0" w:type="dxa"/>
         <w:tblBorders>
@@ -3350,7 +3350,7 @@
                 <w:szCs w:val="20"/>
                 <w:lang w:val="zh-CN" w:eastAsia="zh-CN" w:bidi="zh-CN"/>
               </w:rPr>
-              <w:t>collab:view</w:t>
+              <w:t>COLA:view</w:t>
             </w:r>
           </w:p>
         </w:tc>
@@ -3579,7 +3579,7 @@
                     </pic:cNvPicPr>
                   </pic:nvPicPr>
                   <pic:blipFill>
-                    <a:blip r:embed="rId8"/>
+                    <a:blip r:embed="rId10"/>
                     <a:stretch>
                       <a:fillRect/>
                     </a:stretch>
@@ -3657,7 +3657,7 @@
                     </pic:cNvPicPr>
                   </pic:nvPicPr>
                   <pic:blipFill>
-                    <a:blip r:embed="rId9"/>
+                    <a:blip r:embed="rId11"/>
                     <a:stretch>
                       <a:fillRect/>
                     </a:stretch>
@@ -3722,7 +3722,7 @@
                     </pic:cNvPicPr>
                   </pic:nvPicPr>
                   <pic:blipFill>
-                    <a:blip r:embed="rId10"/>
+                    <a:blip r:embed="rId12"/>
                     <a:stretch>
                       <a:fillRect/>
                     </a:stretch>
@@ -3779,7 +3779,7 @@
                     </pic:cNvPicPr>
                   </pic:nvPicPr>
                   <pic:blipFill>
-                    <a:blip r:embed="rId11"/>
+                    <a:blip r:embed="rId13"/>
                     <a:stretch>
                       <a:fillRect/>
                     </a:stretch>
@@ -4248,7 +4248,21 @@
         <w:rPr>
           <w:i/>
         </w:rPr>
-        <w:t>李四在手机上收到通知："02号排口审核被驳回"。他点进去查看驳回原因，系统自动将上次提交的数据（v1）复制了一份，生成了新的草稿（v2）。李四只需要去现场重新拍一张照片，其他已填的数据都还在，不用重头再来。</w:t>
+        <w:t>李四在手机上收到通知："02号排口审核被驳回"。他点进去查看驳回原因，系统自动将上次提交的数据（v1）复制了一份，生成了新的草稿（v2）。李四只需要去现场重新拍一张照片，其他已填的数据都还在，不用</w:t>
+      </w:r>
+      <w:r>
+        <w:rPr>
+          <w:rFonts w:hint="eastAsia"/>
+          <w:i/>
+          <w:lang w:eastAsia="zh-CN"/>
+        </w:rPr>
+        <w:t>从头再来</w:t>
+      </w:r>
+      <w:r>
+        <w:rPr>
+          <w:i/>
+        </w:rPr>
+        <w:t>。</w:t>
       </w:r>
     </w:p>
     <w:p>
@@ -4850,7 +4864,21 @@
         <w:rPr>
           <w:i/>
         </w:rPr>
-        <w:t xml:space="preserve"> 终态。</w:t>
+        <w:t xml:space="preserve"> </w:t>
+      </w:r>
+      <w:r>
+        <w:rPr>
+          <w:rFonts w:hint="eastAsia"/>
+          <w:i/>
+          <w:lang w:val="en-US" w:eastAsia="zh-CN"/>
+        </w:rPr>
+        <w:t>状</w:t>
+      </w:r>
+      <w:r>
+        <w:rPr>
+          <w:i/>
+        </w:rPr>
+        <w:t>态。</w:t>
       </w:r>
       <w:r>
         <w:rPr>
@@ -4933,7 +4961,7 @@
                     </pic:cNvPicPr>
                   </pic:nvPicPr>
                   <pic:blipFill>
-                    <a:blip r:embed="rId12"/>
+                    <a:blip r:embed="rId14"/>
                     <a:stretch>
                       <a:fillRect/>
                     </a:stretch>
@@ -5040,15 +5068,13 @@
         </w:numPr>
         <w:ind w:left="425" w:leftChars="0" w:hanging="425" w:firstLineChars="0"/>
       </w:pPr>
-      <w:bookmarkStart w:id="0" w:name="_GoBack"/>
-      <w:bookmarkEnd w:id="0"/>
       <w:r>
         <w:t>项目状态定义</w:t>
       </w:r>
     </w:p>
     <w:tbl>
       <w:tblPr>
-        <w:tblStyle w:val="14"/>
+        <w:tblStyle w:val="16"/>
         <w:tblW w:w="0" w:type="auto"/>
         <w:jc w:val="center"/>
         <w:tblBorders>
@@ -5596,7 +5622,7 @@
     </w:p>
     <w:tbl>
       <w:tblPr>
-        <w:tblStyle w:val="14"/>
+        <w:tblStyle w:val="16"/>
         <w:tblW w:w="0" w:type="auto"/>
         <w:jc w:val="center"/>
         <w:tblBorders>
@@ -6144,7 +6170,7 @@
     </w:p>
     <w:tbl>
       <w:tblPr>
-        <w:tblStyle w:val="14"/>
+        <w:tblStyle w:val="16"/>
         <w:tblW w:w="0" w:type="auto"/>
         <w:jc w:val="center"/>
         <w:tblBorders>
@@ -6481,7 +6507,7 @@
     </w:p>
     <w:tbl>
       <w:tblPr>
-        <w:tblStyle w:val="13"/>
+        <w:tblStyle w:val="15"/>
         <w:tblW w:w="9048" w:type="dxa"/>
         <w:jc w:val="center"/>
         <w:tblBorders>
@@ -7677,7 +7703,7 @@
     </w:p>
     <w:tbl>
       <w:tblPr>
-        <w:tblStyle w:val="13"/>
+        <w:tblStyle w:val="15"/>
         <w:tblW w:w="9048" w:type="dxa"/>
         <w:jc w:val="center"/>
         <w:tblBorders>
@@ -9236,7 +9262,7 @@
     </w:p>
     <w:p>
       <w:pPr>
-        <w:pStyle w:val="19"/>
+        <w:pStyle w:val="21"/>
         <w:keepNext w:val="0"/>
         <w:keepLines w:val="0"/>
         <w:pageBreakBefore w:val="0"/>
@@ -9268,7 +9294,7 @@
     </w:p>
     <w:p>
       <w:pPr>
-        <w:pStyle w:val="19"/>
+        <w:pStyle w:val="21"/>
         <w:keepNext w:val="0"/>
         <w:keepLines w:val="0"/>
         <w:pageBreakBefore w:val="0"/>
@@ -9300,7 +9326,7 @@
     </w:p>
     <w:p>
       <w:pPr>
-        <w:pStyle w:val="19"/>
+        <w:pStyle w:val="21"/>
         <w:keepNext w:val="0"/>
         <w:keepLines w:val="0"/>
         <w:pageBreakBefore w:val="0"/>
@@ -9332,7 +9358,7 @@
     </w:p>
     <w:p>
       <w:pPr>
-        <w:pStyle w:val="19"/>
+        <w:pStyle w:val="21"/>
         <w:keepNext w:val="0"/>
         <w:keepLines w:val="0"/>
         <w:pageBreakBefore w:val="0"/>
@@ -9364,7 +9390,7 @@
     </w:p>
     <w:p>
       <w:pPr>
-        <w:pStyle w:val="19"/>
+        <w:pStyle w:val="21"/>
         <w:keepNext w:val="0"/>
         <w:keepLines w:val="0"/>
         <w:pageBreakBefore w:val="0"/>
@@ -9396,7 +9422,7 @@
     </w:p>
     <w:p>
       <w:pPr>
-        <w:pStyle w:val="19"/>
+        <w:pStyle w:val="21"/>
         <w:keepNext w:val="0"/>
         <w:keepLines w:val="0"/>
         <w:pageBreakBefore w:val="0"/>
@@ -9428,7 +9454,7 @@
     </w:p>
     <w:p>
       <w:pPr>
-        <w:pStyle w:val="19"/>
+        <w:pStyle w:val="21"/>
         <w:keepNext w:val="0"/>
         <w:keepLines w:val="0"/>
         <w:pageBreakBefore w:val="0"/>
@@ -9460,7 +9486,7 @@
     </w:p>
     <w:p>
       <w:pPr>
-        <w:pStyle w:val="19"/>
+        <w:pStyle w:val="21"/>
         <w:keepNext w:val="0"/>
         <w:keepLines w:val="0"/>
         <w:pageBreakBefore w:val="0"/>
@@ -9492,7 +9518,7 @@
     </w:p>
     <w:p>
       <w:pPr>
-        <w:pStyle w:val="19"/>
+        <w:pStyle w:val="21"/>
         <w:keepNext w:val="0"/>
         <w:keepLines w:val="0"/>
         <w:pageBreakBefore w:val="0"/>
@@ -9592,7 +9618,7 @@
     </w:p>
     <w:p>
       <w:pPr>
-        <w:pStyle w:val="19"/>
+        <w:pStyle w:val="21"/>
         <w:keepNext w:val="0"/>
         <w:keepLines w:val="0"/>
         <w:pageBreakBefore w:val="0"/>
@@ -9624,7 +9650,7 @@
     </w:p>
     <w:p>
       <w:pPr>
-        <w:pStyle w:val="19"/>
+        <w:pStyle w:val="21"/>
         <w:keepNext w:val="0"/>
         <w:keepLines w:val="0"/>
         <w:pageBreakBefore w:val="0"/>
@@ -9656,7 +9682,7 @@
     </w:p>
     <w:p>
       <w:pPr>
-        <w:pStyle w:val="19"/>
+        <w:pStyle w:val="21"/>
         <w:keepNext w:val="0"/>
         <w:keepLines w:val="0"/>
         <w:pageBreakBefore w:val="0"/>
@@ -9688,7 +9714,7 @@
     </w:p>
     <w:p>
       <w:pPr>
-        <w:pStyle w:val="19"/>
+        <w:pStyle w:val="21"/>
         <w:keepNext w:val="0"/>
         <w:keepLines w:val="0"/>
         <w:pageBreakBefore w:val="0"/>
@@ -9720,7 +9746,7 @@
     </w:p>
     <w:p>
       <w:pPr>
-        <w:pStyle w:val="19"/>
+        <w:pStyle w:val="21"/>
         <w:keepNext w:val="0"/>
         <w:keepLines w:val="0"/>
         <w:pageBreakBefore w:val="0"/>
@@ -9752,7 +9778,7 @@
     </w:p>
     <w:p>
       <w:pPr>
-        <w:pStyle w:val="19"/>
+        <w:pStyle w:val="21"/>
         <w:keepNext w:val="0"/>
         <w:keepLines w:val="0"/>
         <w:pageBreakBefore w:val="0"/>
@@ -9784,7 +9810,7 @@
     </w:p>
     <w:p>
       <w:pPr>
-        <w:pStyle w:val="19"/>
+        <w:pStyle w:val="21"/>
         <w:keepNext w:val="0"/>
         <w:keepLines w:val="0"/>
         <w:pageBreakBefore w:val="0"/>
@@ -9816,7 +9842,7 @@
     </w:p>
     <w:p>
       <w:pPr>
-        <w:pStyle w:val="19"/>
+        <w:pStyle w:val="21"/>
         <w:keepNext w:val="0"/>
         <w:keepLines w:val="0"/>
         <w:pageBreakBefore w:val="0"/>
@@ -9852,7 +9878,7 @@
     </w:p>
     <w:p>
       <w:pPr>
-        <w:pStyle w:val="19"/>
+        <w:pStyle w:val="21"/>
         <w:keepNext w:val="0"/>
         <w:keepLines w:val="0"/>
         <w:pageBreakBefore w:val="0"/>
@@ -9952,7 +9978,7 @@
     </w:p>
     <w:p>
       <w:pPr>
-        <w:pStyle w:val="19"/>
+        <w:pStyle w:val="21"/>
         <w:keepNext w:val="0"/>
         <w:keepLines w:val="0"/>
         <w:pageBreakBefore w:val="0"/>
@@ -9984,7 +10010,7 @@
     </w:p>
     <w:p>
       <w:pPr>
-        <w:pStyle w:val="19"/>
+        <w:pStyle w:val="21"/>
         <w:keepNext w:val="0"/>
         <w:keepLines w:val="0"/>
         <w:pageBreakBefore w:val="0"/>
@@ -10016,7 +10042,7 @@
     </w:p>
     <w:p>
       <w:pPr>
-        <w:pStyle w:val="19"/>
+        <w:pStyle w:val="21"/>
         <w:keepNext w:val="0"/>
         <w:keepLines w:val="0"/>
         <w:pageBreakBefore w:val="0"/>
@@ -10048,7 +10074,7 @@
     </w:p>
     <w:p>
       <w:pPr>
-        <w:pStyle w:val="19"/>
+        <w:pStyle w:val="21"/>
         <w:keepNext w:val="0"/>
         <w:keepLines w:val="0"/>
         <w:pageBreakBefore w:val="0"/>
@@ -10080,7 +10106,7 @@
     </w:p>
     <w:p>
       <w:pPr>
-        <w:pStyle w:val="19"/>
+        <w:pStyle w:val="21"/>
         <w:keepNext w:val="0"/>
         <w:keepLines w:val="0"/>
         <w:pageBreakBefore w:val="0"/>
@@ -10112,7 +10138,7 @@
     </w:p>
     <w:p>
       <w:pPr>
-        <w:pStyle w:val="19"/>
+        <w:pStyle w:val="21"/>
         <w:keepNext w:val="0"/>
         <w:keepLines w:val="0"/>
         <w:pageBreakBefore w:val="0"/>
@@ -10144,7 +10170,7 @@
     </w:p>
     <w:p>
       <w:pPr>
-        <w:pStyle w:val="19"/>
+        <w:pStyle w:val="21"/>
         <w:keepNext w:val="0"/>
         <w:keepLines w:val="0"/>
         <w:pageBreakBefore w:val="0"/>
@@ -10176,7 +10202,7 @@
     </w:p>
     <w:p>
       <w:pPr>
-        <w:pStyle w:val="19"/>
+        <w:pStyle w:val="21"/>
         <w:keepNext w:val="0"/>
         <w:keepLines w:val="0"/>
         <w:pageBreakBefore w:val="0"/>
@@ -10208,7 +10234,7 @@
     </w:p>
     <w:p>
       <w:pPr>
-        <w:pStyle w:val="19"/>
+        <w:pStyle w:val="21"/>
         <w:keepNext w:val="0"/>
         <w:keepLines w:val="0"/>
         <w:pageBreakBefore w:val="0"/>
@@ -10240,7 +10266,7 @@
     </w:p>
     <w:p>
       <w:pPr>
-        <w:pStyle w:val="19"/>
+        <w:pStyle w:val="21"/>
         <w:keepNext w:val="0"/>
         <w:keepLines w:val="0"/>
         <w:pageBreakBefore w:val="0"/>
@@ -10272,7 +10298,7 @@
     </w:p>
     <w:p>
       <w:pPr>
-        <w:pStyle w:val="19"/>
+        <w:pStyle w:val="21"/>
         <w:keepNext w:val="0"/>
         <w:keepLines w:val="0"/>
         <w:pageBreakBefore w:val="0"/>
@@ -10358,7 +10384,7 @@
     </w:p>
     <w:p>
       <w:pPr>
-        <w:pStyle w:val="19"/>
+        <w:pStyle w:val="21"/>
         <w:keepNext w:val="0"/>
         <w:keepLines w:val="0"/>
         <w:pageBreakBefore w:val="0"/>
@@ -10391,7 +10417,7 @@
     </w:p>
     <w:p>
       <w:pPr>
-        <w:pStyle w:val="19"/>
+        <w:pStyle w:val="21"/>
         <w:keepNext w:val="0"/>
         <w:keepLines w:val="0"/>
         <w:pageBreakBefore w:val="0"/>
@@ -10424,7 +10450,7 @@
     </w:p>
     <w:p>
       <w:pPr>
-        <w:pStyle w:val="19"/>
+        <w:pStyle w:val="21"/>
         <w:keepNext w:val="0"/>
         <w:keepLines w:val="0"/>
         <w:pageBreakBefore w:val="0"/>
@@ -10457,7 +10483,7 @@
     </w:p>
     <w:p>
       <w:pPr>
-        <w:pStyle w:val="19"/>
+        <w:pStyle w:val="21"/>
         <w:keepNext w:val="0"/>
         <w:keepLines w:val="0"/>
         <w:pageBreakBefore w:val="0"/>
@@ -10490,7 +10516,7 @@
     </w:p>
     <w:p>
       <w:pPr>
-        <w:pStyle w:val="19"/>
+        <w:pStyle w:val="21"/>
         <w:keepNext w:val="0"/>
         <w:keepLines w:val="0"/>
         <w:pageBreakBefore w:val="0"/>
@@ -10523,7 +10549,7 @@
     </w:p>
     <w:p>
       <w:pPr>
-        <w:pStyle w:val="19"/>
+        <w:pStyle w:val="21"/>
         <w:keepNext w:val="0"/>
         <w:keepLines w:val="0"/>
         <w:pageBreakBefore w:val="0"/>
@@ -10556,7 +10582,7 @@
     </w:p>
     <w:p>
       <w:pPr>
-        <w:pStyle w:val="19"/>
+        <w:pStyle w:val="21"/>
         <w:keepNext w:val="0"/>
         <w:keepLines w:val="0"/>
         <w:pageBreakBefore w:val="0"/>
@@ -10589,7 +10615,7 @@
     </w:p>
     <w:p>
       <w:pPr>
-        <w:pStyle w:val="19"/>
+        <w:pStyle w:val="21"/>
         <w:keepNext w:val="0"/>
         <w:keepLines w:val="0"/>
         <w:pageBreakBefore w:val="0"/>
@@ -10622,7 +10648,7 @@
     </w:p>
     <w:p>
       <w:pPr>
-        <w:pStyle w:val="19"/>
+        <w:pStyle w:val="21"/>
         <w:keepNext w:val="0"/>
         <w:keepLines w:val="0"/>
         <w:pageBreakBefore w:val="0"/>
@@ -10655,7 +10681,7 @@
     </w:p>
     <w:p>
       <w:pPr>
-        <w:pStyle w:val="19"/>
+        <w:pStyle w:val="21"/>
         <w:keepNext w:val="0"/>
         <w:keepLines w:val="0"/>
         <w:pageBreakBefore w:val="0"/>
@@ -10688,7 +10714,7 @@
     </w:p>
     <w:p>
       <w:pPr>
-        <w:pStyle w:val="19"/>
+        <w:pStyle w:val="21"/>
         <w:keepNext w:val="0"/>
         <w:keepLines w:val="0"/>
         <w:pageBreakBefore w:val="0"/>
@@ -10721,7 +10747,7 @@
     </w:p>
     <w:p>
       <w:pPr>
-        <w:pStyle w:val="19"/>
+        <w:pStyle w:val="21"/>
         <w:keepNext w:val="0"/>
         <w:keepLines w:val="0"/>
         <w:pageBreakBefore w:val="0"/>
@@ -10754,7 +10780,7 @@
     </w:p>
     <w:p>
       <w:pPr>
-        <w:pStyle w:val="19"/>
+        <w:pStyle w:val="21"/>
         <w:keepNext w:val="0"/>
         <w:keepLines w:val="0"/>
         <w:pageBreakBefore w:val="0"/>
@@ -10787,7 +10813,7 @@
     </w:p>
     <w:p>
       <w:pPr>
-        <w:pStyle w:val="19"/>
+        <w:pStyle w:val="21"/>
         <w:keepNext w:val="0"/>
         <w:keepLines w:val="0"/>
         <w:pageBreakBefore w:val="0"/>
@@ -10819,7 +10845,7 @@
     </w:p>
     <w:p>
       <w:pPr>
-        <w:pStyle w:val="19"/>
+        <w:pStyle w:val="21"/>
         <w:keepNext w:val="0"/>
         <w:keepLines w:val="0"/>
         <w:pageBreakBefore w:val="0"/>
@@ -10846,7 +10872,7 @@
           <w:rFonts w:hint="eastAsia"/>
           <w:lang w:val="en-US" w:eastAsia="zh-CN"/>
         </w:rPr>
-        <w:t>支持移动端填报模版预览，支持手机和 pad 两种模式</w:t>
+        <w:t>支持移动端填报模板预览，支持手机和 pad 两种模式</w:t>
       </w:r>
     </w:p>
     <w:p/>
@@ -10919,7 +10945,7 @@
     </w:p>
     <w:p>
       <w:pPr>
-        <w:pStyle w:val="19"/>
+        <w:pStyle w:val="21"/>
         <w:keepNext w:val="0"/>
         <w:keepLines w:val="0"/>
         <w:pageBreakBefore w:val="0"/>
@@ -10977,7 +11003,7 @@
     </w:p>
     <w:p>
       <w:pPr>
-        <w:pStyle w:val="19"/>
+        <w:pStyle w:val="21"/>
         <w:keepNext w:val="0"/>
         <w:keepLines w:val="0"/>
         <w:pageBreakBefore w:val="0"/>
@@ -11009,7 +11035,7 @@
     </w:p>
     <w:p>
       <w:pPr>
-        <w:pStyle w:val="19"/>
+        <w:pStyle w:val="21"/>
         <w:keepNext w:val="0"/>
         <w:keepLines w:val="0"/>
         <w:pageBreakBefore w:val="0"/>
@@ -11058,7 +11084,7 @@
     </w:p>
     <w:p>
       <w:pPr>
-        <w:pStyle w:val="19"/>
+        <w:pStyle w:val="21"/>
         <w:keepNext w:val="0"/>
         <w:keepLines w:val="0"/>
         <w:pageBreakBefore w:val="0"/>
@@ -11090,7 +11116,7 @@
     </w:p>
     <w:p>
       <w:pPr>
-        <w:pStyle w:val="19"/>
+        <w:pStyle w:val="21"/>
         <w:keepNext w:val="0"/>
         <w:keepLines w:val="0"/>
         <w:pageBreakBefore w:val="0"/>
@@ -11140,7 +11166,7 @@
     </w:p>
     <w:p>
       <w:pPr>
-        <w:pStyle w:val="19"/>
+        <w:pStyle w:val="21"/>
         <w:keepNext w:val="0"/>
         <w:keepLines w:val="0"/>
         <w:pageBreakBefore w:val="0"/>
@@ -11172,7 +11198,7 @@
     </w:p>
     <w:p>
       <w:pPr>
-        <w:pStyle w:val="19"/>
+        <w:pStyle w:val="21"/>
         <w:keepNext w:val="0"/>
         <w:keepLines w:val="0"/>
         <w:pageBreakBefore w:val="0"/>
@@ -11233,7 +11259,7 @@
     </w:p>
     <w:p>
       <w:pPr>
-        <w:pStyle w:val="19"/>
+        <w:pStyle w:val="21"/>
         <w:keepNext w:val="0"/>
         <w:keepLines w:val="0"/>
         <w:pageBreakBefore w:val="0"/>
@@ -11296,7 +11322,7 @@
     </w:p>
     <w:p>
       <w:pPr>
-        <w:pStyle w:val="19"/>
+        <w:pStyle w:val="21"/>
         <w:keepNext w:val="0"/>
         <w:keepLines w:val="0"/>
         <w:pageBreakBefore w:val="0"/>
@@ -11345,7 +11371,7 @@
     </w:p>
     <w:p>
       <w:pPr>
-        <w:pStyle w:val="19"/>
+        <w:pStyle w:val="21"/>
         <w:keepNext w:val="0"/>
         <w:keepLines w:val="0"/>
         <w:pageBreakBefore w:val="0"/>
@@ -11377,7 +11403,7 @@
     </w:p>
     <w:p>
       <w:pPr>
-        <w:pStyle w:val="19"/>
+        <w:pStyle w:val="21"/>
         <w:keepNext w:val="0"/>
         <w:keepLines w:val="0"/>
         <w:pageBreakBefore w:val="0"/>
@@ -11418,7 +11444,7 @@
     </w:p>
     <w:p>
       <w:pPr>
-        <w:pStyle w:val="19"/>
+        <w:pStyle w:val="21"/>
         <w:keepNext w:val="0"/>
         <w:keepLines w:val="0"/>
         <w:pageBreakBefore w:val="0"/>
@@ -11457,7 +11483,7 @@
     </w:p>
     <w:p>
       <w:pPr>
-        <w:pStyle w:val="19"/>
+        <w:pStyle w:val="21"/>
         <w:keepNext w:val="0"/>
         <w:keepLines w:val="0"/>
         <w:pageBreakBefore w:val="0"/>
@@ -11504,7 +11530,7 @@
     </w:p>
     <w:p>
       <w:pPr>
-        <w:pStyle w:val="19"/>
+        <w:pStyle w:val="21"/>
         <w:keepNext w:val="0"/>
         <w:keepLines w:val="0"/>
         <w:pageBreakBefore w:val="0"/>
@@ -11537,7 +11563,7 @@
     </w:p>
     <w:p>
       <w:pPr>
-        <w:pStyle w:val="19"/>
+        <w:pStyle w:val="21"/>
         <w:keepNext w:val="0"/>
         <w:keepLines w:val="0"/>
         <w:pageBreakBefore w:val="0"/>
@@ -11570,7 +11596,7 @@
     </w:p>
     <w:p>
       <w:pPr>
-        <w:pStyle w:val="19"/>
+        <w:pStyle w:val="21"/>
         <w:keepNext w:val="0"/>
         <w:keepLines w:val="0"/>
         <w:pageBreakBefore w:val="0"/>
@@ -11671,7 +11697,7 @@
     </w:p>
     <w:p>
       <w:pPr>
-        <w:pStyle w:val="19"/>
+        <w:pStyle w:val="21"/>
         <w:keepNext w:val="0"/>
         <w:keepLines w:val="0"/>
         <w:pageBreakBefore w:val="0"/>
@@ -11709,7 +11735,7 @@
     </w:p>
     <w:p>
       <w:pPr>
-        <w:pStyle w:val="19"/>
+        <w:pStyle w:val="21"/>
         <w:keepNext w:val="0"/>
         <w:keepLines w:val="0"/>
         <w:pageBreakBefore w:val="0"/>
@@ -11747,7 +11773,7 @@
     </w:p>
     <w:p>
       <w:pPr>
-        <w:pStyle w:val="19"/>
+        <w:pStyle w:val="21"/>
         <w:keepNext w:val="0"/>
         <w:keepLines w:val="0"/>
         <w:pageBreakBefore w:val="0"/>
@@ -11785,7 +11811,7 @@
     </w:p>
     <w:p>
       <w:pPr>
-        <w:pStyle w:val="19"/>
+        <w:pStyle w:val="21"/>
         <w:keepNext w:val="0"/>
         <w:keepLines w:val="0"/>
         <w:pageBreakBefore w:val="0"/>
@@ -11823,7 +11849,7 @@
     </w:p>
     <w:p>
       <w:pPr>
-        <w:pStyle w:val="19"/>
+        <w:pStyle w:val="21"/>
         <w:keepNext w:val="0"/>
         <w:keepLines w:val="0"/>
         <w:pageBreakBefore w:val="0"/>
@@ -11861,7 +11887,7 @@
     </w:p>
     <w:p>
       <w:pPr>
-        <w:pStyle w:val="19"/>
+        <w:pStyle w:val="21"/>
         <w:keepNext w:val="0"/>
         <w:keepLines w:val="0"/>
         <w:pageBreakBefore w:val="0"/>
@@ -11899,7 +11925,7 @@
     </w:p>
     <w:p>
       <w:pPr>
-        <w:pStyle w:val="19"/>
+        <w:pStyle w:val="21"/>
         <w:keepNext w:val="0"/>
         <w:keepLines w:val="0"/>
         <w:pageBreakBefore w:val="0"/>
@@ -11937,7 +11963,7 @@
     </w:p>
     <w:p>
       <w:pPr>
-        <w:pStyle w:val="19"/>
+        <w:pStyle w:val="21"/>
         <w:keepNext w:val="0"/>
         <w:keepLines w:val="0"/>
         <w:pageBreakBefore w:val="0"/>
@@ -11997,7 +12023,7 @@
     </w:p>
     <w:p>
       <w:pPr>
-        <w:pStyle w:val="19"/>
+        <w:pStyle w:val="21"/>
         <w:keepNext w:val="0"/>
         <w:keepLines w:val="0"/>
         <w:pageBreakBefore w:val="0"/>
@@ -12035,7 +12061,7 @@
     </w:p>
     <w:p>
       <w:pPr>
-        <w:pStyle w:val="19"/>
+        <w:pStyle w:val="21"/>
         <w:keepNext w:val="0"/>
         <w:keepLines w:val="0"/>
         <w:pageBreakBefore w:val="0"/>
@@ -12073,7 +12099,7 @@
     </w:p>
     <w:p>
       <w:pPr>
-        <w:pStyle w:val="19"/>
+        <w:pStyle w:val="21"/>
         <w:keepNext w:val="0"/>
         <w:keepLines w:val="0"/>
         <w:pageBreakBefore w:val="0"/>
@@ -12179,7 +12205,7 @@
     </w:p>
     <w:p>
       <w:pPr>
-        <w:pStyle w:val="19"/>
+        <w:pStyle w:val="21"/>
         <w:keepNext w:val="0"/>
         <w:keepLines w:val="0"/>
         <w:pageBreakBefore w:val="0"/>
@@ -12217,7 +12243,7 @@
     </w:p>
     <w:p>
       <w:pPr>
-        <w:pStyle w:val="19"/>
+        <w:pStyle w:val="21"/>
         <w:keepNext w:val="0"/>
         <w:keepLines w:val="0"/>
         <w:pageBreakBefore w:val="0"/>
@@ -12255,7 +12281,7 @@
     </w:p>
     <w:p>
       <w:pPr>
-        <w:pStyle w:val="19"/>
+        <w:pStyle w:val="21"/>
         <w:keepNext w:val="0"/>
         <w:keepLines w:val="0"/>
         <w:pageBreakBefore w:val="0"/>
@@ -12293,7 +12319,7 @@
     </w:p>
     <w:p>
       <w:pPr>
-        <w:pStyle w:val="19"/>
+        <w:pStyle w:val="21"/>
         <w:keepNext w:val="0"/>
         <w:keepLines w:val="0"/>
         <w:pageBreakBefore w:val="0"/>
@@ -12331,7 +12357,7 @@
     </w:p>
     <w:p>
       <w:pPr>
-        <w:pStyle w:val="19"/>
+        <w:pStyle w:val="21"/>
         <w:keepNext w:val="0"/>
         <w:keepLines w:val="0"/>
         <w:pageBreakBefore w:val="0"/>
@@ -12369,7 +12395,7 @@
     </w:p>
     <w:p>
       <w:pPr>
-        <w:pStyle w:val="19"/>
+        <w:pStyle w:val="21"/>
         <w:keepNext w:val="0"/>
         <w:keepLines w:val="0"/>
         <w:pageBreakBefore w:val="0"/>
@@ -12422,7 +12448,7 @@
     </w:p>
     <w:p>
       <w:pPr>
-        <w:pStyle w:val="19"/>
+        <w:pStyle w:val="21"/>
         <w:keepNext w:val="0"/>
         <w:keepLines w:val="0"/>
         <w:pageBreakBefore w:val="0"/>
@@ -12460,7 +12486,7 @@
     </w:p>
     <w:p>
       <w:pPr>
-        <w:pStyle w:val="19"/>
+        <w:pStyle w:val="21"/>
         <w:keepNext w:val="0"/>
         <w:keepLines w:val="0"/>
         <w:pageBreakBefore w:val="0"/>
@@ -12551,7 +12577,7 @@
     </w:p>
     <w:p>
       <w:pPr>
-        <w:pStyle w:val="19"/>
+        <w:pStyle w:val="21"/>
         <w:keepNext w:val="0"/>
         <w:keepLines w:val="0"/>
         <w:pageBreakBefore w:val="0"/>
@@ -12589,7 +12615,7 @@
     </w:p>
     <w:p>
       <w:pPr>
-        <w:pStyle w:val="19"/>
+        <w:pStyle w:val="21"/>
         <w:keepNext w:val="0"/>
         <w:keepLines w:val="0"/>
         <w:pageBreakBefore w:val="0"/>
@@ -12627,7 +12653,7 @@
     </w:p>
     <w:p>
       <w:pPr>
-        <w:pStyle w:val="19"/>
+        <w:pStyle w:val="21"/>
         <w:keepNext w:val="0"/>
         <w:keepLines w:val="0"/>
         <w:pageBreakBefore w:val="0"/>
@@ -12665,7 +12691,7 @@
     </w:p>
     <w:p>
       <w:pPr>
-        <w:pStyle w:val="19"/>
+        <w:pStyle w:val="21"/>
         <w:keepNext w:val="0"/>
         <w:keepLines w:val="0"/>
         <w:pageBreakBefore w:val="0"/>
@@ -12703,7 +12729,7 @@
     </w:p>
     <w:p>
       <w:pPr>
-        <w:pStyle w:val="19"/>
+        <w:pStyle w:val="21"/>
         <w:keepNext w:val="0"/>
         <w:keepLines w:val="0"/>
         <w:pageBreakBefore w:val="0"/>
@@ -12741,7 +12767,7 @@
     </w:p>
     <w:p>
       <w:pPr>
-        <w:pStyle w:val="19"/>
+        <w:pStyle w:val="21"/>
         <w:keepNext w:val="0"/>
         <w:keepLines w:val="0"/>
         <w:pageBreakBefore w:val="0"/>
@@ -12794,7 +12820,7 @@
     </w:p>
     <w:p>
       <w:pPr>
-        <w:pStyle w:val="19"/>
+        <w:pStyle w:val="21"/>
         <w:keepNext w:val="0"/>
         <w:keepLines w:val="0"/>
         <w:pageBreakBefore w:val="0"/>
@@ -12832,7 +12858,7 @@
     </w:p>
     <w:p>
       <w:pPr>
-        <w:pStyle w:val="19"/>
+        <w:pStyle w:val="21"/>
         <w:keepNext w:val="0"/>
         <w:keepLines w:val="0"/>
         <w:pageBreakBefore w:val="0"/>
@@ -12926,7 +12952,7 @@
     </w:p>
     <w:p>
       <w:pPr>
-        <w:pStyle w:val="19"/>
+        <w:pStyle w:val="21"/>
         <w:keepNext w:val="0"/>
         <w:keepLines w:val="0"/>
         <w:pageBreakBefore w:val="0"/>
@@ -12964,7 +12990,7 @@
     </w:p>
     <w:p>
       <w:pPr>
-        <w:pStyle w:val="19"/>
+        <w:pStyle w:val="21"/>
         <w:keepNext w:val="0"/>
         <w:keepLines w:val="0"/>
         <w:pageBreakBefore w:val="0"/>
@@ -13002,7 +13028,7 @@
     </w:p>
     <w:p>
       <w:pPr>
-        <w:pStyle w:val="19"/>
+        <w:pStyle w:val="21"/>
         <w:keepNext w:val="0"/>
         <w:keepLines w:val="0"/>
         <w:pageBreakBefore w:val="0"/>
@@ -13040,7 +13066,7 @@
     </w:p>
     <w:p>
       <w:pPr>
-        <w:pStyle w:val="19"/>
+        <w:pStyle w:val="21"/>
         <w:keepNext w:val="0"/>
         <w:keepLines w:val="0"/>
         <w:pageBreakBefore w:val="0"/>
@@ -13130,7 +13156,7 @@
     </w:p>
     <w:p>
       <w:pPr>
-        <w:pStyle w:val="19"/>
+        <w:pStyle w:val="21"/>
         <w:keepNext w:val="0"/>
         <w:keepLines w:val="0"/>
         <w:pageBreakBefore w:val="0"/>
@@ -13168,7 +13194,7 @@
     </w:p>
     <w:p>
       <w:pPr>
-        <w:pStyle w:val="19"/>
+        <w:pStyle w:val="21"/>
         <w:keepNext w:val="0"/>
         <w:keepLines w:val="0"/>
         <w:pageBreakBefore w:val="0"/>
@@ -13206,7 +13232,7 @@
     </w:p>
     <w:p>
       <w:pPr>
-        <w:pStyle w:val="19"/>
+        <w:pStyle w:val="21"/>
         <w:keepNext w:val="0"/>
         <w:keepLines w:val="0"/>
         <w:pageBreakBefore w:val="0"/>
@@ -13244,7 +13270,7 @@
     </w:p>
     <w:p>
       <w:pPr>
-        <w:pStyle w:val="19"/>
+        <w:pStyle w:val="21"/>
         <w:keepNext w:val="0"/>
         <w:keepLines w:val="0"/>
         <w:pageBreakBefore w:val="0"/>
@@ -13341,7 +13367,7 @@
     </w:p>
     <w:p>
       <w:pPr>
-        <w:pStyle w:val="19"/>
+        <w:pStyle w:val="21"/>
         <w:keepNext w:val="0"/>
         <w:keepLines w:val="0"/>
         <w:pageBreakBefore w:val="0"/>
@@ -13379,7 +13405,7 @@
     </w:p>
     <w:p>
       <w:pPr>
-        <w:pStyle w:val="19"/>
+        <w:pStyle w:val="21"/>
         <w:keepNext w:val="0"/>
         <w:keepLines w:val="0"/>
         <w:pageBreakBefore w:val="0"/>
@@ -13417,7 +13443,7 @@
     </w:p>
     <w:p>
       <w:pPr>
-        <w:pStyle w:val="19"/>
+        <w:pStyle w:val="21"/>
         <w:keepNext w:val="0"/>
         <w:keepLines w:val="0"/>
         <w:pageBreakBefore w:val="0"/>
@@ -13493,7 +13519,7 @@
     </w:p>
     <w:p>
       <w:pPr>
-        <w:pStyle w:val="19"/>
+        <w:pStyle w:val="21"/>
         <w:keepNext w:val="0"/>
         <w:keepLines w:val="0"/>
         <w:pageBreakBefore w:val="0"/>
@@ -13531,7 +13557,7 @@
     </w:p>
     <w:p>
       <w:pPr>
-        <w:pStyle w:val="19"/>
+        <w:pStyle w:val="21"/>
         <w:keepNext w:val="0"/>
         <w:keepLines w:val="0"/>
         <w:pageBreakBefore w:val="0"/>
@@ -13569,7 +13595,7 @@
     </w:p>
     <w:p>
       <w:pPr>
-        <w:pStyle w:val="19"/>
+        <w:pStyle w:val="21"/>
         <w:keepNext w:val="0"/>
         <w:keepLines w:val="0"/>
         <w:pageBreakBefore w:val="0"/>
@@ -13635,7 +13661,7 @@
     </w:p>
     <w:p>
       <w:pPr>
-        <w:pStyle w:val="19"/>
+        <w:pStyle w:val="21"/>
         <w:keepNext w:val="0"/>
         <w:keepLines w:val="0"/>
         <w:pageBreakBefore w:val="0"/>
@@ -13673,7 +13699,7 @@
     </w:p>
     <w:p>
       <w:pPr>
-        <w:pStyle w:val="19"/>
+        <w:pStyle w:val="21"/>
         <w:keepNext w:val="0"/>
         <w:keepLines w:val="0"/>
         <w:pageBreakBefore w:val="0"/>
@@ -13711,7 +13737,7 @@
     </w:p>
     <w:p>
       <w:pPr>
-        <w:pStyle w:val="19"/>
+        <w:pStyle w:val="21"/>
         <w:keepNext w:val="0"/>
         <w:keepLines w:val="0"/>
         <w:pageBreakBefore w:val="0"/>
@@ -13764,7 +13790,7 @@
     </w:p>
     <w:p>
       <w:pPr>
-        <w:pStyle w:val="19"/>
+        <w:pStyle w:val="21"/>
         <w:keepNext w:val="0"/>
         <w:keepLines w:val="0"/>
         <w:pageBreakBefore w:val="0"/>
@@ -13802,7 +13828,7 @@
     </w:p>
     <w:p>
       <w:pPr>
-        <w:pStyle w:val="19"/>
+        <w:pStyle w:val="21"/>
         <w:keepNext w:val="0"/>
         <w:keepLines w:val="0"/>
         <w:pageBreakBefore w:val="0"/>
@@ -13840,7 +13866,7 @@
     </w:p>
     <w:p>
       <w:pPr>
-        <w:pStyle w:val="19"/>
+        <w:pStyle w:val="21"/>
         <w:keepNext w:val="0"/>
         <w:keepLines w:val="0"/>
         <w:pageBreakBefore w:val="0"/>
@@ -13893,7 +13919,7 @@
     </w:p>
     <w:p>
       <w:pPr>
-        <w:pStyle w:val="19"/>
+        <w:pStyle w:val="21"/>
         <w:keepNext w:val="0"/>
         <w:keepLines w:val="0"/>
         <w:pageBreakBefore w:val="0"/>
@@ -13931,7 +13957,7 @@
     </w:p>
     <w:p>
       <w:pPr>
-        <w:pStyle w:val="19"/>
+        <w:pStyle w:val="21"/>
         <w:keepNext w:val="0"/>
         <w:keepLines w:val="0"/>
         <w:pageBreakBefore w:val="0"/>
@@ -13969,7 +13995,7 @@
     </w:p>
     <w:p>
       <w:pPr>
-        <w:pStyle w:val="19"/>
+        <w:pStyle w:val="21"/>
         <w:keepNext w:val="0"/>
         <w:keepLines w:val="0"/>
         <w:pageBreakBefore w:val="0"/>
@@ -14007,7 +14033,7 @@
     </w:p>
     <w:p>
       <w:pPr>
-        <w:pStyle w:val="19"/>
+        <w:pStyle w:val="21"/>
         <w:keepNext w:val="0"/>
         <w:keepLines w:val="0"/>
         <w:pageBreakBefore w:val="0"/>
@@ -14045,7 +14071,7 @@
     </w:p>
     <w:p>
       <w:pPr>
-        <w:pStyle w:val="19"/>
+        <w:pStyle w:val="21"/>
         <w:keepNext w:val="0"/>
         <w:keepLines w:val="0"/>
         <w:pageBreakBefore w:val="0"/>
@@ -14098,7 +14124,7 @@
     </w:p>
     <w:p>
       <w:pPr>
-        <w:pStyle w:val="19"/>
+        <w:pStyle w:val="21"/>
         <w:keepNext w:val="0"/>
         <w:keepLines w:val="0"/>
         <w:pageBreakBefore w:val="0"/>
@@ -14131,12 +14157,29 @@
           <w:szCs w:val="22"/>
           <w:lang w:val="zh-CN" w:eastAsia="zh-CN" w:bidi="zh-CN"/>
         </w:rPr>
-        <w:t>iOS 12+、Android 8+</w:t>
-      </w:r>
-    </w:p>
-    <w:p>
-      <w:pPr>
-        <w:pStyle w:val="19"/>
+        <w:t xml:space="preserve">iOS </w:t>
+      </w:r>
+      <w:r>
+        <w:rPr>
+          <w:rFonts w:hint="eastAsia"/>
+          <w:sz w:val="22"/>
+          <w:szCs w:val="22"/>
+          <w:lang w:val="zh-CN" w:eastAsia="zh-CN" w:bidi="zh-CN"/>
+        </w:rPr>
+        <w:t>12+, Android</w:t>
+      </w:r>
+      <w:r>
+        <w:rPr>
+          <w:sz w:val="22"/>
+          <w:szCs w:val="22"/>
+          <w:lang w:val="zh-CN" w:eastAsia="zh-CN" w:bidi="zh-CN"/>
+        </w:rPr>
+        <w:t xml:space="preserve"> 8+</w:t>
+      </w:r>
+    </w:p>
+    <w:p>
+      <w:pPr>
+        <w:pStyle w:val="21"/>
         <w:keepNext w:val="0"/>
         <w:keepLines w:val="0"/>
         <w:pageBreakBefore w:val="0"/>
@@ -14189,7 +14232,7 @@
     </w:p>
     <w:p>
       <w:pPr>
-        <w:pStyle w:val="19"/>
+        <w:pStyle w:val="21"/>
         <w:keepNext w:val="0"/>
         <w:keepLines w:val="0"/>
         <w:pageBreakBefore w:val="0"/>
@@ -14227,7 +14270,7 @@
     </w:p>
     <w:p>
       <w:pPr>
-        <w:pStyle w:val="19"/>
+        <w:pStyle w:val="21"/>
         <w:keepNext w:val="0"/>
         <w:keepLines w:val="0"/>
         <w:pageBreakBefore w:val="0"/>
@@ -14330,7 +14373,7 @@
     </w:p>
     <w:tbl>
       <w:tblPr>
-        <w:tblStyle w:val="13"/>
+        <w:tblStyle w:val="15"/>
         <w:tblW w:w="5000" w:type="pct"/>
         <w:tblInd w:w="0" w:type="dxa"/>
         <w:tblBorders>
@@ -14516,7 +14559,7 @@
     </w:p>
     <w:tbl>
       <w:tblPr>
-        <w:tblStyle w:val="13"/>
+        <w:tblStyle w:val="15"/>
         <w:tblW w:w="5000" w:type="pct"/>
         <w:tblInd w:w="0" w:type="dxa"/>
         <w:tblBorders>
@@ -14762,7 +14805,7 @@
     <w:p/>
     <w:tbl>
       <w:tblPr>
-        <w:tblStyle w:val="13"/>
+        <w:tblStyle w:val="15"/>
         <w:tblW w:w="9042" w:type="dxa"/>
         <w:jc w:val="center"/>
         <w:tblBorders>
@@ -15186,7 +15229,7 @@
     </w:p>
     <w:p>
       <w:pPr>
-        <w:pStyle w:val="19"/>
+        <w:pStyle w:val="21"/>
         <w:keepNext w:val="0"/>
         <w:keepLines w:val="0"/>
         <w:pageBreakBefore w:val="0"/>
@@ -15224,7 +15267,7 @@
     </w:p>
     <w:p>
       <w:pPr>
-        <w:pStyle w:val="19"/>
+        <w:pStyle w:val="21"/>
         <w:keepNext w:val="0"/>
         <w:keepLines w:val="0"/>
         <w:pageBreakBefore w:val="0"/>
@@ -15262,7 +15305,7 @@
     </w:p>
     <w:p>
       <w:pPr>
-        <w:pStyle w:val="19"/>
+        <w:pStyle w:val="21"/>
         <w:keepNext w:val="0"/>
         <w:keepLines w:val="0"/>
         <w:pageBreakBefore w:val="0"/>
@@ -15300,7 +15343,7 @@
     </w:p>
     <w:p>
       <w:pPr>
-        <w:pStyle w:val="19"/>
+        <w:pStyle w:val="21"/>
         <w:keepNext w:val="0"/>
         <w:keepLines w:val="0"/>
         <w:pageBreakBefore w:val="0"/>
@@ -15373,7 +15416,7 @@
     </w:p>
     <w:p>
       <w:pPr>
-        <w:pStyle w:val="19"/>
+        <w:pStyle w:val="21"/>
         <w:keepNext w:val="0"/>
         <w:keepLines w:val="0"/>
         <w:pageBreakBefore w:val="0"/>
@@ -15411,7 +15454,7 @@
     </w:p>
     <w:p>
       <w:pPr>
-        <w:pStyle w:val="19"/>
+        <w:pStyle w:val="21"/>
         <w:keepNext w:val="0"/>
         <w:keepLines w:val="0"/>
         <w:pageBreakBefore w:val="0"/>
@@ -15449,7 +15492,7 @@
     </w:p>
     <w:p>
       <w:pPr>
-        <w:pStyle w:val="19"/>
+        <w:pStyle w:val="21"/>
         <w:keepNext w:val="0"/>
         <w:keepLines w:val="0"/>
         <w:pageBreakBefore w:val="0"/>
@@ -15487,7 +15530,7 @@
     </w:p>
     <w:p>
       <w:pPr>
-        <w:pStyle w:val="19"/>
+        <w:pStyle w:val="21"/>
         <w:keepNext w:val="0"/>
         <w:keepLines w:val="0"/>
         <w:pageBreakBefore w:val="0"/>
@@ -15540,7 +15583,7 @@
     </w:p>
     <w:p>
       <w:pPr>
-        <w:pStyle w:val="19"/>
+        <w:pStyle w:val="21"/>
         <w:keepNext w:val="0"/>
         <w:keepLines w:val="0"/>
         <w:pageBreakBefore w:val="0"/>
@@ -15578,7 +15621,7 @@
     </w:p>
     <w:p>
       <w:pPr>
-        <w:pStyle w:val="19"/>
+        <w:pStyle w:val="21"/>
         <w:keepNext w:val="0"/>
         <w:keepLines w:val="0"/>
         <w:pageBreakBefore w:val="0"/>
@@ -15616,7 +15659,7 @@
     </w:p>
     <w:p>
       <w:pPr>
-        <w:pStyle w:val="19"/>
+        <w:pStyle w:val="21"/>
         <w:keepNext w:val="0"/>
         <w:keepLines w:val="0"/>
         <w:pageBreakBefore w:val="0"/>
@@ -15654,7 +15697,7 @@
     </w:p>
     <w:p>
       <w:pPr>
-        <w:pStyle w:val="19"/>
+        <w:pStyle w:val="21"/>
         <w:keepNext w:val="0"/>
         <w:keepLines w:val="0"/>
         <w:pageBreakBefore w:val="0"/>
@@ -15692,7 +15735,7 @@
     </w:p>
     <w:p>
       <w:pPr>
-        <w:pStyle w:val="19"/>
+        <w:pStyle w:val="21"/>
         <w:keepNext w:val="0"/>
         <w:keepLines w:val="0"/>
         <w:pageBreakBefore w:val="0"/>
@@ -15730,7 +15773,7 @@
     </w:p>
     <w:p>
       <w:pPr>
-        <w:pStyle w:val="19"/>
+        <w:pStyle w:val="21"/>
         <w:keepNext w:val="0"/>
         <w:keepLines w:val="0"/>
         <w:pageBreakBefore w:val="0"/>
@@ -15768,7 +15811,7 @@
     </w:p>
     <w:p>
       <w:pPr>
-        <w:pStyle w:val="19"/>
+        <w:pStyle w:val="21"/>
         <w:keepNext w:val="0"/>
         <w:keepLines w:val="0"/>
         <w:pageBreakBefore w:val="0"/>
@@ -15806,7 +15849,7 @@
     </w:p>
     <w:p>
       <w:pPr>
-        <w:pStyle w:val="19"/>
+        <w:pStyle w:val="21"/>
         <w:keepNext w:val="0"/>
         <w:keepLines w:val="0"/>
         <w:pageBreakBefore w:val="0"/>
@@ -15844,7 +15887,7 @@
     </w:p>
     <w:p>
       <w:pPr>
-        <w:pStyle w:val="19"/>
+        <w:pStyle w:val="21"/>
         <w:keepNext w:val="0"/>
         <w:keepLines w:val="0"/>
         <w:pageBreakBefore w:val="0"/>
@@ -15882,7 +15925,7 @@
     </w:p>
     <w:p>
       <w:pPr>
-        <w:pStyle w:val="19"/>
+        <w:pStyle w:val="21"/>
         <w:keepNext w:val="0"/>
         <w:keepLines w:val="0"/>
         <w:pageBreakBefore w:val="0"/>
@@ -15935,7 +15978,7 @@
     </w:p>
     <w:p>
       <w:pPr>
-        <w:pStyle w:val="19"/>
+        <w:pStyle w:val="21"/>
         <w:keepNext w:val="0"/>
         <w:keepLines w:val="0"/>
         <w:pageBreakBefore w:val="0"/>
@@ -15973,7 +16016,7 @@
     </w:p>
     <w:p>
       <w:pPr>
-        <w:pStyle w:val="19"/>
+        <w:pStyle w:val="21"/>
         <w:keepNext w:val="0"/>
         <w:keepLines w:val="0"/>
         <w:pageBreakBefore w:val="0"/>
@@ -16011,7 +16054,7 @@
     </w:p>
     <w:p>
       <w:pPr>
-        <w:pStyle w:val="19"/>
+        <w:pStyle w:val="21"/>
         <w:keepNext w:val="0"/>
         <w:keepLines w:val="0"/>
         <w:pageBreakBefore w:val="0"/>
@@ -16049,7 +16092,7 @@
     </w:p>
     <w:p>
       <w:pPr>
-        <w:pStyle w:val="19"/>
+        <w:pStyle w:val="21"/>
         <w:keepNext w:val="0"/>
         <w:keepLines w:val="0"/>
         <w:pageBreakBefore w:val="0"/>
@@ -16087,7 +16130,7 @@
     </w:p>
     <w:p>
       <w:pPr>
-        <w:pStyle w:val="19"/>
+        <w:pStyle w:val="21"/>
         <w:keepNext w:val="0"/>
         <w:keepLines w:val="0"/>
         <w:pageBreakBefore w:val="0"/>
@@ -16124,6 +16167,8 @@
       </w:r>
     </w:p>
     <w:sectPr>
+      <w:headerReference r:id="rId7" w:type="default"/>
+      <w:footerReference r:id="rId8" w:type="default"/>
       <w:pgSz w:w="11906" w:h="16838"/>
       <w:pgMar w:top="1440" w:right="1440" w:bottom="1440" w:left="1440" w:header="708" w:footer="708" w:gutter="0"/>
       <w:cols w:space="720" w:num="1"/>
@@ -16278,6 +16323,16 @@
 </w:endnotes>
 </file>
 
+<file path=word/footer1.xml><?xml version="1.0" encoding="utf-8"?>
+<w:ftr xmlns:wpc="http://schemas.microsoft.com/office/word/2010/wordprocessingCanvas" xmlns:mc="http://schemas.openxmlformats.org/markup-compatibility/2006" xmlns:o="urn:schemas-microsoft-com:office:office" xmlns:r="http://schemas.openxmlformats.org/officeDocument/2006/relationships" xmlns:m="http://schemas.openxmlformats.org/officeDocument/2006/math" xmlns:v="urn:schemas-microsoft-com:vml" xmlns:wp14="http://schemas.microsoft.com/office/word/2010/wordprocessingDrawing" xmlns:wp="http://schemas.openxmlformats.org/drawingml/2006/wordprocessingDrawing" xmlns:w10="urn:schemas-microsoft-com:office:word" xmlns:w="http://schemas.openxmlformats.org/wordprocessingml/2006/main" xmlns:w14="http://schemas.microsoft.com/office/word/2010/wordml" xmlns:w15="http://schemas.microsoft.com/office/word/2012/wordml" xmlns:wpg="http://schemas.microsoft.com/office/word/2010/wordprocessingGroup" xmlns:wpi="http://schemas.microsoft.com/office/word/2010/wordprocessingInk" xmlns:wne="http://schemas.microsoft.com/office/word/2006/wordml" xmlns:wps="http://schemas.microsoft.com/office/word/2010/wordprocessingShape" xmlns:wpsCustomData="http://www.wps.cn/officeDocument/2013/wpsCustomData" mc:Ignorable="w14 w15 wp14">
+  <w:p>
+    <w:pPr>
+      <w:pStyle w:val="11"/>
+    </w:pPr>
+  </w:p>
+</w:ftr>
+</file>
+
 <file path=word/footnotes.xml><?xml version="1.0" encoding="utf-8"?>
 <w:footnotes xmlns:wpc="http://schemas.microsoft.com/office/word/2010/wordprocessingCanvas" xmlns:mc="http://schemas.openxmlformats.org/markup-compatibility/2006" xmlns:o="urn:schemas-microsoft-com:office:office" xmlns:r="http://schemas.openxmlformats.org/officeDocument/2006/relationships" xmlns:m="http://schemas.openxmlformats.org/officeDocument/2006/math" xmlns:v="urn:schemas-microsoft-com:vml" xmlns:wp14="http://schemas.microsoft.com/office/word/2010/wordprocessingDrawing" xmlns:wp="http://schemas.openxmlformats.org/drawingml/2006/wordprocessingDrawing" xmlns:w="http://schemas.openxmlformats.org/wordprocessingml/2006/main" xmlns:w14="http://schemas.microsoft.com/office/word/2010/wordml" xmlns:w15="http://schemas.microsoft.com/office/word/2012/wordml" xmlns:w10="urn:schemas-microsoft-com:office:word" xmlns:wpg="http://schemas.microsoft.com/office/word/2010/wordprocessingGroup" xmlns:wpi="http://schemas.microsoft.com/office/word/2010/wordprocessingInk" xmlns:wne="http://schemas.microsoft.com/office/word/2006/wordml" xmlns:wps="http://schemas.microsoft.com/office/word/2010/wordprocessingShape" xmlns:wpsCustomData="http://www.wps.cn/officeDocument/2013/wpsCustomData" mc:Ignorable="w14 w15 wp14">
   <w:footnote w:type="separator" w:id="0">
@@ -16303,6 +16358,18 @@
     </w:p>
   </w:footnote>
 </w:footnotes>
+</file>
+
+<file path=word/header1.xml><?xml version="1.0" encoding="utf-8"?>
+<w:hdr xmlns:wpc="http://schemas.microsoft.com/office/word/2010/wordprocessingCanvas" xmlns:mc="http://schemas.openxmlformats.org/markup-compatibility/2006" xmlns:o="urn:schemas-microsoft-com:office:office" xmlns:r="http://schemas.openxmlformats.org/officeDocument/2006/relationships" xmlns:m="http://schemas.openxmlformats.org/officeDocument/2006/math" xmlns:v="urn:schemas-microsoft-com:vml" xmlns:wp14="http://schemas.microsoft.com/office/word/2010/wordprocessingDrawing" xmlns:wp="http://schemas.openxmlformats.org/drawingml/2006/wordprocessingDrawing" xmlns:w10="urn:schemas-microsoft-com:office:word" xmlns:w="http://schemas.openxmlformats.org/wordprocessingml/2006/main" xmlns:w14="http://schemas.microsoft.com/office/word/2010/wordml" xmlns:w15="http://schemas.microsoft.com/office/word/2012/wordml" xmlns:wpg="http://schemas.microsoft.com/office/word/2010/wordprocessingGroup" xmlns:wpi="http://schemas.microsoft.com/office/word/2010/wordprocessingInk" xmlns:wne="http://schemas.microsoft.com/office/word/2006/wordml" xmlns:wps="http://schemas.microsoft.com/office/word/2010/wordprocessingShape" xmlns:wpsCustomData="http://www.wps.cn/officeDocument/2013/wpsCustomData" mc:Ignorable="w14 w15 wp14">
+  <w:p>
+    <w:pPr>
+      <w:pStyle w:val="12"/>
+    </w:pPr>
+    <w:bookmarkStart w:id="0" w:name="_GoBack"/>
+    <w:bookmarkEnd w:id="0"/>
+  </w:p>
+</w:hdr>
 </file>
 
 <file path=word/numbering.xml><?xml version="1.0" encoding="utf-8"?>
@@ -16825,12 +16892,12 @@
       <w:lang w:val="zh-CN" w:eastAsia="zh-CN" w:bidi="zh-CN"/>
     </w:rPr>
   </w:style>
-  <w:style w:type="character" w:default="1" w:styleId="15">
+  <w:style w:type="character" w:default="1" w:styleId="17">
     <w:name w:val="Default Paragraph Font"/>
     <w:semiHidden/>
     <w:uiPriority w:val="0"/>
   </w:style>
-  <w:style w:type="table" w:default="1" w:styleId="13">
+  <w:style w:type="table" w:default="1" w:styleId="15">
     <w:name w:val="Normal Table"/>
     <w:semiHidden/>
     <w:uiPriority w:val="0"/>
@@ -16864,7 +16931,7 @@
   </w:style>
   <w:style w:type="paragraph" w:styleId="10">
     <w:name w:val="endnote text"/>
-    <w:link w:val="21"/>
+    <w:link w:val="23"/>
     <w:semiHidden/>
     <w:unhideWhenUsed/>
     <w:uiPriority w:val="99"/>
@@ -16879,8 +16946,48 @@
     </w:rPr>
   </w:style>
   <w:style w:type="paragraph" w:styleId="11">
+    <w:name w:val="footer"/>
+    <w:basedOn w:val="1"/>
+    <w:uiPriority w:val="0"/>
+    <w:pPr>
+      <w:tabs>
+        <w:tab w:val="center" w:pos="4153"/>
+        <w:tab w:val="right" w:pos="8306"/>
+      </w:tabs>
+      <w:snapToGrid w:val="0"/>
+      <w:jc w:val="left"/>
+    </w:pPr>
+    <w:rPr>
+      <w:sz w:val="18"/>
+    </w:rPr>
+  </w:style>
+  <w:style w:type="paragraph" w:styleId="12">
+    <w:name w:val="header"/>
+    <w:basedOn w:val="1"/>
+    <w:uiPriority w:val="0"/>
+    <w:pPr>
+      <w:pBdr>
+        <w:top w:val="none" w:color="auto" w:sz="0" w:space="1"/>
+        <w:left w:val="none" w:color="auto" w:sz="0" w:space="4"/>
+        <w:bottom w:val="none" w:color="auto" w:sz="0" w:space="1"/>
+        <w:right w:val="none" w:color="auto" w:sz="0" w:space="4"/>
+      </w:pBdr>
+      <w:tabs>
+        <w:tab w:val="center" w:pos="4153"/>
+        <w:tab w:val="right" w:pos="8306"/>
+      </w:tabs>
+      <w:snapToGrid w:val="0"/>
+      <w:spacing w:line="240" w:lineRule="auto"/>
+      <w:jc w:val="both"/>
+      <w:outlineLvl w:val="9"/>
+    </w:pPr>
+    <w:rPr>
+      <w:sz w:val="18"/>
+    </w:rPr>
+  </w:style>
+  <w:style w:type="paragraph" w:styleId="13">
     <w:name w:val="footnote text"/>
-    <w:link w:val="20"/>
+    <w:link w:val="22"/>
     <w:semiHidden/>
     <w:unhideWhenUsed/>
     <w:uiPriority w:val="99"/>
@@ -16894,7 +17001,7 @@
       <w:lang w:val="zh-CN" w:eastAsia="zh-CN" w:bidi="zh-CN"/>
     </w:rPr>
   </w:style>
-  <w:style w:type="paragraph" w:styleId="12">
+  <w:style w:type="paragraph" w:styleId="14">
     <w:name w:val="Title"/>
     <w:qFormat/>
     <w:uiPriority w:val="0"/>
@@ -16905,9 +17012,9 @@
       <w:lang w:val="zh-CN" w:eastAsia="zh-CN" w:bidi="zh-CN"/>
     </w:rPr>
   </w:style>
-  <w:style w:type="table" w:styleId="14">
+  <w:style w:type="table" w:styleId="16">
     <w:name w:val="Light Grid Accent 1"/>
-    <w:basedOn w:val="13"/>
+    <w:basedOn w:val="15"/>
     <w:uiPriority w:val="62"/>
     <w:pPr>
       <w:spacing w:after="0" w:line="240" w:lineRule="auto"/>
@@ -17031,7 +17138,7 @@
       </w:tcPr>
     </w:tblStylePr>
   </w:style>
-  <w:style w:type="character" w:styleId="16">
+  <w:style w:type="character" w:styleId="18">
     <w:name w:val="endnote reference"/>
     <w:semiHidden/>
     <w:unhideWhenUsed/>
@@ -17040,7 +17147,7 @@
       <w:vertAlign w:val="superscript"/>
     </w:rPr>
   </w:style>
-  <w:style w:type="character" w:styleId="17">
+  <w:style w:type="character" w:styleId="19">
     <w:name w:val="Hyperlink"/>
     <w:unhideWhenUsed/>
     <w:uiPriority w:val="99"/>
@@ -17049,7 +17156,7 @@
       <w:u w:val="single"/>
     </w:rPr>
   </w:style>
-  <w:style w:type="character" w:styleId="18">
+  <w:style w:type="character" w:styleId="20">
     <w:name w:val="footnote reference"/>
     <w:semiHidden/>
     <w:unhideWhenUsed/>
@@ -17058,7 +17165,7 @@
       <w:vertAlign w:val="superscript"/>
     </w:rPr>
   </w:style>
-  <w:style w:type="paragraph" w:styleId="19">
+  <w:style w:type="paragraph" w:styleId="21">
     <w:name w:val="List Paragraph"/>
     <w:qFormat/>
     <w:uiPriority w:val="0"/>
@@ -17067,9 +17174,9 @@
       <w:lang w:val="zh-CN" w:eastAsia="zh-CN" w:bidi="zh-CN"/>
     </w:rPr>
   </w:style>
-  <w:style w:type="character" w:customStyle="1" w:styleId="20">
+  <w:style w:type="character" w:customStyle="1" w:styleId="22">
     <w:name w:val="Footnote Text Char"/>
-    <w:link w:val="11"/>
+    <w:link w:val="13"/>
     <w:semiHidden/>
     <w:unhideWhenUsed/>
     <w:uiPriority w:val="99"/>
@@ -17078,7 +17185,7 @@
       <w:szCs w:val="20"/>
     </w:rPr>
   </w:style>
-  <w:style w:type="character" w:customStyle="1" w:styleId="21">
+  <w:style w:type="character" w:customStyle="1" w:styleId="23">
     <w:name w:val="Endnote Text Char"/>
     <w:link w:val="10"/>
     <w:semiHidden/>
